--- a/Networking.docx
+++ b/Networking.docx
@@ -15,6 +15,14 @@
     </w:p>
     <w:sdt>
       <w:sdtPr>
+        <w:rPr>
+          <w:rFonts w:asciiTheme="minorHAnsi" w:eastAsiaTheme="minorHAnsi" w:hAnsiTheme="minorHAnsi" w:cstheme="minorBidi"/>
+          <w:color w:val="auto"/>
+          <w:kern w:val="2"/>
+          <w:sz w:val="22"/>
+          <w:szCs w:val="22"/>
+          <w:lang w:val="en-IN"/>
+        </w:rPr>
         <w:id w:val="-2089067513"/>
         <w:docPartObj>
           <w:docPartGallery w:val="Table of Contents"/>
@@ -23,16 +31,9 @@
       </w:sdtPr>
       <w:sdtEndPr>
         <w:rPr>
-          <w:rFonts w:asciiTheme="minorHAnsi" w:eastAsiaTheme="minorHAnsi" w:hAnsiTheme="minorHAnsi" w:cstheme="minorBidi"/>
           <w:b/>
           <w:bCs/>
           <w:noProof/>
-          <w:color w:val="auto"/>
-          <w:kern w:val="2"/>
-          <w:sz w:val="22"/>
-          <w:szCs w:val="22"/>
-          <w:lang w:val="en-IN"/>
-          <w14:ligatures w14:val="standardContextual"/>
         </w:rPr>
       </w:sdtEndPr>
       <w:sdtContent>
@@ -2007,8 +2008,11 @@
     </w:p>
     <w:p>
       <w:r>
+        <w:rPr>
+          <w:noProof/>
+        </w:rPr>
         <w:drawing>
-          <wp:inline distT="0" distB="0" distL="0" distR="0" wp14:anchorId="3608BE0A" wp14:editId="154F502D">
+          <wp:inline distT="0" distB="0" distL="0" distR="0" wp14:anchorId="0F189430" wp14:editId="3CF99BE0">
             <wp:extent cx="5731510" cy="2444750"/>
             <wp:effectExtent l="0" t="0" r="2540" b="0"/>
             <wp:docPr id="202499159" name="Picture 1"/>
@@ -2023,7 +2027,7 @@
                     <pic:cNvPicPr/>
                   </pic:nvPicPr>
                   <pic:blipFill>
-                    <a:blip r:embed="rId6"/>
+                    <a:blip r:embed="rId5"/>
                     <a:stretch>
                       <a:fillRect/>
                     </a:stretch>
@@ -2670,9 +2674,10 @@
         <w:rPr>
           <w:b/>
           <w:bCs/>
+          <w:noProof/>
         </w:rPr>
         <w:drawing>
-          <wp:inline distT="0" distB="0" distL="0" distR="0" wp14:anchorId="69525268" wp14:editId="532BB72F">
+          <wp:inline distT="0" distB="0" distL="0" distR="0" wp14:anchorId="4EDDC12F" wp14:editId="2C48F5A0">
             <wp:extent cx="4413250" cy="2059451"/>
             <wp:effectExtent l="0" t="0" r="6350" b="0"/>
             <wp:docPr id="1484723378" name="Picture 1"/>
@@ -2687,7 +2692,7 @@
                     <pic:cNvPicPr/>
                   </pic:nvPicPr>
                   <pic:blipFill>
-                    <a:blip r:embed="rId7"/>
+                    <a:blip r:embed="rId6"/>
                     <a:stretch>
                       <a:fillRect/>
                     </a:stretch>
@@ -2806,9 +2811,10 @@
         <w:rPr>
           <w:b/>
           <w:bCs/>
+          <w:noProof/>
         </w:rPr>
         <w:drawing>
-          <wp:inline distT="0" distB="0" distL="0" distR="0" wp14:anchorId="508D055B" wp14:editId="4234C386">
+          <wp:inline distT="0" distB="0" distL="0" distR="0" wp14:anchorId="0603D4E5" wp14:editId="5C0AF988">
             <wp:extent cx="5441950" cy="3752459"/>
             <wp:effectExtent l="0" t="0" r="6350" b="635"/>
             <wp:docPr id="1994948682" name="Picture 1"/>
@@ -2823,7 +2829,7 @@
                     <pic:cNvPicPr/>
                   </pic:nvPicPr>
                   <pic:blipFill>
-                    <a:blip r:embed="rId8"/>
+                    <a:blip r:embed="rId7"/>
                     <a:stretch>
                       <a:fillRect/>
                     </a:stretch>
@@ -2943,9 +2949,10 @@
         <w:rPr>
           <w:b/>
           <w:bCs/>
+          <w:noProof/>
         </w:rPr>
         <w:drawing>
-          <wp:inline distT="0" distB="0" distL="0" distR="0" wp14:anchorId="19DD572A" wp14:editId="5B65ACD7">
+          <wp:inline distT="0" distB="0" distL="0" distR="0" wp14:anchorId="2C13B3EB" wp14:editId="0AEA0C3A">
             <wp:extent cx="4732430" cy="2949196"/>
             <wp:effectExtent l="0" t="0" r="0" b="3810"/>
             <wp:docPr id="1821815420" name="Picture 1"/>
@@ -2960,7 +2967,7 @@
                     <pic:cNvPicPr/>
                   </pic:nvPicPr>
                   <pic:blipFill>
-                    <a:blip r:embed="rId9"/>
+                    <a:blip r:embed="rId8"/>
                     <a:stretch>
                       <a:fillRect/>
                     </a:stretch>
@@ -3099,9 +3106,9 @@
         <w:tblLook w:val="04A0" w:firstRow="1" w:lastRow="0" w:firstColumn="1" w:lastColumn="0" w:noHBand="0" w:noVBand="1"/>
       </w:tblPr>
       <w:tblGrid>
-        <w:gridCol w:w="1408"/>
+        <w:gridCol w:w="1407"/>
         <w:gridCol w:w="2218"/>
-        <w:gridCol w:w="2811"/>
+        <w:gridCol w:w="2812"/>
         <w:gridCol w:w="2583"/>
       </w:tblGrid>
       <w:tr>
@@ -4810,13 +4817,7 @@
         <w:t xml:space="preserve"> </w:t>
       </w:r>
       <w:r>
-        <w:t xml:space="preserve">used to transport messages from the sender to the receiver are referred to as communication medium. Communication Media can be </w:t>
-      </w:r>
-      <w:r>
-        <w:t>sent</w:t>
-      </w:r>
-      <w:r>
-        <w:t xml:space="preserve"> message throug</w:t>
+        <w:t>used to transport messages from the sender to the receiver are referred to as communication medium. Communication Media can be sent message throug</w:t>
       </w:r>
       <w:r>
         <w:t>h</w:t>
@@ -5062,7 +5063,7 @@
           <w:noProof/>
         </w:rPr>
         <w:drawing>
-          <wp:inline distT="0" distB="0" distL="0" distR="0" wp14:anchorId="1FA5BDDA" wp14:editId="29BE8F7F">
+          <wp:inline distT="0" distB="0" distL="0" distR="0" wp14:anchorId="4FE3B5FB" wp14:editId="6DC93EC4">
             <wp:extent cx="3294185" cy="1728845"/>
             <wp:effectExtent l="0" t="0" r="1905" b="5080"/>
             <wp:docPr id="1426762758" name="Picture 6" descr="Twisted Pair Cable Explained: Types, Advantages &amp; Applications - ParikshaPatr"/>
@@ -5079,7 +5080,7 @@
                     </pic:cNvPicPr>
                   </pic:nvPicPr>
                   <pic:blipFill>
-                    <a:blip r:embed="rId10">
+                    <a:blip r:embed="rId9">
                       <a:extLst>
                         <a:ext uri="{28A0092B-C50C-407E-A947-70E740481C1C}">
                           <a14:useLocalDpi xmlns:a14="http://schemas.microsoft.com/office/drawing/2010/main" val="0"/>
@@ -5304,7 +5305,7 @@
           <w:noProof/>
         </w:rPr>
         <w:drawing>
-          <wp:inline distT="0" distB="0" distL="0" distR="0" wp14:anchorId="1795F97F" wp14:editId="3180140A">
+          <wp:inline distT="0" distB="0" distL="0" distR="0" wp14:anchorId="5C79C436" wp14:editId="466931BF">
             <wp:extent cx="2754923" cy="1376241"/>
             <wp:effectExtent l="0" t="0" r="7620" b="0"/>
             <wp:docPr id="1083167351" name="Picture 7" descr="What is Coaxial Cable ? - GeeksforGeeks"/>
@@ -5321,7 +5322,7 @@
                     </pic:cNvPicPr>
                   </pic:nvPicPr>
                   <pic:blipFill>
-                    <a:blip r:embed="rId11">
+                    <a:blip r:embed="rId10">
                       <a:extLst>
                         <a:ext uri="{28A0092B-C50C-407E-A947-70E740481C1C}">
                           <a14:useLocalDpi xmlns:a14="http://schemas.microsoft.com/office/drawing/2010/main" val="0"/>
@@ -5534,7 +5535,7 @@
         </w:rPr>
         <w:lastRenderedPageBreak/>
         <w:drawing>
-          <wp:inline distT="0" distB="0" distL="0" distR="0" wp14:anchorId="624E221F" wp14:editId="0F77DC6C">
+          <wp:inline distT="0" distB="0" distL="0" distR="0" wp14:anchorId="4CA635F7" wp14:editId="1F712CCF">
             <wp:extent cx="2661138" cy="1492544"/>
             <wp:effectExtent l="0" t="0" r="6350" b="0"/>
             <wp:docPr id="905242949" name="Picture 8" descr="Fiber Optic Cable Types: What You Should Know – VCELINK"/>
@@ -5551,7 +5552,7 @@
                     </pic:cNvPicPr>
                   </pic:nvPicPr>
                   <pic:blipFill>
-                    <a:blip r:embed="rId12">
+                    <a:blip r:embed="rId11">
                       <a:extLst>
                         <a:ext uri="{28A0092B-C50C-407E-A947-70E740481C1C}">
                           <a14:useLocalDpi xmlns:a14="http://schemas.microsoft.com/office/drawing/2010/main" val="0"/>
@@ -5813,11 +5814,162 @@
       <w:pPr>
         <w:numPr>
           <w:ilvl w:val="0"/>
-          <w:numId w:val="22"/>
+          <w:numId w:val="20"/>
         </w:numPr>
       </w:pPr>
       <w:r>
         <w:t>Cheaper than cables</w:t>
+      </w:r>
+    </w:p>
+    <w:p>
+      <w:pPr>
+        <w:numPr>
+          <w:ilvl w:val="0"/>
+          <w:numId w:val="20"/>
+        </w:numPr>
+      </w:pPr>
+      <w:r>
+        <w:t>Land is required to fix towers only, saves the space of land to spread the cables</w:t>
+      </w:r>
+    </w:p>
+    <w:p>
+      <w:pPr>
+        <w:numPr>
+          <w:ilvl w:val="0"/>
+          <w:numId w:val="20"/>
+        </w:numPr>
+      </w:pPr>
+      <w:r>
+        <w:t>It can provide easy communication over difficult terrain</w:t>
+      </w:r>
+    </w:p>
+    <w:p>
+      <w:pPr>
+        <w:numPr>
+          <w:ilvl w:val="0"/>
+          <w:numId w:val="20"/>
+        </w:numPr>
+      </w:pPr>
+      <w:r>
+        <w:t>It can communicate over oceans</w:t>
+      </w:r>
+    </w:p>
+    <w:p>
+      <w:pPr>
+        <w:ind w:left="720"/>
+        <w:rPr>
+          <w:b/>
+          <w:bCs/>
+        </w:rPr>
+      </w:pPr>
+      <w:r>
+        <w:rPr>
+          <w:b/>
+          <w:bCs/>
+        </w:rPr>
+        <w:t>Disadvantages</w:t>
+      </w:r>
+    </w:p>
+    <w:p>
+      <w:pPr>
+        <w:numPr>
+          <w:ilvl w:val="0"/>
+          <w:numId w:val="21"/>
+        </w:numPr>
+      </w:pPr>
+      <w:r>
+        <w:t>Insecure connection</w:t>
+      </w:r>
+    </w:p>
+    <w:p>
+      <w:pPr>
+        <w:numPr>
+          <w:ilvl w:val="0"/>
+          <w:numId w:val="21"/>
+        </w:numPr>
+      </w:pPr>
+      <w:r>
+        <w:t>The network can be affected by weather effects such as rains, thunderstorms etc.</w:t>
+      </w:r>
+    </w:p>
+    <w:p>
+      <w:pPr>
+        <w:numPr>
+          <w:ilvl w:val="0"/>
+          <w:numId w:val="21"/>
+        </w:numPr>
+      </w:pPr>
+      <w:r>
+        <w:lastRenderedPageBreak/>
+        <w:t>Limited bandwidth</w:t>
+      </w:r>
+    </w:p>
+    <w:p>
+      <w:pPr>
+        <w:numPr>
+          <w:ilvl w:val="0"/>
+          <w:numId w:val="21"/>
+        </w:numPr>
+      </w:pPr>
+      <w:r>
+        <w:t>Very high-cost maintenance</w:t>
+      </w:r>
+    </w:p>
+    <w:p>
+      <w:pPr>
+        <w:ind w:left="720"/>
+      </w:pPr>
+    </w:p>
+    <w:p>
+      <w:pPr>
+        <w:numPr>
+          <w:ilvl w:val="0"/>
+          <w:numId w:val="17"/>
+        </w:numPr>
+      </w:pPr>
+      <w:r>
+        <w:rPr>
+          <w:b/>
+          <w:bCs/>
+        </w:rPr>
+        <w:t>Radio wave:</w:t>
+      </w:r>
+      <w:r>
+        <w:t xml:space="preserve"> Omnidirectional electromagnetic waves that can easily travel through long distances and pass through solid walls. Used in Wi-Fi and radio broadcasting.</w:t>
+      </w:r>
+    </w:p>
+    <w:p>
+      <w:pPr>
+        <w:numPr>
+          <w:ilvl w:val="0"/>
+          <w:numId w:val="17"/>
+        </w:numPr>
+      </w:pPr>
+      <w:r>
+        <w:rPr>
+          <w:b/>
+          <w:bCs/>
+        </w:rPr>
+        <w:t>Satellite Links:</w:t>
+      </w:r>
+      <w:r>
+        <w:t xml:space="preserve"> Geostationary space satellites receive microwave signals from earth stations, amplify them, and broadcast them back to wide areas on Earth.</w:t>
+      </w:r>
+    </w:p>
+    <w:p>
+      <w:pPr>
+        <w:ind w:left="720"/>
+        <w:rPr>
+          <w:b/>
+          <w:bCs/>
+        </w:rPr>
+      </w:pPr>
+      <w:r>
+        <w:rPr>
+          <w:b/>
+          <w:bCs/>
+        </w:rPr>
+        <w:t>Advantages</w:t>
       </w:r>
     </w:p>
     <w:p>
@@ -5828,7 +5980,7 @@
         </w:numPr>
       </w:pPr>
       <w:r>
-        <w:t>Land is required to fix towers only, saves the space of land to spread the cables</w:t>
+        <w:t>Covers a large area</w:t>
       </w:r>
     </w:p>
     <w:p>
@@ -5839,7 +5991,7 @@
         </w:numPr>
       </w:pPr>
       <w:r>
-        <w:t>It can provide easy communication over difficult terrain</w:t>
+        <w:t>Best alternative of cables</w:t>
       </w:r>
     </w:p>
     <w:p>
@@ -5850,7 +6002,7 @@
         </w:numPr>
       </w:pPr>
       <w:r>
-        <w:t>It can communicate over oceans</w:t>
+        <w:t>It provides good option for commercial use</w:t>
       </w:r>
     </w:p>
     <w:p>
@@ -5877,7 +6029,7 @@
         </w:numPr>
       </w:pPr>
       <w:r>
-        <w:t>Insecure connection</w:t>
+        <w:t>Due to some technical limitations, cannot spread over large area</w:t>
       </w:r>
     </w:p>
     <w:p>
@@ -5888,7 +6040,7 @@
         </w:numPr>
       </w:pPr>
       <w:r>
-        <w:t>The network can be affected by weather effects such as rains, thunderstorms etc.</w:t>
+        <w:t>over-crowding at low antennas</w:t>
       </w:r>
     </w:p>
     <w:p>
@@ -5899,8 +6051,7 @@
         </w:numPr>
       </w:pPr>
       <w:r>
-        <w:lastRenderedPageBreak/>
-        <w:t>Limited bandwidth</w:t>
+        <w:t>High cost</w:t>
       </w:r>
     </w:p>
     <w:p>
@@ -5908,156 +6059,6 @@
         <w:numPr>
           <w:ilvl w:val="0"/>
           <w:numId w:val="23"/>
-        </w:numPr>
-      </w:pPr>
-      <w:r>
-        <w:t>Very high-cost maintenance</w:t>
-      </w:r>
-    </w:p>
-    <w:p>
-      <w:pPr>
-        <w:ind w:left="720"/>
-      </w:pPr>
-    </w:p>
-    <w:p>
-      <w:pPr>
-        <w:numPr>
-          <w:ilvl w:val="0"/>
-          <w:numId w:val="17"/>
-        </w:numPr>
-      </w:pPr>
-      <w:r>
-        <w:rPr>
-          <w:b/>
-          <w:bCs/>
-        </w:rPr>
-        <w:t>Radio wave:</w:t>
-      </w:r>
-      <w:r>
-        <w:t xml:space="preserve"> Omnidirectional electromagnetic waves that can easily travel through long distances and pass through solid walls. Used in Wi-Fi and radio broadcasting.</w:t>
-      </w:r>
-    </w:p>
-    <w:p>
-      <w:pPr>
-        <w:numPr>
-          <w:ilvl w:val="0"/>
-          <w:numId w:val="17"/>
-        </w:numPr>
-      </w:pPr>
-      <w:r>
-        <w:rPr>
-          <w:b/>
-          <w:bCs/>
-        </w:rPr>
-        <w:t>Satellite Links:</w:t>
-      </w:r>
-      <w:r>
-        <w:t xml:space="preserve"> Geostationary space satellites receive microwave signals from earth stations, amplify them, and broadcast them back to wide areas on Earth.</w:t>
-      </w:r>
-    </w:p>
-    <w:p>
-      <w:pPr>
-        <w:ind w:left="720"/>
-        <w:rPr>
-          <w:b/>
-          <w:bCs/>
-        </w:rPr>
-      </w:pPr>
-      <w:r>
-        <w:rPr>
-          <w:b/>
-          <w:bCs/>
-        </w:rPr>
-        <w:t>Advantages</w:t>
-      </w:r>
-    </w:p>
-    <w:p>
-      <w:pPr>
-        <w:numPr>
-          <w:ilvl w:val="0"/>
-          <w:numId w:val="24"/>
-        </w:numPr>
-      </w:pPr>
-      <w:r>
-        <w:t>Covers a large area</w:t>
-      </w:r>
-    </w:p>
-    <w:p>
-      <w:pPr>
-        <w:numPr>
-          <w:ilvl w:val="0"/>
-          <w:numId w:val="24"/>
-        </w:numPr>
-      </w:pPr>
-      <w:r>
-        <w:t>Best alternative of cables</w:t>
-      </w:r>
-    </w:p>
-    <w:p>
-      <w:pPr>
-        <w:numPr>
-          <w:ilvl w:val="0"/>
-          <w:numId w:val="24"/>
-        </w:numPr>
-      </w:pPr>
-      <w:r>
-        <w:t>It provides good option for commercial use</w:t>
-      </w:r>
-    </w:p>
-    <w:p>
-      <w:pPr>
-        <w:ind w:left="720"/>
-        <w:rPr>
-          <w:b/>
-          <w:bCs/>
-        </w:rPr>
-      </w:pPr>
-      <w:r>
-        <w:rPr>
-          <w:b/>
-          <w:bCs/>
-        </w:rPr>
-        <w:t>Disadvantages</w:t>
-      </w:r>
-    </w:p>
-    <w:p>
-      <w:pPr>
-        <w:numPr>
-          <w:ilvl w:val="0"/>
-          <w:numId w:val="25"/>
-        </w:numPr>
-      </w:pPr>
-      <w:r>
-        <w:t>Due to some technical limitations, cannot spread over large area</w:t>
-      </w:r>
-    </w:p>
-    <w:p>
-      <w:pPr>
-        <w:numPr>
-          <w:ilvl w:val="0"/>
-          <w:numId w:val="25"/>
-        </w:numPr>
-      </w:pPr>
-      <w:r>
-        <w:t>over-crowding at low antennas</w:t>
-      </w:r>
-    </w:p>
-    <w:p>
-      <w:pPr>
-        <w:numPr>
-          <w:ilvl w:val="0"/>
-          <w:numId w:val="25"/>
-        </w:numPr>
-      </w:pPr>
-      <w:r>
-        <w:t>High cost</w:t>
-      </w:r>
-    </w:p>
-    <w:p>
-      <w:pPr>
-        <w:numPr>
-          <w:ilvl w:val="0"/>
-          <w:numId w:val="25"/>
         </w:numPr>
       </w:pPr>
       <w:r>
@@ -6782,8 +6783,11 @@
         <w:ind w:left="720"/>
       </w:pPr>
       <w:r>
+        <w:rPr>
+          <w:noProof/>
+        </w:rPr>
         <w:drawing>
-          <wp:inline distT="0" distB="0" distL="0" distR="0" wp14:anchorId="55393A82" wp14:editId="43C54357">
+          <wp:inline distT="0" distB="0" distL="0" distR="0" wp14:anchorId="53D0C023" wp14:editId="0A67EEBC">
             <wp:extent cx="5731510" cy="3829685"/>
             <wp:effectExtent l="0" t="0" r="2540" b="0"/>
             <wp:docPr id="1229831258" name="Picture 1"/>
@@ -6798,7 +6802,7 @@
                     <pic:cNvPicPr/>
                   </pic:nvPicPr>
                   <pic:blipFill>
-                    <a:blip r:embed="rId13"/>
+                    <a:blip r:embed="rId12"/>
                     <a:stretch>
                       <a:fillRect/>
                     </a:stretch>
@@ -6835,9 +6839,12 @@
         <w:ind w:left="720"/>
       </w:pPr>
       <w:r>
+        <w:rPr>
+          <w:noProof/>
+        </w:rPr>
         <w:lastRenderedPageBreak/>
         <w:drawing>
-          <wp:inline distT="0" distB="0" distL="0" distR="0" wp14:anchorId="7AE1BF3A" wp14:editId="4D84353B">
+          <wp:inline distT="0" distB="0" distL="0" distR="0" wp14:anchorId="503E6AFA" wp14:editId="059ADA02">
             <wp:extent cx="5439129" cy="2556164"/>
             <wp:effectExtent l="0" t="0" r="0" b="0"/>
             <wp:docPr id="1067156485" name="Picture 1"/>
@@ -6852,7 +6859,7 @@
                     <pic:cNvPicPr/>
                   </pic:nvPicPr>
                   <pic:blipFill>
-                    <a:blip r:embed="rId14"/>
+                    <a:blip r:embed="rId13"/>
                     <a:stretch>
                       <a:fillRect/>
                     </a:stretch>
@@ -6889,8 +6896,11 @@
         <w:ind w:left="720"/>
       </w:pPr>
       <w:r>
+        <w:rPr>
+          <w:noProof/>
+        </w:rPr>
         <w:drawing>
-          <wp:inline distT="0" distB="0" distL="0" distR="0" wp14:anchorId="2F2CEF94" wp14:editId="3713B13E">
+          <wp:inline distT="0" distB="0" distL="0" distR="0" wp14:anchorId="20AA2265" wp14:editId="39F641DA">
             <wp:extent cx="5731510" cy="2019935"/>
             <wp:effectExtent l="0" t="0" r="2540" b="0"/>
             <wp:docPr id="412735849" name="Picture 1"/>
@@ -6905,7 +6915,7 @@
                     <pic:cNvPicPr/>
                   </pic:nvPicPr>
                   <pic:blipFill>
-                    <a:blip r:embed="rId15"/>
+                    <a:blip r:embed="rId14"/>
                     <a:stretch>
                       <a:fillRect/>
                     </a:stretch>
@@ -6950,9 +6960,12 @@
         <w:ind w:left="720"/>
       </w:pPr>
       <w:r>
+        <w:rPr>
+          <w:noProof/>
+        </w:rPr>
         <w:lastRenderedPageBreak/>
         <w:drawing>
-          <wp:inline distT="0" distB="0" distL="0" distR="0" wp14:anchorId="47DBC8E3" wp14:editId="55B67A64">
+          <wp:inline distT="0" distB="0" distL="0" distR="0" wp14:anchorId="374914C6" wp14:editId="09AEBBD6">
             <wp:extent cx="5692633" cy="4313294"/>
             <wp:effectExtent l="0" t="0" r="3810" b="0"/>
             <wp:docPr id="964567645" name="Picture 1"/>
@@ -6967,7 +6980,7 @@
                     <pic:cNvPicPr/>
                   </pic:nvPicPr>
                   <pic:blipFill>
-                    <a:blip r:embed="rId16"/>
+                    <a:blip r:embed="rId15"/>
                     <a:stretch>
                       <a:fillRect/>
                     </a:stretch>
@@ -7004,8 +7017,11 @@
         <w:ind w:left="720"/>
       </w:pPr>
       <w:r>
+        <w:rPr>
+          <w:noProof/>
+        </w:rPr>
         <w:drawing>
-          <wp:inline distT="0" distB="0" distL="0" distR="0" wp14:anchorId="5FD92886" wp14:editId="02CBD5D7">
+          <wp:inline distT="0" distB="0" distL="0" distR="0" wp14:anchorId="0F68B44C" wp14:editId="3ED979E3">
             <wp:extent cx="5731510" cy="2212975"/>
             <wp:effectExtent l="0" t="0" r="2540" b="0"/>
             <wp:docPr id="365685499" name="Picture 1"/>
@@ -7020,7 +7036,7 @@
                     <pic:cNvPicPr/>
                   </pic:nvPicPr>
                   <pic:blipFill>
-                    <a:blip r:embed="rId17"/>
+                    <a:blip r:embed="rId16"/>
                     <a:stretch>
                       <a:fillRect/>
                     </a:stretch>
@@ -7057,8 +7073,11 @@
         <w:ind w:left="720"/>
       </w:pPr>
       <w:r>
+        <w:rPr>
+          <w:noProof/>
+        </w:rPr>
         <w:drawing>
-          <wp:inline distT="0" distB="0" distL="0" distR="0" wp14:anchorId="66BB61F9" wp14:editId="15538ABD">
+          <wp:inline distT="0" distB="0" distL="0" distR="0" wp14:anchorId="3825CEBC" wp14:editId="1D78D0E6">
             <wp:extent cx="5731510" cy="1410970"/>
             <wp:effectExtent l="0" t="0" r="2540" b="0"/>
             <wp:docPr id="32635190" name="Picture 1"/>
@@ -7073,7 +7092,7 @@
                     <pic:cNvPicPr/>
                   </pic:nvPicPr>
                   <pic:blipFill>
-                    <a:blip r:embed="rId18"/>
+                    <a:blip r:embed="rId17"/>
                     <a:stretch>
                       <a:fillRect/>
                     </a:stretch>
@@ -7111,8 +7130,11 @@
         <w:ind w:left="720"/>
       </w:pPr>
       <w:r>
+        <w:rPr>
+          <w:noProof/>
+        </w:rPr>
         <w:drawing>
-          <wp:inline distT="0" distB="0" distL="0" distR="0" wp14:anchorId="6951CF0F" wp14:editId="1AB5D2E7">
+          <wp:inline distT="0" distB="0" distL="0" distR="0" wp14:anchorId="3EF2CFC9" wp14:editId="041A2FC2">
             <wp:extent cx="5731510" cy="1884045"/>
             <wp:effectExtent l="0" t="0" r="2540" b="1905"/>
             <wp:docPr id="1640122149" name="Picture 1"/>
@@ -7127,7 +7149,7 @@
                     <pic:cNvPicPr/>
                   </pic:nvPicPr>
                   <pic:blipFill>
-                    <a:blip r:embed="rId19"/>
+                    <a:blip r:embed="rId18"/>
                     <a:stretch>
                       <a:fillRect/>
                     </a:stretch>
@@ -7155,8 +7177,8 @@
     </w:p>
     <w:p>
       <w:r>
-        <w:pict w14:anchorId="18966A1F">
-          <v:rect id="_x0000_i1074" style="width:0;height:1.5pt" o:hralign="center" o:hrstd="t" o:hr="t" fillcolor="#a0a0a0" stroked="f"/>
+        <w:pict w14:anchorId="3E49505F">
+          <v:rect id="_x0000_i1025" style="width:0;height:1.5pt" o:hralign="center" o:hrstd="t" o:hr="t" fillcolor="#a0a0a0" stroked="f"/>
         </w:pict>
       </w:r>
     </w:p>
@@ -7173,8 +7195,11 @@
         <w:t xml:space="preserve"> </w:t>
       </w:r>
       <w:r>
+        <w:rPr>
+          <w:noProof/>
+        </w:rPr>
         <w:drawing>
-          <wp:inline distT="0" distB="0" distL="0" distR="0" wp14:anchorId="76FF60FC" wp14:editId="0CBEEFDF">
+          <wp:inline distT="0" distB="0" distL="0" distR="0" wp14:anchorId="7BA6E1DE" wp14:editId="4C33EAEC">
             <wp:extent cx="5731510" cy="1252855"/>
             <wp:effectExtent l="0" t="0" r="2540" b="4445"/>
             <wp:docPr id="2081221243" name="Picture 1"/>
@@ -7189,7 +7214,7 @@
                     <pic:cNvPicPr/>
                   </pic:nvPicPr>
                   <pic:blipFill>
-                    <a:blip r:embed="rId20"/>
+                    <a:blip r:embed="rId19"/>
                     <a:stretch>
                       <a:fillRect/>
                     </a:stretch>
@@ -7245,8 +7270,11 @@
         <w:jc w:val="center"/>
       </w:pPr>
       <w:r>
+        <w:rPr>
+          <w:noProof/>
+        </w:rPr>
         <w:drawing>
-          <wp:inline distT="0" distB="0" distL="0" distR="0" wp14:anchorId="64405D67" wp14:editId="150024BA">
+          <wp:inline distT="0" distB="0" distL="0" distR="0" wp14:anchorId="7EC84183" wp14:editId="6386405D">
             <wp:extent cx="2631389" cy="967154"/>
             <wp:effectExtent l="0" t="0" r="0" b="4445"/>
             <wp:docPr id="1075511440" name="Picture 1"/>
@@ -7261,7 +7289,7 @@
                     <pic:cNvPicPr/>
                   </pic:nvPicPr>
                   <pic:blipFill>
-                    <a:blip r:embed="rId21"/>
+                    <a:blip r:embed="rId20"/>
                     <a:stretch>
                       <a:fillRect/>
                     </a:stretch>
@@ -7301,7 +7329,7 @@
       <w:pPr>
         <w:numPr>
           <w:ilvl w:val="0"/>
-          <w:numId w:val="26"/>
+          <w:numId w:val="24"/>
         </w:numPr>
       </w:pPr>
       <w:r>
@@ -7312,7 +7340,7 @@
       <w:pPr>
         <w:numPr>
           <w:ilvl w:val="0"/>
-          <w:numId w:val="26"/>
+          <w:numId w:val="24"/>
         </w:numPr>
       </w:pPr>
       <w:r>
@@ -7323,7 +7351,7 @@
       <w:pPr>
         <w:numPr>
           <w:ilvl w:val="0"/>
-          <w:numId w:val="26"/>
+          <w:numId w:val="24"/>
         </w:numPr>
       </w:pPr>
       <w:r>
@@ -7344,7 +7372,7 @@
       <w:pPr>
         <w:numPr>
           <w:ilvl w:val="0"/>
-          <w:numId w:val="27"/>
+          <w:numId w:val="25"/>
         </w:numPr>
       </w:pPr>
       <w:r>
@@ -7355,7 +7383,7 @@
       <w:pPr>
         <w:numPr>
           <w:ilvl w:val="0"/>
-          <w:numId w:val="27"/>
+          <w:numId w:val="25"/>
         </w:numPr>
       </w:pPr>
       <w:r>
@@ -7366,7 +7394,7 @@
       <w:pPr>
         <w:numPr>
           <w:ilvl w:val="0"/>
-          <w:numId w:val="27"/>
+          <w:numId w:val="25"/>
         </w:numPr>
       </w:pPr>
       <w:r>
@@ -7400,8 +7428,11 @@
         <w:jc w:val="center"/>
       </w:pPr>
       <w:r>
+        <w:rPr>
+          <w:noProof/>
+        </w:rPr>
         <w:drawing>
-          <wp:inline distT="0" distB="0" distL="0" distR="0" wp14:anchorId="2E8E2576" wp14:editId="67AFC450">
+          <wp:inline distT="0" distB="0" distL="0" distR="0" wp14:anchorId="306020B4" wp14:editId="72D368F6">
             <wp:extent cx="2544556" cy="1266092"/>
             <wp:effectExtent l="0" t="0" r="8255" b="0"/>
             <wp:docPr id="903982577" name="Picture 1"/>
@@ -7416,7 +7447,7 @@
                     <pic:cNvPicPr/>
                   </pic:nvPicPr>
                   <pic:blipFill>
-                    <a:blip r:embed="rId22"/>
+                    <a:blip r:embed="rId21"/>
                     <a:stretch>
                       <a:fillRect/>
                     </a:stretch>
@@ -7456,7 +7487,7 @@
       <w:pPr>
         <w:numPr>
           <w:ilvl w:val="0"/>
-          <w:numId w:val="28"/>
+          <w:numId w:val="26"/>
         </w:numPr>
       </w:pPr>
       <w:r>
@@ -7467,7 +7498,7 @@
       <w:pPr>
         <w:numPr>
           <w:ilvl w:val="0"/>
-          <w:numId w:val="28"/>
+          <w:numId w:val="26"/>
         </w:numPr>
       </w:pPr>
       <w:r>
@@ -7478,7 +7509,7 @@
       <w:pPr>
         <w:numPr>
           <w:ilvl w:val="0"/>
-          <w:numId w:val="28"/>
+          <w:numId w:val="26"/>
         </w:numPr>
       </w:pPr>
       <w:r>
@@ -7489,7 +7520,7 @@
       <w:pPr>
         <w:numPr>
           <w:ilvl w:val="0"/>
-          <w:numId w:val="28"/>
+          <w:numId w:val="26"/>
         </w:numPr>
       </w:pPr>
       <w:r>
@@ -7515,7 +7546,7 @@
       <w:pPr>
         <w:numPr>
           <w:ilvl w:val="0"/>
-          <w:numId w:val="29"/>
+          <w:numId w:val="27"/>
         </w:numPr>
       </w:pPr>
       <w:r>
@@ -7526,7 +7557,7 @@
       <w:pPr>
         <w:numPr>
           <w:ilvl w:val="0"/>
-          <w:numId w:val="29"/>
+          <w:numId w:val="27"/>
         </w:numPr>
       </w:pPr>
       <w:r>
@@ -7537,7 +7568,7 @@
       <w:pPr>
         <w:numPr>
           <w:ilvl w:val="0"/>
-          <w:numId w:val="29"/>
+          <w:numId w:val="27"/>
         </w:numPr>
       </w:pPr>
       <w:r>
@@ -7548,7 +7579,7 @@
       <w:pPr>
         <w:numPr>
           <w:ilvl w:val="0"/>
-          <w:numId w:val="29"/>
+          <w:numId w:val="27"/>
         </w:numPr>
       </w:pPr>
       <w:r>
@@ -7582,9 +7613,12 @@
         <w:jc w:val="center"/>
       </w:pPr>
       <w:r>
+        <w:rPr>
+          <w:noProof/>
+        </w:rPr>
         <w:lastRenderedPageBreak/>
         <w:drawing>
-          <wp:inline distT="0" distB="0" distL="0" distR="0" wp14:anchorId="40C56282" wp14:editId="0F2FA5F0">
+          <wp:inline distT="0" distB="0" distL="0" distR="0" wp14:anchorId="336EA1D3" wp14:editId="3642EA41">
             <wp:extent cx="2962049" cy="1386840"/>
             <wp:effectExtent l="0" t="0" r="0" b="3810"/>
             <wp:docPr id="824207661" name="Picture 1"/>
@@ -7599,7 +7633,7 @@
                     <pic:cNvPicPr/>
                   </pic:nvPicPr>
                   <pic:blipFill>
-                    <a:blip r:embed="rId23"/>
+                    <a:blip r:embed="rId22"/>
                     <a:stretch>
                       <a:fillRect/>
                     </a:stretch>
@@ -7639,7 +7673,7 @@
       <w:pPr>
         <w:numPr>
           <w:ilvl w:val="0"/>
-          <w:numId w:val="30"/>
+          <w:numId w:val="28"/>
         </w:numPr>
       </w:pPr>
       <w:r>
@@ -7650,7 +7684,7 @@
       <w:pPr>
         <w:numPr>
           <w:ilvl w:val="0"/>
-          <w:numId w:val="30"/>
+          <w:numId w:val="28"/>
         </w:numPr>
       </w:pPr>
       <w:r>
@@ -7676,7 +7710,7 @@
       <w:pPr>
         <w:numPr>
           <w:ilvl w:val="0"/>
-          <w:numId w:val="31"/>
+          <w:numId w:val="29"/>
         </w:numPr>
       </w:pPr>
       <w:r>
@@ -7687,7 +7721,7 @@
       <w:pPr>
         <w:numPr>
           <w:ilvl w:val="0"/>
-          <w:numId w:val="31"/>
+          <w:numId w:val="29"/>
         </w:numPr>
       </w:pPr>
       <w:r>
@@ -7698,7 +7732,7 @@
       <w:pPr>
         <w:numPr>
           <w:ilvl w:val="0"/>
-          <w:numId w:val="31"/>
+          <w:numId w:val="29"/>
         </w:numPr>
       </w:pPr>
       <w:r>
@@ -7732,13 +7766,7 @@
       </w:r>
       <w:proofErr w:type="spellEnd"/>
       <w:r>
-        <w:t xml:space="preserve"> nodes. In this topology Information sent by a node transmits from one node to another node until it reaches to destination node.  </w:t>
-      </w:r>
-      <w:r>
-        <w:t>Usually,</w:t>
-      </w:r>
-      <w:r>
-        <w:t xml:space="preserve"> data is transmitted in half duplex mode in this topology but it can be duplex mode.</w:t>
+        <w:t xml:space="preserve"> nodes. In this topology Information sent by a node transmits from one node to another node until it reaches to destination node.  Usually, data is transmitted in half duplex mode in this topology but it can be duplex mode.</w:t>
       </w:r>
     </w:p>
     <w:p>
@@ -7746,8 +7774,11 @@
         <w:jc w:val="center"/>
       </w:pPr>
       <w:r>
+        <w:rPr>
+          <w:noProof/>
+        </w:rPr>
         <w:drawing>
-          <wp:inline distT="0" distB="0" distL="0" distR="0" wp14:anchorId="7C960944" wp14:editId="78A90425">
+          <wp:inline distT="0" distB="0" distL="0" distR="0" wp14:anchorId="402187D8" wp14:editId="61654734">
             <wp:extent cx="1760220" cy="1676400"/>
             <wp:effectExtent l="0" t="0" r="0" b="0"/>
             <wp:docPr id="1447524074" name="Picture 16"/>
@@ -7764,7 +7795,7 @@
                     </pic:cNvPicPr>
                   </pic:nvPicPr>
                   <pic:blipFill>
-                    <a:blip r:embed="rId24">
+                    <a:blip r:embed="rId23">
                       <a:extLst>
                         <a:ext uri="{28A0092B-C50C-407E-A947-70E740481C1C}">
                           <a14:useLocalDpi xmlns:a14="http://schemas.microsoft.com/office/drawing/2010/main" val="0"/>
@@ -7809,11 +7840,358 @@
       <w:pPr>
         <w:numPr>
           <w:ilvl w:val="0"/>
-          <w:numId w:val="32"/>
+          <w:numId w:val="30"/>
         </w:numPr>
       </w:pPr>
       <w:r>
         <w:t>No need of Server control for data transmission.</w:t>
+      </w:r>
+    </w:p>
+    <w:p>
+      <w:pPr>
+        <w:numPr>
+          <w:ilvl w:val="0"/>
+          <w:numId w:val="30"/>
+        </w:numPr>
+      </w:pPr>
+      <w:r>
+        <w:t> Data</w:t>
+      </w:r>
+      <w:r>
+        <w:t xml:space="preserve"> collision rate is very low as data travels </w:t>
+      </w:r>
+      <w:proofErr w:type="spellStart"/>
+      <w:r>
+        <w:t>unidirectionaly</w:t>
+      </w:r>
+      <w:proofErr w:type="spellEnd"/>
+      <w:r>
+        <w:t>.</w:t>
+      </w:r>
+    </w:p>
+    <w:p>
+      <w:pPr>
+        <w:numPr>
+          <w:ilvl w:val="0"/>
+          <w:numId w:val="30"/>
+        </w:numPr>
+      </w:pPr>
+      <w:r>
+        <w:t>Easy maintenance and troubleshooting</w:t>
+      </w:r>
+    </w:p>
+    <w:p>
+      <w:pPr>
+        <w:numPr>
+          <w:ilvl w:val="0"/>
+          <w:numId w:val="30"/>
+        </w:numPr>
+      </w:pPr>
+      <w:r>
+        <w:t xml:space="preserve">High </w:t>
+      </w:r>
+      <w:proofErr w:type="gramStart"/>
+      <w:r>
+        <w:t>Speed </w:t>
+      </w:r>
+      <w:r>
+        <w:t> Communication</w:t>
+      </w:r>
+      <w:proofErr w:type="gramEnd"/>
+      <w:r>
+        <w:t> Network.</w:t>
+      </w:r>
+    </w:p>
+    <w:p>
+      <w:pPr>
+        <w:numPr>
+          <w:ilvl w:val="0"/>
+          <w:numId w:val="30"/>
+        </w:numPr>
+      </w:pPr>
+      <w:r>
+        <w:t>Each node has equal access to resources</w:t>
+      </w:r>
+    </w:p>
+    <w:p>
+      <w:r>
+        <w:rPr>
+          <w:b/>
+          <w:bCs/>
+        </w:rPr>
+        <w:t>Disadvantages of Ring (Circular) Topology</w:t>
+      </w:r>
+    </w:p>
+    <w:p>
+      <w:pPr>
+        <w:numPr>
+          <w:ilvl w:val="0"/>
+          <w:numId w:val="31"/>
+        </w:numPr>
+      </w:pPr>
+      <w:r>
+        <w:t>Failure of any node may cause entire network down.</w:t>
+      </w:r>
+    </w:p>
+    <w:p>
+      <w:pPr>
+        <w:numPr>
+          <w:ilvl w:val="0"/>
+          <w:numId w:val="31"/>
+        </w:numPr>
+      </w:pPr>
+      <w:r>
+        <w:lastRenderedPageBreak/>
+        <w:t>Less secured network</w:t>
+      </w:r>
+    </w:p>
+    <w:p>
+      <w:pPr>
+        <w:numPr>
+          <w:ilvl w:val="0"/>
+          <w:numId w:val="31"/>
+        </w:numPr>
+      </w:pPr>
+      <w:r>
+        <w:t>Slower than star topology</w:t>
+      </w:r>
+    </w:p>
+    <w:p>
+      <w:pPr>
+        <w:numPr>
+          <w:ilvl w:val="0"/>
+          <w:numId w:val="31"/>
+        </w:numPr>
+      </w:pPr>
+      <w:r>
+        <w:t>Expensive network as it uses expensive components to establish the network.</w:t>
+      </w:r>
+    </w:p>
+    <w:p>
+      <w:pPr>
+        <w:ind w:left="720"/>
+      </w:pPr>
+    </w:p>
+    <w:p>
+      <w:pPr>
+        <w:pStyle w:val="Heading2"/>
+      </w:pPr>
+      <w:bookmarkStart w:id="11" w:name="_Toc234776058"/>
+      <w:r>
+        <w:t>Network Protocols</w:t>
+      </w:r>
+      <w:bookmarkEnd w:id="11"/>
+    </w:p>
+    <w:p>
+      <w:pPr>
+        <w:ind w:left="720"/>
+      </w:pPr>
+      <w:r>
+        <w:rPr>
+          <w:b/>
+          <w:bCs/>
+        </w:rPr>
+        <w:t>HTTP (Hypertext Transfer Protocol) –</w:t>
+      </w:r>
+      <w:r>
+        <w:t> HTTP stands for Hypertext Transfer Protocol, which is basically designed for communication between web browsers and web servers. A http is an application-layer protocol with some set of rules for transmitting hypermedia documents between network devices. Now we have a more secure version of http that is https. https can send information in encrypted form to provide a more secure method.</w:t>
+      </w:r>
+    </w:p>
+    <w:p>
+      <w:pPr>
+        <w:ind w:left="720"/>
+      </w:pPr>
+      <w:r>
+        <w:rPr>
+          <w:b/>
+          <w:bCs/>
+        </w:rPr>
+        <w:t>FTP (File Transfer Protocol):</w:t>
+      </w:r>
+      <w:r>
+        <w:t> A File Transfer Protocol is used for downloading, uploading, and transferring files between the client and server computers.</w:t>
+      </w:r>
+    </w:p>
+    <w:p>
+      <w:pPr>
+        <w:ind w:left="720"/>
+      </w:pPr>
+      <w:r>
+        <w:rPr>
+          <w:b/>
+          <w:bCs/>
+        </w:rPr>
+        <w:t>PPP (Point to Point Protocol):</w:t>
+      </w:r>
+      <w:r>
+        <w:t> Point-to-Point Protocol is used to make a connection between two devices using dial-up modems. This protocol is used when we want to connect two computers using a telephone network and both computers have the same state.</w:t>
+      </w:r>
+    </w:p>
+    <w:p>
+      <w:pPr>
+        <w:ind w:left="720"/>
+      </w:pPr>
+      <w:r>
+        <w:rPr>
+          <w:b/>
+          <w:bCs/>
+        </w:rPr>
+        <w:t>SMTP (Simple mail transport Protocol): </w:t>
+      </w:r>
+      <w:r>
+        <w:t>Simple Mail Transfer Protocol is used for sending email messages over a network where the sender server sends the message to the recipient server.</w:t>
+      </w:r>
+    </w:p>
+    <w:p>
+      <w:pPr>
+        <w:ind w:left="720"/>
+      </w:pPr>
+      <w:r>
+        <w:rPr>
+          <w:b/>
+          <w:bCs/>
+        </w:rPr>
+        <w:t>TCP/IP (Transmission Control Protocol):</w:t>
+      </w:r>
+      <w:r>
+        <w:t> TCP/IP stands for Transmission Control Protocol/Internet Protocol, used for communication on a network, including the internet. TCP/IP handles a two-layer protocol where TCP is used for end-to-end communication and IP handles routing data packets between devices.</w:t>
+      </w:r>
+    </w:p>
+    <w:p>
+      <w:pPr>
+        <w:ind w:left="720"/>
+      </w:pPr>
+      <w:r>
+        <w:rPr>
+          <w:b/>
+          <w:bCs/>
+        </w:rPr>
+        <w:t>POP3 (Post Office Protocol 3):</w:t>
+      </w:r>
+      <w:r>
+        <w:t> POP3 is a method for receiving incoming emails. Post Office Protocol 3 is an email protocol used to receive emails from the client server.</w:t>
+      </w:r>
+    </w:p>
+    <w:p>
+      <w:pPr>
+        <w:ind w:left="720"/>
+      </w:pPr>
+      <w:r>
+        <w:t>Data Formats &amp; Protocols</w:t>
+      </w:r>
+    </w:p>
+    <w:p>
+      <w:pPr>
+        <w:ind w:left="720"/>
+      </w:pPr>
+      <w:r>
+        <w:rPr>
+          <w:b/>
+          <w:bCs/>
+        </w:rPr>
+        <w:t>HTTPS (Hypertext Transfer Protocol Secure)</w:t>
+      </w:r>
+      <w:r>
+        <w:t>: HTTPS stands for Hypertext Transfer Protocol Secure. This protocol is used for sending and receiving data between a browser and a website using an encryption method.</w:t>
+      </w:r>
+    </w:p>
+    <w:p>
+      <w:pPr>
+        <w:ind w:left="720"/>
+      </w:pPr>
+      <w:r>
+        <w:rPr>
+          <w:b/>
+          <w:bCs/>
+        </w:rPr>
+        <w:t>TELNET: </w:t>
+      </w:r>
+      <w:r>
+        <w:t>Telnet is a text-based communication between a client and a server; the Telnet can connect to remote machines.</w:t>
+      </w:r>
+    </w:p>
+    <w:p>
+      <w:pPr>
+        <w:ind w:left="720"/>
+      </w:pPr>
+      <w:r>
+        <w:rPr>
+          <w:b/>
+          <w:bCs/>
+        </w:rPr>
+        <w:t>VoIP:</w:t>
+      </w:r>
+      <w:r>
+        <w:t> It enables voice to be transported over a packet switched network as opposed to a public switched telephone network. VOIP software enables making phone calls over a standard internet connection. Today, ATA, IP phones, and computer-to-computer VoIP services are the three main categories that are regularly used.</w:t>
+      </w:r>
+    </w:p>
+    <w:p>
+      <w:pPr>
+        <w:ind w:left="720"/>
+      </w:pPr>
+    </w:p>
+    <w:p/>
+    <w:p/>
+    <w:p>
+      <w:r>
+        <w:br w:type="page"/>
+      </w:r>
+    </w:p>
+    <w:p>
+      <w:pPr>
+        <w:pStyle w:val="Heading2"/>
+      </w:pPr>
+      <w:bookmarkStart w:id="12" w:name="_Toc234776059"/>
+      <w:r>
+        <w:lastRenderedPageBreak/>
+        <w:t>Internet and Web Services</w:t>
+      </w:r>
+      <w:bookmarkEnd w:id="12"/>
+    </w:p>
+    <w:p>
+      <w:pPr>
+        <w:pStyle w:val="Heading3"/>
+      </w:pPr>
+      <w:bookmarkStart w:id="13" w:name="_Toc234776060"/>
+      <w:r>
+        <w:t>What is Internet?</w:t>
+      </w:r>
+      <w:bookmarkEnd w:id="13"/>
+      <w:r>
+        <w:t> </w:t>
+      </w:r>
+    </w:p>
+    <w:p>
+      <w:r>
+        <w:t>“Interconnected Network”</w:t>
+      </w:r>
+    </w:p>
+    <w:p>
+      <w:r>
+        <w:t xml:space="preserve">Internet is independent global network system of countless computers and electronic devices scattered around the globe connected to each other wirelessly or </w:t>
+      </w:r>
+      <w:proofErr w:type="spellStart"/>
+      <w:r>
+        <w:t>wirely</w:t>
+      </w:r>
+      <w:proofErr w:type="spellEnd"/>
+      <w:r>
+        <w:t xml:space="preserve"> with the help of various devices such as satellite, routers, wires and modems, for sharing information and communicating with each other.</w:t>
+      </w:r>
+    </w:p>
+    <w:p>
+      <w:pPr>
+        <w:pStyle w:val="Heading3"/>
+      </w:pPr>
+      <w:bookmarkStart w:id="14" w:name="_Toc234776061"/>
+      <w:r>
+        <w:t>World Wide Web</w:t>
+      </w:r>
+      <w:bookmarkEnd w:id="14"/>
+    </w:p>
+    <w:p>
+      <w:r>
+        <w:t>World Wide Web popularly called ‘Web’ is a leading information sharing service of the Internet, which was developed by Tim Berners Lee in 1989 to give user access to wide range of documents that are connected to each other by hyperlink and written in HTML.</w:t>
       </w:r>
     </w:p>
     <w:p>
@@ -7824,18 +8202,7 @@
         </w:numPr>
       </w:pPr>
       <w:r>
-        <w:t> Data</w:t>
-      </w:r>
-      <w:r>
-        <w:t xml:space="preserve"> collision rate is very low as data travels </w:t>
-      </w:r>
-      <w:proofErr w:type="spellStart"/>
-      <w:r>
-        <w:t>unidirectionaly</w:t>
-      </w:r>
-      <w:proofErr w:type="spellEnd"/>
-      <w:r>
-        <w:t>.</w:t>
+        <w:t>Content of HTML documents can be any text, graphics, audio or video.</w:t>
       </w:r>
     </w:p>
     <w:p>
@@ -7846,7 +8213,7 @@
         </w:numPr>
       </w:pPr>
       <w:r>
-        <w:t>Easy maintenance and troubleshooting</w:t>
+        <w:t>Every HTML Document is can be accessed by its unique address known as URL</w:t>
       </w:r>
     </w:p>
     <w:p>
@@ -7857,18 +8224,7 @@
         </w:numPr>
       </w:pPr>
       <w:r>
-        <w:t xml:space="preserve">High </w:t>
-      </w:r>
-      <w:proofErr w:type="gramStart"/>
-      <w:r>
-        <w:t>Speed </w:t>
-      </w:r>
-      <w:r>
-        <w:t> Communication</w:t>
-      </w:r>
-      <w:proofErr w:type="gramEnd"/>
-      <w:r>
-        <w:t> Network.</w:t>
+        <w:t>To read HTML Documents Web Browser is used.</w:t>
       </w:r>
     </w:p>
     <w:p>
@@ -7876,331 +8232,6 @@
         <w:numPr>
           <w:ilvl w:val="0"/>
           <w:numId w:val="32"/>
-        </w:numPr>
-      </w:pPr>
-      <w:r>
-        <w:t>Each node has equal access to resources</w:t>
-      </w:r>
-    </w:p>
-    <w:p>
-      <w:r>
-        <w:rPr>
-          <w:b/>
-          <w:bCs/>
-        </w:rPr>
-        <w:t>Disadvantages of Ring (Circular) Topology</w:t>
-      </w:r>
-    </w:p>
-    <w:p>
-      <w:pPr>
-        <w:numPr>
-          <w:ilvl w:val="0"/>
-          <w:numId w:val="33"/>
-        </w:numPr>
-      </w:pPr>
-      <w:r>
-        <w:t>Failure of any node may cause entire network down.</w:t>
-      </w:r>
-    </w:p>
-    <w:p>
-      <w:pPr>
-        <w:numPr>
-          <w:ilvl w:val="0"/>
-          <w:numId w:val="33"/>
-        </w:numPr>
-      </w:pPr>
-      <w:r>
-        <w:lastRenderedPageBreak/>
-        <w:t>Less secured network</w:t>
-      </w:r>
-    </w:p>
-    <w:p>
-      <w:pPr>
-        <w:numPr>
-          <w:ilvl w:val="0"/>
-          <w:numId w:val="33"/>
-        </w:numPr>
-      </w:pPr>
-      <w:r>
-        <w:t>Slower than star topology</w:t>
-      </w:r>
-    </w:p>
-    <w:p>
-      <w:pPr>
-        <w:numPr>
-          <w:ilvl w:val="0"/>
-          <w:numId w:val="33"/>
-        </w:numPr>
-      </w:pPr>
-      <w:r>
-        <w:t>Expensive network as it uses expensive components to establish the network.</w:t>
-      </w:r>
-    </w:p>
-    <w:p>
-      <w:pPr>
-        <w:ind w:left="720"/>
-      </w:pPr>
-    </w:p>
-    <w:p>
-      <w:pPr>
-        <w:pStyle w:val="Heading2"/>
-      </w:pPr>
-      <w:bookmarkStart w:id="11" w:name="_Toc234776058"/>
-      <w:r>
-        <w:t>Network Protocols</w:t>
-      </w:r>
-      <w:bookmarkEnd w:id="11"/>
-    </w:p>
-    <w:p>
-      <w:pPr>
-        <w:ind w:left="720"/>
-      </w:pPr>
-      <w:r>
-        <w:rPr>
-          <w:b/>
-          <w:bCs/>
-        </w:rPr>
-        <w:t>HTTP (Hypertext Transfer Protocol) –</w:t>
-      </w:r>
-      <w:r>
-        <w:t> HTTP stands for Hypertext Transfer Protocol, which is basically designed for communication between web browsers and web servers. A http is an application-layer protocol with some set of rules for transmitting hypermedia documents between network devices. Now we have a more secure version of http that is https. https can send information in encrypted form to provide a more secure method.</w:t>
-      </w:r>
-    </w:p>
-    <w:p>
-      <w:pPr>
-        <w:ind w:left="720"/>
-      </w:pPr>
-      <w:r>
-        <w:rPr>
-          <w:b/>
-          <w:bCs/>
-        </w:rPr>
-        <w:t>FTP (File Transfer Protocol):</w:t>
-      </w:r>
-      <w:r>
-        <w:t> A File Transfer Protocol is used for downloading, uploading, and transferring files between the client and server computers.</w:t>
-      </w:r>
-    </w:p>
-    <w:p>
-      <w:pPr>
-        <w:ind w:left="720"/>
-      </w:pPr>
-      <w:r>
-        <w:rPr>
-          <w:b/>
-          <w:bCs/>
-        </w:rPr>
-        <w:t>PPP (Point to Point Protocol):</w:t>
-      </w:r>
-      <w:r>
-        <w:t> Point-to-Point Protocol is used to make a connection between two devices using dial-up modems. This protocol is used when we want to connect two computers using a telephone network and both computers have the same state.</w:t>
-      </w:r>
-    </w:p>
-    <w:p>
-      <w:pPr>
-        <w:ind w:left="720"/>
-      </w:pPr>
-      <w:r>
-        <w:rPr>
-          <w:b/>
-          <w:bCs/>
-        </w:rPr>
-        <w:t>SMTP (Simple mail transport Protocol): </w:t>
-      </w:r>
-      <w:r>
-        <w:t>Simple Mail Transfer Protocol is used for sending email messages over a network where the sender server sends the message to the recipient server.</w:t>
-      </w:r>
-    </w:p>
-    <w:p>
-      <w:pPr>
-        <w:ind w:left="720"/>
-      </w:pPr>
-      <w:r>
-        <w:rPr>
-          <w:b/>
-          <w:bCs/>
-        </w:rPr>
-        <w:t>TCP/IP (Transmission Control Protocol):</w:t>
-      </w:r>
-      <w:r>
-        <w:t> TCP/IP stands for Transmission Control Protocol/Internet Protocol, used for communication on a network, including the internet. TCP/IP handles a two-layer protocol where TCP is used for end-to-end communication and IP handles routing data packets between devices.</w:t>
-      </w:r>
-    </w:p>
-    <w:p>
-      <w:pPr>
-        <w:ind w:left="720"/>
-      </w:pPr>
-      <w:r>
-        <w:rPr>
-          <w:b/>
-          <w:bCs/>
-        </w:rPr>
-        <w:t>POP3 (Post Office Protocol 3):</w:t>
-      </w:r>
-      <w:r>
-        <w:t> POP3 is a method for receiving incoming emails. Post Office Protocol 3 is an email protocol used to receive emails from the client server.</w:t>
-      </w:r>
-    </w:p>
-    <w:p>
-      <w:pPr>
-        <w:ind w:left="720"/>
-      </w:pPr>
-      <w:r>
-        <w:t>Data Formats &amp; Protocols</w:t>
-      </w:r>
-    </w:p>
-    <w:p>
-      <w:pPr>
-        <w:ind w:left="720"/>
-      </w:pPr>
-      <w:r>
-        <w:rPr>
-          <w:b/>
-          <w:bCs/>
-        </w:rPr>
-        <w:t>HTTPS (Hypertext Transfer Protocol Secure)</w:t>
-      </w:r>
-      <w:r>
-        <w:t>: HTTPS stands for Hypertext Transfer Protocol Secure. This protocol is used for sending and receiving data between a browser and a website using an encryption method.</w:t>
-      </w:r>
-    </w:p>
-    <w:p>
-      <w:pPr>
-        <w:ind w:left="720"/>
-      </w:pPr>
-      <w:r>
-        <w:rPr>
-          <w:b/>
-          <w:bCs/>
-        </w:rPr>
-        <w:t>TELNET: </w:t>
-      </w:r>
-      <w:r>
-        <w:t>Telnet is a text-based communication between a client and a server; the Telnet can connect to remote machines.</w:t>
-      </w:r>
-    </w:p>
-    <w:p>
-      <w:pPr>
-        <w:ind w:left="720"/>
-      </w:pPr>
-      <w:r>
-        <w:rPr>
-          <w:b/>
-          <w:bCs/>
-        </w:rPr>
-        <w:t>VoIP:</w:t>
-      </w:r>
-      <w:r>
-        <w:t> It enables voice to be transported over a packet switched network as opposed to a public switched telephone network. VOIP software enables making phone calls over a standard internet connection. Today, ATA, IP phones, and computer-to-computer VoIP services are the three main categories that are regularly used.</w:t>
-      </w:r>
-    </w:p>
-    <w:p>
-      <w:pPr>
-        <w:ind w:left="720"/>
-      </w:pPr>
-    </w:p>
-    <w:p/>
-    <w:p/>
-    <w:p>
-      <w:r>
-        <w:br w:type="page"/>
-      </w:r>
-    </w:p>
-    <w:p>
-      <w:pPr>
-        <w:pStyle w:val="Heading2"/>
-      </w:pPr>
-      <w:bookmarkStart w:id="12" w:name="_Toc234776059"/>
-      <w:r>
-        <w:lastRenderedPageBreak/>
-        <w:t>Internet and Web Services</w:t>
-      </w:r>
-      <w:bookmarkEnd w:id="12"/>
-    </w:p>
-    <w:p>
-      <w:pPr>
-        <w:pStyle w:val="Heading3"/>
-      </w:pPr>
-      <w:bookmarkStart w:id="13" w:name="_Toc234776060"/>
-      <w:r>
-        <w:t>What is Internet?</w:t>
-      </w:r>
-      <w:bookmarkEnd w:id="13"/>
-      <w:r>
-        <w:t> </w:t>
-      </w:r>
-    </w:p>
-    <w:p>
-      <w:r>
-        <w:t>“Interconnected Network”</w:t>
-      </w:r>
-    </w:p>
-    <w:p>
-      <w:r>
-        <w:t xml:space="preserve">Internet is independent global network system of countless computers and electronic devices scattered around the globe connected to each other wirelessly or </w:t>
-      </w:r>
-      <w:proofErr w:type="spellStart"/>
-      <w:r>
-        <w:t>wirely</w:t>
-      </w:r>
-      <w:proofErr w:type="spellEnd"/>
-      <w:r>
-        <w:t xml:space="preserve"> with the help of various devices such as satellite, routers, wires and modems, for sharing information and communicating with each other.</w:t>
-      </w:r>
-    </w:p>
-    <w:p>
-      <w:pPr>
-        <w:pStyle w:val="Heading3"/>
-      </w:pPr>
-      <w:bookmarkStart w:id="14" w:name="_Toc234776061"/>
-      <w:r>
-        <w:t>World Wide Web</w:t>
-      </w:r>
-      <w:bookmarkEnd w:id="14"/>
-    </w:p>
-    <w:p>
-      <w:r>
-        <w:t>World Wide Web popularly called ‘Web’ is a leading information sharing service of the Internet, which was developed by Tim Berners Lee in 1989 to give user access to wide range of documents that are connected to each other by hyperlink and written in HTML.</w:t>
-      </w:r>
-    </w:p>
-    <w:p>
-      <w:pPr>
-        <w:numPr>
-          <w:ilvl w:val="0"/>
-          <w:numId w:val="34"/>
-        </w:numPr>
-      </w:pPr>
-      <w:r>
-        <w:t>Content of HTML documents can be any text, graphics, audio or video.</w:t>
-      </w:r>
-    </w:p>
-    <w:p>
-      <w:pPr>
-        <w:numPr>
-          <w:ilvl w:val="0"/>
-          <w:numId w:val="34"/>
-        </w:numPr>
-      </w:pPr>
-      <w:r>
-        <w:t>Every HTML Document is can be accessed by its unique address known as URL</w:t>
-      </w:r>
-    </w:p>
-    <w:p>
-      <w:pPr>
-        <w:numPr>
-          <w:ilvl w:val="0"/>
-          <w:numId w:val="34"/>
-        </w:numPr>
-      </w:pPr>
-      <w:r>
-        <w:t>To read HTML Documents Web Browser is used.</w:t>
-      </w:r>
-    </w:p>
-    <w:p>
-      <w:pPr>
-        <w:numPr>
-          <w:ilvl w:val="0"/>
-          <w:numId w:val="34"/>
         </w:numPr>
       </w:pPr>
       <w:r>
@@ -8477,7 +8508,7 @@
       <w:pPr>
         <w:numPr>
           <w:ilvl w:val="0"/>
-          <w:numId w:val="35"/>
+          <w:numId w:val="33"/>
         </w:numPr>
       </w:pPr>
       <w:r>
@@ -8488,7 +8519,7 @@
       <w:pPr>
         <w:numPr>
           <w:ilvl w:val="0"/>
-          <w:numId w:val="35"/>
+          <w:numId w:val="33"/>
         </w:numPr>
       </w:pPr>
       <w:r>
@@ -8499,7 +8530,7 @@
       <w:pPr>
         <w:numPr>
           <w:ilvl w:val="0"/>
-          <w:numId w:val="35"/>
+          <w:numId w:val="33"/>
         </w:numPr>
       </w:pPr>
       <w:r>
@@ -8510,7 +8541,7 @@
       <w:pPr>
         <w:numPr>
           <w:ilvl w:val="0"/>
-          <w:numId w:val="35"/>
+          <w:numId w:val="33"/>
         </w:numPr>
       </w:pPr>
       <w:r>
@@ -8534,9 +8565,12 @@
     </w:p>
     <w:p>
       <w:r>
+        <w:rPr>
+          <w:noProof/>
+        </w:rPr>
         <w:lastRenderedPageBreak/>
         <w:drawing>
-          <wp:inline distT="0" distB="0" distL="0" distR="0" wp14:anchorId="394E2CA1" wp14:editId="22B9C189">
+          <wp:inline distT="0" distB="0" distL="0" distR="0" wp14:anchorId="056978A6" wp14:editId="3A463B37">
             <wp:extent cx="1783080" cy="1310640"/>
             <wp:effectExtent l="0" t="0" r="7620" b="3810"/>
             <wp:docPr id="1943705199" name="Picture 20"/>
@@ -8553,7 +8587,7 @@
                     </pic:cNvPicPr>
                   </pic:nvPicPr>
                   <pic:blipFill>
-                    <a:blip r:embed="rId25">
+                    <a:blip r:embed="rId24">
                       <a:extLst>
                         <a:ext uri="{28A0092B-C50C-407E-A947-70E740481C1C}">
                           <a14:useLocalDpi xmlns:a14="http://schemas.microsoft.com/office/drawing/2010/main" val="0"/>
@@ -8635,7 +8669,7 @@
       <w:pPr>
         <w:numPr>
           <w:ilvl w:val="0"/>
-          <w:numId w:val="36"/>
+          <w:numId w:val="34"/>
         </w:numPr>
       </w:pPr>
       <w:r>
@@ -8646,7 +8680,7 @@
       <w:pPr>
         <w:numPr>
           <w:ilvl w:val="0"/>
-          <w:numId w:val="36"/>
+          <w:numId w:val="34"/>
         </w:numPr>
       </w:pPr>
       <w:r>
@@ -8657,7 +8691,7 @@
       <w:pPr>
         <w:numPr>
           <w:ilvl w:val="0"/>
-          <w:numId w:val="36"/>
+          <w:numId w:val="34"/>
         </w:numPr>
       </w:pPr>
       <w:r>
@@ -8669,8 +8703,11 @@
         <w:jc w:val="center"/>
       </w:pPr>
       <w:r>
+        <w:rPr>
+          <w:noProof/>
+        </w:rPr>
         <w:drawing>
-          <wp:inline distT="0" distB="0" distL="0" distR="0" wp14:anchorId="0712DF07" wp14:editId="70C9BA60">
+          <wp:inline distT="0" distB="0" distL="0" distR="0" wp14:anchorId="335A8EB0" wp14:editId="3420CA62">
             <wp:extent cx="4015740" cy="929640"/>
             <wp:effectExtent l="0" t="0" r="3810" b="3810"/>
             <wp:docPr id="2139244401" name="Picture 19"/>
@@ -8687,7 +8724,7 @@
                     </pic:cNvPicPr>
                   </pic:nvPicPr>
                   <pic:blipFill>
-                    <a:blip r:embed="rId26">
+                    <a:blip r:embed="rId25">
                       <a:extLst>
                         <a:ext uri="{28A0092B-C50C-407E-A947-70E740481C1C}">
                           <a14:useLocalDpi xmlns:a14="http://schemas.microsoft.com/office/drawing/2010/main" val="0"/>
@@ -8733,11 +8770,180 @@
       <w:pPr>
         <w:numPr>
           <w:ilvl w:val="0"/>
-          <w:numId w:val="37"/>
+          <w:numId w:val="35"/>
         </w:numPr>
       </w:pPr>
       <w:r>
         <w:t>Domain name is referred as the name given to a website hosted in computer server, so that it can be accessed over the Internet.</w:t>
+      </w:r>
+    </w:p>
+    <w:p>
+      <w:pPr>
+        <w:numPr>
+          <w:ilvl w:val="0"/>
+          <w:numId w:val="35"/>
+        </w:numPr>
+      </w:pPr>
+      <w:r>
+        <w:t>Domain names also called hostnames is given against IP address of computer server hosting website.</w:t>
+      </w:r>
+    </w:p>
+    <w:p>
+      <w:pPr>
+        <w:pStyle w:val="Heading3"/>
+      </w:pPr>
+      <w:bookmarkStart w:id="19" w:name="_Toc234776066"/>
+      <w:r>
+        <w:t>Web Server</w:t>
+      </w:r>
+      <w:bookmarkEnd w:id="19"/>
+    </w:p>
+    <w:p>
+      <w:r>
+        <w:t>Web Server: A web server is a computer used to store and respond to web related request. It handles HTTP request and delivers web pages. </w:t>
+      </w:r>
+    </w:p>
+    <w:p>
+      <w:r>
+        <w:t>Computer</w:t>
+      </w:r>
+      <w:r>
+        <w:t xml:space="preserve"> </w:t>
+      </w:r>
+      <w:r>
+        <w:t>Hardware</w:t>
+      </w:r>
+    </w:p>
+    <w:p>
+      <w:pPr>
+        <w:numPr>
+          <w:ilvl w:val="0"/>
+          <w:numId w:val="36"/>
+        </w:numPr>
+      </w:pPr>
+      <w:r>
+        <w:t>Web Server is used for Web hosting or hosting for website or web application.</w:t>
+      </w:r>
+    </w:p>
+    <w:p>
+      <w:pPr>
+        <w:numPr>
+          <w:ilvl w:val="0"/>
+          <w:numId w:val="36"/>
+        </w:numPr>
+      </w:pPr>
+      <w:r>
+        <w:t>Web Server can also support FTP and SMTP.</w:t>
+      </w:r>
+    </w:p>
+    <w:p>
+      <w:pPr>
+        <w:numPr>
+          <w:ilvl w:val="0"/>
+          <w:numId w:val="36"/>
+        </w:numPr>
+      </w:pPr>
+      <w:r>
+        <w:t>A Web Server may consist of Hardware and Software both.</w:t>
+      </w:r>
+    </w:p>
+    <w:p>
+      <w:pPr>
+        <w:numPr>
+          <w:ilvl w:val="0"/>
+          <w:numId w:val="36"/>
+        </w:numPr>
+      </w:pPr>
+      <w:r>
+        <w:t xml:space="preserve">Web Server hardware is basically a computer which stores Web Server software and content related to website such as text, images, html and </w:t>
+      </w:r>
+      <w:proofErr w:type="spellStart"/>
+      <w:r>
+        <w:t>css</w:t>
+      </w:r>
+      <w:proofErr w:type="spellEnd"/>
+      <w:r>
+        <w:t xml:space="preserve"> code, script code, audio/video files etc.</w:t>
+      </w:r>
+    </w:p>
+    <w:p>
+      <w:pPr>
+        <w:numPr>
+          <w:ilvl w:val="0"/>
+          <w:numId w:val="36"/>
+        </w:numPr>
+      </w:pPr>
+      <w:r>
+        <w:t xml:space="preserve">Web Server software are programs that accept http request from web browser and respond </w:t>
+      </w:r>
+      <w:proofErr w:type="gramStart"/>
+      <w:r>
+        <w:t>those request</w:t>
+      </w:r>
+      <w:proofErr w:type="gramEnd"/>
+      <w:r>
+        <w:t>.</w:t>
+      </w:r>
+      <w:r>
+        <w:t xml:space="preserve"> </w:t>
+      </w:r>
+    </w:p>
+    <w:p>
+      <w:pPr>
+        <w:pStyle w:val="Heading3"/>
+      </w:pPr>
+      <w:bookmarkStart w:id="20" w:name="_Toc234776067"/>
+      <w:r>
+        <w:lastRenderedPageBreak/>
+        <w:t>Web Hosting</w:t>
+      </w:r>
+      <w:bookmarkEnd w:id="20"/>
+    </w:p>
+    <w:p>
+      <w:r>
+        <w:t>Web hosting is a service that provide resources such as CPU, RAM, Storage, connection and necessary services to store, manage and serve a website or application in Internet and make it part of www. Once a website or application is hosted, it can be accessed from any</w:t>
+      </w:r>
+      <w:r>
+        <w:t> computer</w:t>
+      </w:r>
+      <w:r>
+        <w:t> connected to Internet.</w:t>
+      </w:r>
+    </w:p>
+    <w:p>
+      <w:pPr>
+        <w:pStyle w:val="Heading3"/>
+      </w:pPr>
+      <w:bookmarkStart w:id="21" w:name="_Toc234776068"/>
+      <w:r>
+        <w:t>Web Browser</w:t>
+      </w:r>
+      <w:bookmarkEnd w:id="21"/>
+    </w:p>
+    <w:p>
+      <w:r>
+        <w:t xml:space="preserve">A Web browser is an application software which enable </w:t>
+      </w:r>
+      <w:proofErr w:type="spellStart"/>
+      <w:r>
+        <w:t>use</w:t>
+      </w:r>
+      <w:proofErr w:type="spellEnd"/>
+      <w:r>
+        <w:t xml:space="preserve"> to view information available in Internet. It </w:t>
+      </w:r>
+      <w:proofErr w:type="gramStart"/>
+      <w:r>
+        <w:t>display</w:t>
+      </w:r>
+      <w:proofErr w:type="gramEnd"/>
+      <w:r>
+        <w:t xml:space="preserve"> information retrieved from web server in HTML format.</w:t>
+      </w:r>
+    </w:p>
+    <w:p>
+      <w:r>
+        <w:t>Examples-</w:t>
       </w:r>
     </w:p>
     <w:p>
@@ -8748,39 +8954,101 @@
         </w:numPr>
       </w:pPr>
       <w:r>
-        <w:t>Domain names also called hostnames is given against IP address of computer server hosting website.</w:t>
+        <w:rPr>
+          <w:i/>
+          <w:iCs/>
+        </w:rPr>
+        <w:t>Google Chrome</w:t>
+      </w:r>
+    </w:p>
+    <w:p>
+      <w:pPr>
+        <w:numPr>
+          <w:ilvl w:val="0"/>
+          <w:numId w:val="37"/>
+        </w:numPr>
+      </w:pPr>
+      <w:r>
+        <w:rPr>
+          <w:i/>
+          <w:iCs/>
+        </w:rPr>
+        <w:t>Mozilla Firefox</w:t>
+      </w:r>
+    </w:p>
+    <w:p>
+      <w:pPr>
+        <w:numPr>
+          <w:ilvl w:val="0"/>
+          <w:numId w:val="37"/>
+        </w:numPr>
+      </w:pPr>
+      <w:r>
+        <w:rPr>
+          <w:i/>
+          <w:iCs/>
+        </w:rPr>
+        <w:t>Internet Explorer</w:t>
+      </w:r>
+    </w:p>
+    <w:p>
+      <w:pPr>
+        <w:numPr>
+          <w:ilvl w:val="0"/>
+          <w:numId w:val="37"/>
+        </w:numPr>
+      </w:pPr>
+      <w:r>
+        <w:rPr>
+          <w:i/>
+          <w:iCs/>
+        </w:rPr>
+        <w:t>Opera</w:t>
       </w:r>
     </w:p>
     <w:p>
       <w:pPr>
         <w:pStyle w:val="Heading3"/>
       </w:pPr>
-      <w:bookmarkStart w:id="19" w:name="_Toc234776066"/>
-      <w:r>
-        <w:t>Web Server</w:t>
-      </w:r>
-      <w:bookmarkEnd w:id="19"/>
-    </w:p>
-    <w:p>
-      <w:r>
-        <w:t xml:space="preserve">Web Server: A web server is a computer used to store and respond to web related request. It handles HTTP request and </w:t>
-      </w:r>
-      <w:r>
-        <w:t>delivers</w:t>
-      </w:r>
-      <w:r>
-        <w:t xml:space="preserve"> web pages. </w:t>
-      </w:r>
-    </w:p>
-    <w:p>
-      <w:r>
-        <w:t>Computer</w:t>
-      </w:r>
-      <w:r>
-        <w:t xml:space="preserve"> </w:t>
-      </w:r>
-      <w:r>
-        <w:t>Hardware</w:t>
+      <w:bookmarkStart w:id="22" w:name="_Toc234776069"/>
+      <w:r>
+        <w:t>Dynamic Hyper Text Mark-up Language (DHTML)</w:t>
+      </w:r>
+      <w:bookmarkEnd w:id="22"/>
+    </w:p>
+    <w:p>
+      <w:pPr>
+        <w:rPr>
+          <w:b/>
+          <w:bCs/>
+        </w:rPr>
+      </w:pPr>
+      <w:r>
+        <w:rPr>
+          <w:b/>
+          <w:bCs/>
+        </w:rPr>
+        <w:t>Definition</w:t>
+      </w:r>
+    </w:p>
+    <w:p>
+      <w:r>
+        <w:t>DHTML is not a standalone programming language. It is a collection of complementary web technologies used together to create interactive and animated websites.</w:t>
+      </w:r>
+    </w:p>
+    <w:p>
+      <w:pPr>
+        <w:rPr>
+          <w:b/>
+          <w:bCs/>
+        </w:rPr>
+      </w:pPr>
+      <w:r>
+        <w:rPr>
+          <w:b/>
+          <w:bCs/>
+        </w:rPr>
+        <w:t>Core Components</w:t>
       </w:r>
     </w:p>
     <w:p>
@@ -8791,7 +9059,14 @@
         </w:numPr>
       </w:pPr>
       <w:r>
-        <w:t>Web Server is used for Web hosting or hosting for website or web application.</w:t>
+        <w:rPr>
+          <w:b/>
+          <w:bCs/>
+        </w:rPr>
+        <w:t>HTML:</w:t>
+      </w:r>
+      <w:r>
+        <w:t xml:space="preserve"> Defines the static structure and content of the webpage.</w:t>
       </w:r>
     </w:p>
     <w:p>
@@ -8802,7 +9077,14 @@
         </w:numPr>
       </w:pPr>
       <w:r>
-        <w:t>Web Server can also support FTP and SMTP.</w:t>
+        <w:rPr>
+          <w:b/>
+          <w:bCs/>
+        </w:rPr>
+        <w:t>CSS:</w:t>
+      </w:r>
+      <w:r>
+        <w:t xml:space="preserve"> Controls the visual presentation, styling, layout, and appearance.</w:t>
       </w:r>
     </w:p>
     <w:p>
@@ -8813,7 +9095,14 @@
         </w:numPr>
       </w:pPr>
       <w:r>
-        <w:t>A Web Server may consist of Hardware and Software both.</w:t>
+        <w:rPr>
+          <w:b/>
+          <w:bCs/>
+        </w:rPr>
+        <w:t>JavaScript:</w:t>
+      </w:r>
+      <w:r>
+        <w:t xml:space="preserve"> The scripting language that manipulates webpage elements dynamically in real-time.</w:t>
       </w:r>
     </w:p>
     <w:p>
@@ -8824,95 +9113,29 @@
         </w:numPr>
       </w:pPr>
       <w:r>
-        <w:t xml:space="preserve">Web Server hardware is basically a computer which stores Web Server software and content related to website such as text, images, html and </w:t>
-      </w:r>
-      <w:proofErr w:type="spellStart"/>
-      <w:r>
-        <w:t>css</w:t>
-      </w:r>
-      <w:proofErr w:type="spellEnd"/>
-      <w:r>
-        <w:t xml:space="preserve"> code, script code, audio/video files etc.</w:t>
-      </w:r>
-    </w:p>
-    <w:p>
-      <w:pPr>
-        <w:numPr>
-          <w:ilvl w:val="0"/>
-          <w:numId w:val="38"/>
-        </w:numPr>
-      </w:pPr>
-      <w:r>
-        <w:t xml:space="preserve">Web Server software are programs that accept http request from web browser and respond </w:t>
-      </w:r>
-      <w:proofErr w:type="gramStart"/>
-      <w:r>
-        <w:t>those request</w:t>
-      </w:r>
-      <w:proofErr w:type="gramEnd"/>
-      <w:r>
-        <w:t>.</w:t>
-      </w:r>
-      <w:r>
-        <w:t xml:space="preserve"> </w:t>
-      </w:r>
-    </w:p>
-    <w:p>
-      <w:pPr>
-        <w:pStyle w:val="Heading3"/>
-      </w:pPr>
-      <w:bookmarkStart w:id="20" w:name="_Toc234776067"/>
-      <w:r>
-        <w:lastRenderedPageBreak/>
-        <w:t>Web Hosting</w:t>
-      </w:r>
-      <w:bookmarkEnd w:id="20"/>
-    </w:p>
-    <w:p>
-      <w:r>
-        <w:t>Web hosting is a service that provide resources such as CPU, RAM, Storage, connection and necessary services to store, manage and serve a website or application in Internet and make it part of www. Once a website or application is hosted, it can be accessed from any</w:t>
-      </w:r>
-      <w:r>
-        <w:t> computer</w:t>
-      </w:r>
-      <w:r>
-        <w:t> connected to Internet.</w:t>
-      </w:r>
-    </w:p>
-    <w:p>
-      <w:pPr>
-        <w:pStyle w:val="Heading3"/>
-      </w:pPr>
-      <w:bookmarkStart w:id="21" w:name="_Toc234776068"/>
-      <w:r>
-        <w:t>Web Browser</w:t>
-      </w:r>
-      <w:bookmarkEnd w:id="21"/>
-    </w:p>
-    <w:p>
-      <w:r>
-        <w:t xml:space="preserve">A Web browser is an application software which enable </w:t>
-      </w:r>
-      <w:proofErr w:type="spellStart"/>
-      <w:r>
-        <w:t>use</w:t>
-      </w:r>
-      <w:proofErr w:type="spellEnd"/>
-      <w:r>
-        <w:t xml:space="preserve"> to view information available in Internet. It </w:t>
-      </w:r>
-      <w:proofErr w:type="gramStart"/>
-      <w:r>
-        <w:t>display</w:t>
-      </w:r>
-      <w:proofErr w:type="gramEnd"/>
-      <w:r>
-        <w:t xml:space="preserve"> information retrieved from web server in HTML format.</w:t>
-      </w:r>
-    </w:p>
-    <w:p>
-      <w:r>
-        <w:t>Examples-</w:t>
+        <w:rPr>
+          <w:b/>
+          <w:bCs/>
+        </w:rPr>
+        <w:t>DOM (Document Object Model):</w:t>
+      </w:r>
+      <w:r>
+        <w:t xml:space="preserve"> The structured interface that allows JavaScript to access and modify HTML elements on the fly.</w:t>
+      </w:r>
+    </w:p>
+    <w:p>
+      <w:pPr>
+        <w:rPr>
+          <w:b/>
+          <w:bCs/>
+        </w:rPr>
+      </w:pPr>
+      <w:r>
+        <w:rPr>
+          <w:b/>
+          <w:bCs/>
+        </w:rPr>
+        <w:t>Key Features &amp; Advantages</w:t>
       </w:r>
     </w:p>
     <w:p>
@@ -8924,10 +9147,13 @@
       </w:pPr>
       <w:r>
         <w:rPr>
-          <w:i/>
-          <w:iCs/>
-        </w:rPr>
-        <w:t>Google Chrome</w:t>
+          <w:b/>
+          <w:bCs/>
+        </w:rPr>
+        <w:t>Client-Side Processing:</w:t>
+      </w:r>
+      <w:r>
+        <w:t xml:space="preserve"> Changes happen instantly in the user's browser without reloading the page from the server.</w:t>
       </w:r>
     </w:p>
     <w:p>
@@ -8939,10 +9165,21 @@
       </w:pPr>
       <w:r>
         <w:rPr>
-          <w:i/>
-          <w:iCs/>
-        </w:rPr>
-        <w:t>Mozilla Firefox</w:t>
+          <w:b/>
+          <w:bCs/>
+        </w:rPr>
+        <w:t>Dynamic Styling:</w:t>
+      </w:r>
+      <w:r>
+        <w:t xml:space="preserve"> Elements change </w:t>
+      </w:r>
+      <w:proofErr w:type="spellStart"/>
+      <w:r>
+        <w:t>color</w:t>
+      </w:r>
+      <w:proofErr w:type="spellEnd"/>
+      <w:r>
+        <w:t>, size, or position automatically when clicked or hovered over.</w:t>
       </w:r>
     </w:p>
     <w:p>
@@ -8954,10 +9191,13 @@
       </w:pPr>
       <w:r>
         <w:rPr>
-          <w:i/>
-          <w:iCs/>
-        </w:rPr>
-        <w:t>Internet Explorer</w:t>
+          <w:b/>
+          <w:bCs/>
+        </w:rPr>
+        <w:t>Animations:</w:t>
+      </w:r>
+      <w:r>
+        <w:t xml:space="preserve"> Supports moving text, drop-down menus, and rollover buttons effortlessly.</w:t>
       </w:r>
     </w:p>
     <w:p>
@@ -8969,21 +9209,32 @@
       </w:pPr>
       <w:r>
         <w:rPr>
-          <w:i/>
-          <w:iCs/>
-        </w:rPr>
-        <w:t>Opera</w:t>
+          <w:b/>
+          <w:bCs/>
+        </w:rPr>
+        <w:t>Low Server Load:</w:t>
+      </w:r>
+      <w:r>
+        <w:t xml:space="preserve"> Reduces data traffic because the server does not need to re-render the whole page for small updates. </w:t>
+      </w:r>
+    </w:p>
+    <w:p>
+      <w:r>
+        <w:pict w14:anchorId="1D9D2920">
+          <v:rect id="_x0000_i1026" style="width:0;height:1.5pt" o:hralign="center" o:hrstd="t" o:hr="t" fillcolor="#a0a0a0" stroked="f"/>
+        </w:pict>
       </w:r>
     </w:p>
     <w:p>
       <w:pPr>
         <w:pStyle w:val="Heading3"/>
       </w:pPr>
-      <w:bookmarkStart w:id="22" w:name="_Toc234776069"/>
-      <w:r>
-        <w:t>Dynamic Hyper Text Mark-up Language (DHTML)</w:t>
-      </w:r>
-      <w:bookmarkEnd w:id="22"/>
+      <w:bookmarkStart w:id="23" w:name="_Toc234776070"/>
+      <w:r>
+        <w:lastRenderedPageBreak/>
+        <w:t>Search Engines</w:t>
+      </w:r>
+      <w:bookmarkEnd w:id="23"/>
     </w:p>
     <w:p>
       <w:pPr>
@@ -9002,22 +9253,17 @@
     </w:p>
     <w:p>
       <w:r>
-        <w:t>DHTML is not a standalone programming language. It is a collection of complementary web technologies used together to create interactive and animated websites.</w:t>
-      </w:r>
-    </w:p>
-    <w:p>
-      <w:pPr>
-        <w:rPr>
-          <w:b/>
-          <w:bCs/>
-        </w:rPr>
-      </w:pPr>
-      <w:r>
-        <w:rPr>
-          <w:b/>
-          <w:bCs/>
-        </w:rPr>
-        <w:t>Core Components</w:t>
+        <w:t>A search engine is a web-based software application designed to systematically search the World Wide Web for specific information based on user-entered keywords</w:t>
+      </w:r>
+      <w:r>
+        <w:t xml:space="preserve">. </w:t>
+      </w:r>
+      <w:r>
+        <w:rPr>
+          <w:b/>
+          <w:bCs/>
+        </w:rPr>
+        <w:t>Popular Examples</w:t>
       </w:r>
     </w:p>
     <w:p>
@@ -9028,14 +9274,7 @@
         </w:numPr>
       </w:pPr>
       <w:r>
-        <w:rPr>
-          <w:b/>
-          <w:bCs/>
-        </w:rPr>
-        <w:t>HTML:</w:t>
-      </w:r>
-      <w:r>
-        <w:t xml:space="preserve"> Defines the static structure and content of the webpage.</w:t>
+        <w:t>Google</w:t>
       </w:r>
     </w:p>
     <w:p>
@@ -9046,14 +9285,7 @@
         </w:numPr>
       </w:pPr>
       <w:r>
-        <w:rPr>
-          <w:b/>
-          <w:bCs/>
-        </w:rPr>
-        <w:t>CSS:</w:t>
-      </w:r>
-      <w:r>
-        <w:t xml:space="preserve"> Controls the visual presentation, styling, layout, and appearance.</w:t>
+        <w:t>Microsoft Bing</w:t>
       </w:r>
     </w:p>
     <w:p>
@@ -9064,214 +9296,13 @@
         </w:numPr>
       </w:pPr>
       <w:r>
-        <w:rPr>
-          <w:b/>
-          <w:bCs/>
-        </w:rPr>
-        <w:t>JavaScript:</w:t>
-      </w:r>
-      <w:r>
-        <w:t xml:space="preserve"> The scripting language that manipulates webpage elements dynamically in real-time.</w:t>
-      </w:r>
-    </w:p>
-    <w:p>
-      <w:pPr>
-        <w:numPr>
-          <w:ilvl w:val="0"/>
-          <w:numId w:val="40"/>
-        </w:numPr>
-      </w:pPr>
-      <w:r>
-        <w:rPr>
-          <w:b/>
-          <w:bCs/>
-        </w:rPr>
-        <w:t>DOM (Document Object Model):</w:t>
-      </w:r>
-      <w:r>
-        <w:t xml:space="preserve"> The structured interface that allows JavaScript to access and modify HTML elements on the fly.</w:t>
-      </w:r>
-    </w:p>
-    <w:p>
-      <w:pPr>
-        <w:rPr>
-          <w:b/>
-          <w:bCs/>
-        </w:rPr>
-      </w:pPr>
-      <w:r>
-        <w:rPr>
-          <w:b/>
-          <w:bCs/>
-        </w:rPr>
-        <w:t>Key Features &amp; Advantages</w:t>
-      </w:r>
-    </w:p>
-    <w:p>
-      <w:pPr>
-        <w:numPr>
-          <w:ilvl w:val="0"/>
-          <w:numId w:val="41"/>
-        </w:numPr>
-      </w:pPr>
-      <w:r>
-        <w:rPr>
-          <w:b/>
-          <w:bCs/>
-        </w:rPr>
-        <w:t>Client-Side Processing:</w:t>
-      </w:r>
-      <w:r>
-        <w:t xml:space="preserve"> Changes happen instantly in the user's browser without reloading the page from the server.</w:t>
-      </w:r>
-    </w:p>
-    <w:p>
-      <w:pPr>
-        <w:numPr>
-          <w:ilvl w:val="0"/>
-          <w:numId w:val="41"/>
-        </w:numPr>
-      </w:pPr>
-      <w:r>
-        <w:rPr>
-          <w:b/>
-          <w:bCs/>
-        </w:rPr>
-        <w:t>Dynamic Styling:</w:t>
-      </w:r>
-      <w:r>
-        <w:t xml:space="preserve"> Elements change </w:t>
-      </w:r>
-      <w:proofErr w:type="spellStart"/>
-      <w:r>
-        <w:t>color</w:t>
-      </w:r>
-      <w:proofErr w:type="spellEnd"/>
-      <w:r>
-        <w:t>, size, or position automatically when clicked or hovered over.</w:t>
-      </w:r>
-    </w:p>
-    <w:p>
-      <w:pPr>
-        <w:numPr>
-          <w:ilvl w:val="0"/>
-          <w:numId w:val="41"/>
-        </w:numPr>
-      </w:pPr>
-      <w:r>
-        <w:rPr>
-          <w:b/>
-          <w:bCs/>
-        </w:rPr>
-        <w:t>Animations:</w:t>
-      </w:r>
-      <w:r>
-        <w:t xml:space="preserve"> Supports moving text, drop-down menus, and rollover buttons effortlessly.</w:t>
-      </w:r>
-    </w:p>
-    <w:p>
-      <w:pPr>
-        <w:numPr>
-          <w:ilvl w:val="0"/>
-          <w:numId w:val="41"/>
-        </w:numPr>
-      </w:pPr>
-      <w:r>
-        <w:rPr>
-          <w:b/>
-          <w:bCs/>
-        </w:rPr>
-        <w:t>Low Server Load:</w:t>
-      </w:r>
-      <w:r>
-        <w:t xml:space="preserve"> Reduces data traffic because the server does not need to re-render the whole page for small updates. </w:t>
-      </w:r>
-    </w:p>
-    <w:p>
-      <w:r>
-        <w:pict w14:anchorId="03341B33">
-          <v:rect id="_x0000_i1164" style="width:0;height:1.5pt" o:hralign="center" o:hrstd="t" o:hr="t" fillcolor="#a0a0a0" stroked="f"/>
-        </w:pict>
-      </w:r>
-    </w:p>
-    <w:p>
-      <w:pPr>
-        <w:pStyle w:val="Heading3"/>
-      </w:pPr>
-      <w:bookmarkStart w:id="23" w:name="_Toc234776070"/>
-      <w:r>
-        <w:lastRenderedPageBreak/>
-        <w:t>Search Engines</w:t>
-      </w:r>
-      <w:bookmarkEnd w:id="23"/>
-    </w:p>
-    <w:p>
-      <w:pPr>
-        <w:rPr>
-          <w:b/>
-          <w:bCs/>
-        </w:rPr>
-      </w:pPr>
-      <w:r>
-        <w:rPr>
-          <w:b/>
-          <w:bCs/>
-        </w:rPr>
-        <w:t>Definition</w:t>
-      </w:r>
-    </w:p>
-    <w:p>
-      <w:r>
-        <w:t>A search engine is a web-based software application designed to systematically search the World Wide Web for specific information based on user-entered keywords</w:t>
-      </w:r>
-      <w:r>
-        <w:t xml:space="preserve">. </w:t>
-      </w:r>
-      <w:r>
-        <w:rPr>
-          <w:b/>
-          <w:bCs/>
-        </w:rPr>
-        <w:t>Popular Examples</w:t>
-      </w:r>
-    </w:p>
-    <w:p>
-      <w:pPr>
-        <w:numPr>
-          <w:ilvl w:val="0"/>
-          <w:numId w:val="43"/>
-        </w:numPr>
-      </w:pPr>
-      <w:r>
-        <w:t>Google</w:t>
-      </w:r>
-    </w:p>
-    <w:p>
-      <w:pPr>
-        <w:numPr>
-          <w:ilvl w:val="0"/>
-          <w:numId w:val="43"/>
-        </w:numPr>
-      </w:pPr>
-      <w:r>
-        <w:t>Microsoft Bing</w:t>
-      </w:r>
-    </w:p>
-    <w:p>
-      <w:pPr>
-        <w:numPr>
-          <w:ilvl w:val="0"/>
-          <w:numId w:val="43"/>
-        </w:numPr>
-      </w:pPr>
-      <w:r>
         <w:t>DuckDuckGo</w:t>
       </w:r>
     </w:p>
     <w:p>
       <w:r>
-        <w:pict w14:anchorId="010412DA">
-          <v:rect id="_x0000_i1165" style="width:0;height:1.5pt" o:hralign="center" o:hrstd="t" o:hr="t" fillcolor="#a0a0a0" stroked="f"/>
+        <w:pict w14:anchorId="313F7795">
+          <v:rect id="_x0000_i1027" style="width:0;height:1.5pt" o:hralign="center" o:hrstd="t" o:hr="t" fillcolor="#a0a0a0" stroked="f"/>
         </w:pict>
       </w:r>
     </w:p>
@@ -9646,8 +9677,8 @@
     </w:tbl>
     <w:p>
       <w:r>
-        <w:pict w14:anchorId="1453E5D4">
-          <v:rect id="_x0000_i1166" style="width:0;height:1.5pt" o:hralign="center" o:hrstd="t" o:hr="t" fillcolor="#a0a0a0" stroked="f"/>
+        <w:pict w14:anchorId="6ADB697D">
+          <v:rect id="_x0000_i1028" style="width:0;height:1.5pt" o:hralign="center" o:hrstd="t" o:hr="t" fillcolor="#a0a0a0" stroked="f"/>
         </w:pict>
       </w:r>
     </w:p>
@@ -9685,7 +9716,7 @@
       <w:pPr>
         <w:numPr>
           <w:ilvl w:val="0"/>
-          <w:numId w:val="44"/>
+          <w:numId w:val="41"/>
         </w:numPr>
       </w:pPr>
       <w:r>
@@ -9698,7 +9729,7 @@
       <w:r>
         <w:t xml:space="preserve"> The process of identifying and exploring vulnerabilities in a computer system or network to understand its architecture or improve its security. [</w:t>
       </w:r>
-      <w:hyperlink r:id="rId27" w:history="1">
+      <w:hyperlink r:id="rId26" w:history="1">
         <w:r>
           <w:rPr>
             <w:rStyle w:val="Hyperlink"/>
@@ -9714,7 +9745,7 @@
       <w:pPr>
         <w:numPr>
           <w:ilvl w:val="0"/>
-          <w:numId w:val="44"/>
+          <w:numId w:val="41"/>
         </w:numPr>
       </w:pPr>
       <w:r>
@@ -9732,7 +9763,7 @@
       <w:pPr>
         <w:numPr>
           <w:ilvl w:val="0"/>
-          <w:numId w:val="44"/>
+          <w:numId w:val="41"/>
         </w:numPr>
       </w:pPr>
       <w:r>
@@ -9750,7 +9781,7 @@
       <w:pPr>
         <w:numPr>
           <w:ilvl w:val="0"/>
-          <w:numId w:val="44"/>
+          <w:numId w:val="41"/>
         </w:numPr>
       </w:pPr>
       <w:r>
@@ -9783,7 +9814,7 @@
       <w:pPr>
         <w:numPr>
           <w:ilvl w:val="0"/>
-          <w:numId w:val="45"/>
+          <w:numId w:val="42"/>
         </w:numPr>
       </w:pPr>
       <w:r>
@@ -9801,7 +9832,7 @@
       <w:pPr>
         <w:numPr>
           <w:ilvl w:val="0"/>
-          <w:numId w:val="45"/>
+          <w:numId w:val="42"/>
         </w:numPr>
       </w:pPr>
       <w:r>
@@ -9820,7 +9851,7 @@
       <w:pPr>
         <w:numPr>
           <w:ilvl w:val="0"/>
-          <w:numId w:val="45"/>
+          <w:numId w:val="42"/>
         </w:numPr>
       </w:pPr>
       <w:r>
@@ -9840,7 +9871,7 @@
       <w:pPr>
         <w:numPr>
           <w:ilvl w:val="0"/>
-          <w:numId w:val="45"/>
+          <w:numId w:val="42"/>
         </w:numPr>
       </w:pPr>
       <w:r>
@@ -9854,6 +9885,115 @@
         <w:t xml:space="preserve"> Completely illegal and punishable under cyber law.</w:t>
       </w:r>
     </w:p>
+    <w:p/>
+    <w:p/>
+    <w:p>
+      <w:pPr>
+        <w:pStyle w:val="Heading2"/>
+      </w:pPr>
+      <w:r>
+        <w:t>Questions</w:t>
+      </w:r>
+    </w:p>
+    <w:p>
+      <w:r>
+        <w:t>What do you mean by computer network?</w:t>
+      </w:r>
+      <w:r>
+        <w:rPr>
+          <w:rFonts w:ascii="Segoe UI" w:eastAsia="Times New Roman" w:hAnsi="Segoe UI" w:cs="Segoe UI"/>
+          <w:color w:val="3A3A3A"/>
+          <w:kern w:val="0"/>
+          <w:sz w:val="26"/>
+          <w:szCs w:val="26"/>
+          <w:bdr w:val="none" w:sz="0" w:space="0" w:color="auto" w:frame="1"/>
+          <w:lang w:eastAsia="en-IN"/>
+          <w14:ligatures w14:val="none"/>
+        </w:rPr>
+        <w:t xml:space="preserve"> </w:t>
+      </w:r>
+      <w:r>
+        <w:t>Ans. A computer network is an interconnection of two or more computers or computing devices.</w:t>
+      </w:r>
+    </w:p>
+    <w:p>
+      <w:r>
+        <w:t>T</w:t>
+      </w:r>
+      <w:r>
+        <w:t>wo advantages of computer network</w:t>
+      </w:r>
+      <w:r>
+        <w:t xml:space="preserve"> – </w:t>
+      </w:r>
+    </w:p>
+    <w:p>
+      <w:pPr>
+        <w:rPr>
+          <w:b/>
+          <w:bCs/>
+        </w:rPr>
+      </w:pPr>
+      <w:r>
+        <w:rPr>
+          <w:b/>
+          <w:bCs/>
+        </w:rPr>
+        <w:t>Sharing of Files.</w:t>
+      </w:r>
+      <w:r>
+        <w:t xml:space="preserve">, </w:t>
+      </w:r>
+      <w:r>
+        <w:rPr>
+          <w:b/>
+          <w:bCs/>
+        </w:rPr>
+        <w:t xml:space="preserve">Sharing of resources like printer, </w:t>
+      </w:r>
+      <w:proofErr w:type="gramStart"/>
+      <w:r>
+        <w:rPr>
+          <w:b/>
+          <w:bCs/>
+        </w:rPr>
+        <w:t>scanner</w:t>
+      </w:r>
+      <w:r>
+        <w:rPr>
+          <w:b/>
+          <w:bCs/>
+        </w:rPr>
+        <w:t xml:space="preserve"> ,</w:t>
+      </w:r>
+      <w:proofErr w:type="gramEnd"/>
+      <w:r>
+        <w:rPr>
+          <w:b/>
+          <w:bCs/>
+        </w:rPr>
+        <w:t xml:space="preserve"> </w:t>
+      </w:r>
+      <w:r>
+        <w:rPr>
+          <w:b/>
+          <w:bCs/>
+        </w:rPr>
+        <w:t>Sharing of single internet connection.</w:t>
+      </w:r>
+    </w:p>
+    <w:p>
+      <w:pPr>
+        <w:rPr>
+          <w:b/>
+          <w:bCs/>
+        </w:rPr>
+      </w:pPr>
+    </w:p>
+    <w:p/>
+    <w:p/>
+    <w:p/>
+    <w:p/>
     <w:p/>
     <w:p/>
     <w:p/>
@@ -11626,6 +11766,119 @@
     </w:lvl>
   </w:abstractNum>
   <w:abstractNum w:abstractNumId="12" w15:restartNumberingAfterBreak="0">
+    <w:nsid w:val="19A16C78"/>
+    <w:multiLevelType w:val="multilevel"/>
+    <w:tmpl w:val="07D4C8D0"/>
+    <w:lvl w:ilvl="0">
+      <w:start w:val="1"/>
+      <w:numFmt w:val="decimal"/>
+      <w:lvlText w:val="%1."/>
+      <w:lvlJc w:val="left"/>
+      <w:pPr>
+        <w:tabs>
+          <w:tab w:val="num" w:pos="720"/>
+        </w:tabs>
+        <w:ind w:left="720" w:hanging="360"/>
+      </w:pPr>
+    </w:lvl>
+    <w:lvl w:ilvl="1" w:tentative="1">
+      <w:start w:val="1"/>
+      <w:numFmt w:val="decimal"/>
+      <w:lvlText w:val="%2."/>
+      <w:lvlJc w:val="left"/>
+      <w:pPr>
+        <w:tabs>
+          <w:tab w:val="num" w:pos="1440"/>
+        </w:tabs>
+        <w:ind w:left="1440" w:hanging="360"/>
+      </w:pPr>
+    </w:lvl>
+    <w:lvl w:ilvl="2" w:tentative="1">
+      <w:start w:val="1"/>
+      <w:numFmt w:val="decimal"/>
+      <w:lvlText w:val="%3."/>
+      <w:lvlJc w:val="left"/>
+      <w:pPr>
+        <w:tabs>
+          <w:tab w:val="num" w:pos="2160"/>
+        </w:tabs>
+        <w:ind w:left="2160" w:hanging="360"/>
+      </w:pPr>
+    </w:lvl>
+    <w:lvl w:ilvl="3" w:tentative="1">
+      <w:start w:val="1"/>
+      <w:numFmt w:val="decimal"/>
+      <w:lvlText w:val="%4."/>
+      <w:lvlJc w:val="left"/>
+      <w:pPr>
+        <w:tabs>
+          <w:tab w:val="num" w:pos="2880"/>
+        </w:tabs>
+        <w:ind w:left="2880" w:hanging="360"/>
+      </w:pPr>
+    </w:lvl>
+    <w:lvl w:ilvl="4" w:tentative="1">
+      <w:start w:val="1"/>
+      <w:numFmt w:val="decimal"/>
+      <w:lvlText w:val="%5."/>
+      <w:lvlJc w:val="left"/>
+      <w:pPr>
+        <w:tabs>
+          <w:tab w:val="num" w:pos="3600"/>
+        </w:tabs>
+        <w:ind w:left="3600" w:hanging="360"/>
+      </w:pPr>
+    </w:lvl>
+    <w:lvl w:ilvl="5" w:tentative="1">
+      <w:start w:val="1"/>
+      <w:numFmt w:val="decimal"/>
+      <w:lvlText w:val="%6."/>
+      <w:lvlJc w:val="left"/>
+      <w:pPr>
+        <w:tabs>
+          <w:tab w:val="num" w:pos="4320"/>
+        </w:tabs>
+        <w:ind w:left="4320" w:hanging="360"/>
+      </w:pPr>
+    </w:lvl>
+    <w:lvl w:ilvl="6" w:tentative="1">
+      <w:start w:val="1"/>
+      <w:numFmt w:val="decimal"/>
+      <w:lvlText w:val="%7."/>
+      <w:lvlJc w:val="left"/>
+      <w:pPr>
+        <w:tabs>
+          <w:tab w:val="num" w:pos="5040"/>
+        </w:tabs>
+        <w:ind w:left="5040" w:hanging="360"/>
+      </w:pPr>
+    </w:lvl>
+    <w:lvl w:ilvl="7" w:tentative="1">
+      <w:start w:val="1"/>
+      <w:numFmt w:val="decimal"/>
+      <w:lvlText w:val="%8."/>
+      <w:lvlJc w:val="left"/>
+      <w:pPr>
+        <w:tabs>
+          <w:tab w:val="num" w:pos="5760"/>
+        </w:tabs>
+        <w:ind w:left="5760" w:hanging="360"/>
+      </w:pPr>
+    </w:lvl>
+    <w:lvl w:ilvl="8" w:tentative="1">
+      <w:start w:val="1"/>
+      <w:numFmt w:val="decimal"/>
+      <w:lvlText w:val="%9."/>
+      <w:lvlJc w:val="left"/>
+      <w:pPr>
+        <w:tabs>
+          <w:tab w:val="num" w:pos="6480"/>
+        </w:tabs>
+        <w:ind w:left="6480" w:hanging="360"/>
+      </w:pPr>
+    </w:lvl>
+  </w:abstractNum>
+  <w:abstractNum w:abstractNumId="13" w15:restartNumberingAfterBreak="0">
     <w:nsid w:val="1BBF2992"/>
     <w:multiLevelType w:val="multilevel"/>
     <w:tmpl w:val="1AC09A92"/>
@@ -11774,7 +12027,7 @@
       </w:rPr>
     </w:lvl>
   </w:abstractNum>
-  <w:abstractNum w:abstractNumId="13" w15:restartNumberingAfterBreak="0">
+  <w:abstractNum w:abstractNumId="14" w15:restartNumberingAfterBreak="0">
     <w:nsid w:val="22217606"/>
     <w:multiLevelType w:val="multilevel"/>
     <w:tmpl w:val="4CB09192"/>
@@ -11923,7 +12176,7 @@
       </w:rPr>
     </w:lvl>
   </w:abstractNum>
-  <w:abstractNum w:abstractNumId="14" w15:restartNumberingAfterBreak="0">
+  <w:abstractNum w:abstractNumId="15" w15:restartNumberingAfterBreak="0">
     <w:nsid w:val="242F48C5"/>
     <w:multiLevelType w:val="multilevel"/>
     <w:tmpl w:val="C428C584"/>
@@ -12072,7 +12325,7 @@
       </w:rPr>
     </w:lvl>
   </w:abstractNum>
-  <w:abstractNum w:abstractNumId="15" w15:restartNumberingAfterBreak="0">
+  <w:abstractNum w:abstractNumId="16" w15:restartNumberingAfterBreak="0">
     <w:nsid w:val="25283236"/>
     <w:multiLevelType w:val="multilevel"/>
     <w:tmpl w:val="0CD49194"/>
@@ -12221,7 +12474,7 @@
       </w:rPr>
     </w:lvl>
   </w:abstractNum>
-  <w:abstractNum w:abstractNumId="16" w15:restartNumberingAfterBreak="0">
+  <w:abstractNum w:abstractNumId="17" w15:restartNumberingAfterBreak="0">
     <w:nsid w:val="28A85F52"/>
     <w:multiLevelType w:val="multilevel"/>
     <w:tmpl w:val="3C1C860A"/>
@@ -12370,7 +12623,7 @@
       </w:rPr>
     </w:lvl>
   </w:abstractNum>
-  <w:abstractNum w:abstractNumId="17" w15:restartNumberingAfterBreak="0">
+  <w:abstractNum w:abstractNumId="18" w15:restartNumberingAfterBreak="0">
     <w:nsid w:val="2B674B54"/>
     <w:multiLevelType w:val="multilevel"/>
     <w:tmpl w:val="11124436"/>
@@ -12519,7 +12772,7 @@
       </w:rPr>
     </w:lvl>
   </w:abstractNum>
-  <w:abstractNum w:abstractNumId="18" w15:restartNumberingAfterBreak="0">
+  <w:abstractNum w:abstractNumId="19" w15:restartNumberingAfterBreak="0">
     <w:nsid w:val="2CDD57A5"/>
     <w:multiLevelType w:val="multilevel"/>
     <w:tmpl w:val="5A46AE06"/>
@@ -12664,155 +12917,6 @@
       </w:pPr>
       <w:rPr>
         <w:rFonts w:ascii="Symbol" w:hAnsi="Symbol" w:hint="default"/>
-        <w:sz w:val="20"/>
-      </w:rPr>
-    </w:lvl>
-  </w:abstractNum>
-  <w:abstractNum w:abstractNumId="19" w15:restartNumberingAfterBreak="0">
-    <w:nsid w:val="2E907C9B"/>
-    <w:multiLevelType w:val="multilevel"/>
-    <w:tmpl w:val="4AF4C596"/>
-    <w:lvl w:ilvl="0">
-      <w:start w:val="1"/>
-      <w:numFmt w:val="bullet"/>
-      <w:lvlText w:val=""/>
-      <w:lvlJc w:val="left"/>
-      <w:pPr>
-        <w:tabs>
-          <w:tab w:val="num" w:pos="720"/>
-        </w:tabs>
-        <w:ind w:left="720" w:hanging="360"/>
-      </w:pPr>
-      <w:rPr>
-        <w:rFonts w:ascii="Symbol" w:hAnsi="Symbol" w:hint="default"/>
-        <w:sz w:val="20"/>
-      </w:rPr>
-    </w:lvl>
-    <w:lvl w:ilvl="1" w:tentative="1">
-      <w:start w:val="1"/>
-      <w:numFmt w:val="bullet"/>
-      <w:lvlText w:val="o"/>
-      <w:lvlJc w:val="left"/>
-      <w:pPr>
-        <w:tabs>
-          <w:tab w:val="num" w:pos="1440"/>
-        </w:tabs>
-        <w:ind w:left="1440" w:hanging="360"/>
-      </w:pPr>
-      <w:rPr>
-        <w:rFonts w:ascii="Courier New" w:hAnsi="Courier New" w:hint="default"/>
-        <w:sz w:val="20"/>
-      </w:rPr>
-    </w:lvl>
-    <w:lvl w:ilvl="2" w:tentative="1">
-      <w:start w:val="1"/>
-      <w:numFmt w:val="bullet"/>
-      <w:lvlText w:val=""/>
-      <w:lvlJc w:val="left"/>
-      <w:pPr>
-        <w:tabs>
-          <w:tab w:val="num" w:pos="2160"/>
-        </w:tabs>
-        <w:ind w:left="2160" w:hanging="360"/>
-      </w:pPr>
-      <w:rPr>
-        <w:rFonts w:ascii="Wingdings" w:hAnsi="Wingdings" w:hint="default"/>
-        <w:sz w:val="20"/>
-      </w:rPr>
-    </w:lvl>
-    <w:lvl w:ilvl="3" w:tentative="1">
-      <w:start w:val="1"/>
-      <w:numFmt w:val="bullet"/>
-      <w:lvlText w:val=""/>
-      <w:lvlJc w:val="left"/>
-      <w:pPr>
-        <w:tabs>
-          <w:tab w:val="num" w:pos="2880"/>
-        </w:tabs>
-        <w:ind w:left="2880" w:hanging="360"/>
-      </w:pPr>
-      <w:rPr>
-        <w:rFonts w:ascii="Wingdings" w:hAnsi="Wingdings" w:hint="default"/>
-        <w:sz w:val="20"/>
-      </w:rPr>
-    </w:lvl>
-    <w:lvl w:ilvl="4" w:tentative="1">
-      <w:start w:val="1"/>
-      <w:numFmt w:val="bullet"/>
-      <w:lvlText w:val=""/>
-      <w:lvlJc w:val="left"/>
-      <w:pPr>
-        <w:tabs>
-          <w:tab w:val="num" w:pos="3600"/>
-        </w:tabs>
-        <w:ind w:left="3600" w:hanging="360"/>
-      </w:pPr>
-      <w:rPr>
-        <w:rFonts w:ascii="Wingdings" w:hAnsi="Wingdings" w:hint="default"/>
-        <w:sz w:val="20"/>
-      </w:rPr>
-    </w:lvl>
-    <w:lvl w:ilvl="5" w:tentative="1">
-      <w:start w:val="1"/>
-      <w:numFmt w:val="bullet"/>
-      <w:lvlText w:val=""/>
-      <w:lvlJc w:val="left"/>
-      <w:pPr>
-        <w:tabs>
-          <w:tab w:val="num" w:pos="4320"/>
-        </w:tabs>
-        <w:ind w:left="4320" w:hanging="360"/>
-      </w:pPr>
-      <w:rPr>
-        <w:rFonts w:ascii="Wingdings" w:hAnsi="Wingdings" w:hint="default"/>
-        <w:sz w:val="20"/>
-      </w:rPr>
-    </w:lvl>
-    <w:lvl w:ilvl="6" w:tentative="1">
-      <w:start w:val="1"/>
-      <w:numFmt w:val="bullet"/>
-      <w:lvlText w:val=""/>
-      <w:lvlJc w:val="left"/>
-      <w:pPr>
-        <w:tabs>
-          <w:tab w:val="num" w:pos="5040"/>
-        </w:tabs>
-        <w:ind w:left="5040" w:hanging="360"/>
-      </w:pPr>
-      <w:rPr>
-        <w:rFonts w:ascii="Wingdings" w:hAnsi="Wingdings" w:hint="default"/>
-        <w:sz w:val="20"/>
-      </w:rPr>
-    </w:lvl>
-    <w:lvl w:ilvl="7" w:tentative="1">
-      <w:start w:val="1"/>
-      <w:numFmt w:val="bullet"/>
-      <w:lvlText w:val=""/>
-      <w:lvlJc w:val="left"/>
-      <w:pPr>
-        <w:tabs>
-          <w:tab w:val="num" w:pos="5760"/>
-        </w:tabs>
-        <w:ind w:left="5760" w:hanging="360"/>
-      </w:pPr>
-      <w:rPr>
-        <w:rFonts w:ascii="Wingdings" w:hAnsi="Wingdings" w:hint="default"/>
-        <w:sz w:val="20"/>
-      </w:rPr>
-    </w:lvl>
-    <w:lvl w:ilvl="8" w:tentative="1">
-      <w:start w:val="1"/>
-      <w:numFmt w:val="bullet"/>
-      <w:lvlText w:val=""/>
-      <w:lvlJc w:val="left"/>
-      <w:pPr>
-        <w:tabs>
-          <w:tab w:val="num" w:pos="6480"/>
-        </w:tabs>
-        <w:ind w:left="6480" w:hanging="360"/>
-      </w:pPr>
-      <w:rPr>
-        <w:rFonts w:ascii="Wingdings" w:hAnsi="Wingdings" w:hint="default"/>
         <w:sz w:val="20"/>
       </w:rPr>
     </w:lvl>
@@ -13414,268 +13518,6 @@
     </w:lvl>
   </w:abstractNum>
   <w:abstractNum w:abstractNumId="24" w15:restartNumberingAfterBreak="0">
-    <w:nsid w:val="3A30085C"/>
-    <w:multiLevelType w:val="multilevel"/>
-    <w:tmpl w:val="D5F6EB18"/>
-    <w:lvl w:ilvl="0">
-      <w:start w:val="1"/>
-      <w:numFmt w:val="decimal"/>
-      <w:lvlText w:val="%1."/>
-      <w:lvlJc w:val="left"/>
-      <w:pPr>
-        <w:tabs>
-          <w:tab w:val="num" w:pos="720"/>
-        </w:tabs>
-        <w:ind w:left="720" w:hanging="360"/>
-      </w:pPr>
-    </w:lvl>
-    <w:lvl w:ilvl="1" w:tentative="1">
-      <w:start w:val="1"/>
-      <w:numFmt w:val="decimal"/>
-      <w:lvlText w:val="%2."/>
-      <w:lvlJc w:val="left"/>
-      <w:pPr>
-        <w:tabs>
-          <w:tab w:val="num" w:pos="1440"/>
-        </w:tabs>
-        <w:ind w:left="1440" w:hanging="360"/>
-      </w:pPr>
-    </w:lvl>
-    <w:lvl w:ilvl="2" w:tentative="1">
-      <w:start w:val="1"/>
-      <w:numFmt w:val="decimal"/>
-      <w:lvlText w:val="%3."/>
-      <w:lvlJc w:val="left"/>
-      <w:pPr>
-        <w:tabs>
-          <w:tab w:val="num" w:pos="2160"/>
-        </w:tabs>
-        <w:ind w:left="2160" w:hanging="360"/>
-      </w:pPr>
-    </w:lvl>
-    <w:lvl w:ilvl="3" w:tentative="1">
-      <w:start w:val="1"/>
-      <w:numFmt w:val="decimal"/>
-      <w:lvlText w:val="%4."/>
-      <w:lvlJc w:val="left"/>
-      <w:pPr>
-        <w:tabs>
-          <w:tab w:val="num" w:pos="2880"/>
-        </w:tabs>
-        <w:ind w:left="2880" w:hanging="360"/>
-      </w:pPr>
-    </w:lvl>
-    <w:lvl w:ilvl="4" w:tentative="1">
-      <w:start w:val="1"/>
-      <w:numFmt w:val="decimal"/>
-      <w:lvlText w:val="%5."/>
-      <w:lvlJc w:val="left"/>
-      <w:pPr>
-        <w:tabs>
-          <w:tab w:val="num" w:pos="3600"/>
-        </w:tabs>
-        <w:ind w:left="3600" w:hanging="360"/>
-      </w:pPr>
-    </w:lvl>
-    <w:lvl w:ilvl="5" w:tentative="1">
-      <w:start w:val="1"/>
-      <w:numFmt w:val="decimal"/>
-      <w:lvlText w:val="%6."/>
-      <w:lvlJc w:val="left"/>
-      <w:pPr>
-        <w:tabs>
-          <w:tab w:val="num" w:pos="4320"/>
-        </w:tabs>
-        <w:ind w:left="4320" w:hanging="360"/>
-      </w:pPr>
-    </w:lvl>
-    <w:lvl w:ilvl="6" w:tentative="1">
-      <w:start w:val="1"/>
-      <w:numFmt w:val="decimal"/>
-      <w:lvlText w:val="%7."/>
-      <w:lvlJc w:val="left"/>
-      <w:pPr>
-        <w:tabs>
-          <w:tab w:val="num" w:pos="5040"/>
-        </w:tabs>
-        <w:ind w:left="5040" w:hanging="360"/>
-      </w:pPr>
-    </w:lvl>
-    <w:lvl w:ilvl="7" w:tentative="1">
-      <w:start w:val="1"/>
-      <w:numFmt w:val="decimal"/>
-      <w:lvlText w:val="%8."/>
-      <w:lvlJc w:val="left"/>
-      <w:pPr>
-        <w:tabs>
-          <w:tab w:val="num" w:pos="5760"/>
-        </w:tabs>
-        <w:ind w:left="5760" w:hanging="360"/>
-      </w:pPr>
-    </w:lvl>
-    <w:lvl w:ilvl="8" w:tentative="1">
-      <w:start w:val="1"/>
-      <w:numFmt w:val="decimal"/>
-      <w:lvlText w:val="%9."/>
-      <w:lvlJc w:val="left"/>
-      <w:pPr>
-        <w:tabs>
-          <w:tab w:val="num" w:pos="6480"/>
-        </w:tabs>
-        <w:ind w:left="6480" w:hanging="360"/>
-      </w:pPr>
-    </w:lvl>
-  </w:abstractNum>
-  <w:abstractNum w:abstractNumId="25" w15:restartNumberingAfterBreak="0">
-    <w:nsid w:val="455D322C"/>
-    <w:multiLevelType w:val="multilevel"/>
-    <w:tmpl w:val="E1841026"/>
-    <w:lvl w:ilvl="0">
-      <w:start w:val="1"/>
-      <w:numFmt w:val="bullet"/>
-      <w:lvlText w:val=""/>
-      <w:lvlJc w:val="left"/>
-      <w:pPr>
-        <w:tabs>
-          <w:tab w:val="num" w:pos="720"/>
-        </w:tabs>
-        <w:ind w:left="720" w:hanging="360"/>
-      </w:pPr>
-      <w:rPr>
-        <w:rFonts w:ascii="Symbol" w:hAnsi="Symbol" w:hint="default"/>
-        <w:sz w:val="20"/>
-      </w:rPr>
-    </w:lvl>
-    <w:lvl w:ilvl="1" w:tentative="1">
-      <w:start w:val="1"/>
-      <w:numFmt w:val="bullet"/>
-      <w:lvlText w:val=""/>
-      <w:lvlJc w:val="left"/>
-      <w:pPr>
-        <w:tabs>
-          <w:tab w:val="num" w:pos="1440"/>
-        </w:tabs>
-        <w:ind w:left="1440" w:hanging="360"/>
-      </w:pPr>
-      <w:rPr>
-        <w:rFonts w:ascii="Symbol" w:hAnsi="Symbol" w:hint="default"/>
-        <w:sz w:val="20"/>
-      </w:rPr>
-    </w:lvl>
-    <w:lvl w:ilvl="2" w:tentative="1">
-      <w:start w:val="1"/>
-      <w:numFmt w:val="bullet"/>
-      <w:lvlText w:val=""/>
-      <w:lvlJc w:val="left"/>
-      <w:pPr>
-        <w:tabs>
-          <w:tab w:val="num" w:pos="2160"/>
-        </w:tabs>
-        <w:ind w:left="2160" w:hanging="360"/>
-      </w:pPr>
-      <w:rPr>
-        <w:rFonts w:ascii="Symbol" w:hAnsi="Symbol" w:hint="default"/>
-        <w:sz w:val="20"/>
-      </w:rPr>
-    </w:lvl>
-    <w:lvl w:ilvl="3" w:tentative="1">
-      <w:start w:val="1"/>
-      <w:numFmt w:val="bullet"/>
-      <w:lvlText w:val=""/>
-      <w:lvlJc w:val="left"/>
-      <w:pPr>
-        <w:tabs>
-          <w:tab w:val="num" w:pos="2880"/>
-        </w:tabs>
-        <w:ind w:left="2880" w:hanging="360"/>
-      </w:pPr>
-      <w:rPr>
-        <w:rFonts w:ascii="Symbol" w:hAnsi="Symbol" w:hint="default"/>
-        <w:sz w:val="20"/>
-      </w:rPr>
-    </w:lvl>
-    <w:lvl w:ilvl="4" w:tentative="1">
-      <w:start w:val="1"/>
-      <w:numFmt w:val="bullet"/>
-      <w:lvlText w:val=""/>
-      <w:lvlJc w:val="left"/>
-      <w:pPr>
-        <w:tabs>
-          <w:tab w:val="num" w:pos="3600"/>
-        </w:tabs>
-        <w:ind w:left="3600" w:hanging="360"/>
-      </w:pPr>
-      <w:rPr>
-        <w:rFonts w:ascii="Symbol" w:hAnsi="Symbol" w:hint="default"/>
-        <w:sz w:val="20"/>
-      </w:rPr>
-    </w:lvl>
-    <w:lvl w:ilvl="5" w:tentative="1">
-      <w:start w:val="1"/>
-      <w:numFmt w:val="bullet"/>
-      <w:lvlText w:val=""/>
-      <w:lvlJc w:val="left"/>
-      <w:pPr>
-        <w:tabs>
-          <w:tab w:val="num" w:pos="4320"/>
-        </w:tabs>
-        <w:ind w:left="4320" w:hanging="360"/>
-      </w:pPr>
-      <w:rPr>
-        <w:rFonts w:ascii="Symbol" w:hAnsi="Symbol" w:hint="default"/>
-        <w:sz w:val="20"/>
-      </w:rPr>
-    </w:lvl>
-    <w:lvl w:ilvl="6" w:tentative="1">
-      <w:start w:val="1"/>
-      <w:numFmt w:val="bullet"/>
-      <w:lvlText w:val=""/>
-      <w:lvlJc w:val="left"/>
-      <w:pPr>
-        <w:tabs>
-          <w:tab w:val="num" w:pos="5040"/>
-        </w:tabs>
-        <w:ind w:left="5040" w:hanging="360"/>
-      </w:pPr>
-      <w:rPr>
-        <w:rFonts w:ascii="Symbol" w:hAnsi="Symbol" w:hint="default"/>
-        <w:sz w:val="20"/>
-      </w:rPr>
-    </w:lvl>
-    <w:lvl w:ilvl="7" w:tentative="1">
-      <w:start w:val="1"/>
-      <w:numFmt w:val="bullet"/>
-      <w:lvlText w:val=""/>
-      <w:lvlJc w:val="left"/>
-      <w:pPr>
-        <w:tabs>
-          <w:tab w:val="num" w:pos="5760"/>
-        </w:tabs>
-        <w:ind w:left="5760" w:hanging="360"/>
-      </w:pPr>
-      <w:rPr>
-        <w:rFonts w:ascii="Symbol" w:hAnsi="Symbol" w:hint="default"/>
-        <w:sz w:val="20"/>
-      </w:rPr>
-    </w:lvl>
-    <w:lvl w:ilvl="8" w:tentative="1">
-      <w:start w:val="1"/>
-      <w:numFmt w:val="bullet"/>
-      <w:lvlText w:val=""/>
-      <w:lvlJc w:val="left"/>
-      <w:pPr>
-        <w:tabs>
-          <w:tab w:val="num" w:pos="6480"/>
-        </w:tabs>
-        <w:ind w:left="6480" w:hanging="360"/>
-      </w:pPr>
-      <w:rPr>
-        <w:rFonts w:ascii="Symbol" w:hAnsi="Symbol" w:hint="default"/>
-        <w:sz w:val="20"/>
-      </w:rPr>
-    </w:lvl>
-  </w:abstractNum>
-  <w:abstractNum w:abstractNumId="26" w15:restartNumberingAfterBreak="0">
     <w:nsid w:val="47E148AD"/>
     <w:multiLevelType w:val="multilevel"/>
     <w:tmpl w:val="BF885AE8"/>
@@ -13824,7 +13666,7 @@
       </w:rPr>
     </w:lvl>
   </w:abstractNum>
-  <w:abstractNum w:abstractNumId="27" w15:restartNumberingAfterBreak="0">
+  <w:abstractNum w:abstractNumId="25" w15:restartNumberingAfterBreak="0">
     <w:nsid w:val="4CE10C31"/>
     <w:multiLevelType w:val="multilevel"/>
     <w:tmpl w:val="A678F0C2"/>
@@ -13973,156 +13815,7 @@
       </w:rPr>
     </w:lvl>
   </w:abstractNum>
-  <w:abstractNum w:abstractNumId="28" w15:restartNumberingAfterBreak="0">
-    <w:nsid w:val="588A6676"/>
-    <w:multiLevelType w:val="multilevel"/>
-    <w:tmpl w:val="17D22DDC"/>
-    <w:lvl w:ilvl="0">
-      <w:start w:val="1"/>
-      <w:numFmt w:val="bullet"/>
-      <w:lvlText w:val=""/>
-      <w:lvlJc w:val="left"/>
-      <w:pPr>
-        <w:tabs>
-          <w:tab w:val="num" w:pos="720"/>
-        </w:tabs>
-        <w:ind w:left="720" w:hanging="360"/>
-      </w:pPr>
-      <w:rPr>
-        <w:rFonts w:ascii="Symbol" w:hAnsi="Symbol" w:hint="default"/>
-        <w:sz w:val="20"/>
-      </w:rPr>
-    </w:lvl>
-    <w:lvl w:ilvl="1" w:tentative="1">
-      <w:start w:val="1"/>
-      <w:numFmt w:val="bullet"/>
-      <w:lvlText w:val="o"/>
-      <w:lvlJc w:val="left"/>
-      <w:pPr>
-        <w:tabs>
-          <w:tab w:val="num" w:pos="1440"/>
-        </w:tabs>
-        <w:ind w:left="1440" w:hanging="360"/>
-      </w:pPr>
-      <w:rPr>
-        <w:rFonts w:ascii="Courier New" w:hAnsi="Courier New" w:hint="default"/>
-        <w:sz w:val="20"/>
-      </w:rPr>
-    </w:lvl>
-    <w:lvl w:ilvl="2" w:tentative="1">
-      <w:start w:val="1"/>
-      <w:numFmt w:val="bullet"/>
-      <w:lvlText w:val=""/>
-      <w:lvlJc w:val="left"/>
-      <w:pPr>
-        <w:tabs>
-          <w:tab w:val="num" w:pos="2160"/>
-        </w:tabs>
-        <w:ind w:left="2160" w:hanging="360"/>
-      </w:pPr>
-      <w:rPr>
-        <w:rFonts w:ascii="Wingdings" w:hAnsi="Wingdings" w:hint="default"/>
-        <w:sz w:val="20"/>
-      </w:rPr>
-    </w:lvl>
-    <w:lvl w:ilvl="3" w:tentative="1">
-      <w:start w:val="1"/>
-      <w:numFmt w:val="bullet"/>
-      <w:lvlText w:val=""/>
-      <w:lvlJc w:val="left"/>
-      <w:pPr>
-        <w:tabs>
-          <w:tab w:val="num" w:pos="2880"/>
-        </w:tabs>
-        <w:ind w:left="2880" w:hanging="360"/>
-      </w:pPr>
-      <w:rPr>
-        <w:rFonts w:ascii="Wingdings" w:hAnsi="Wingdings" w:hint="default"/>
-        <w:sz w:val="20"/>
-      </w:rPr>
-    </w:lvl>
-    <w:lvl w:ilvl="4" w:tentative="1">
-      <w:start w:val="1"/>
-      <w:numFmt w:val="bullet"/>
-      <w:lvlText w:val=""/>
-      <w:lvlJc w:val="left"/>
-      <w:pPr>
-        <w:tabs>
-          <w:tab w:val="num" w:pos="3600"/>
-        </w:tabs>
-        <w:ind w:left="3600" w:hanging="360"/>
-      </w:pPr>
-      <w:rPr>
-        <w:rFonts w:ascii="Wingdings" w:hAnsi="Wingdings" w:hint="default"/>
-        <w:sz w:val="20"/>
-      </w:rPr>
-    </w:lvl>
-    <w:lvl w:ilvl="5" w:tentative="1">
-      <w:start w:val="1"/>
-      <w:numFmt w:val="bullet"/>
-      <w:lvlText w:val=""/>
-      <w:lvlJc w:val="left"/>
-      <w:pPr>
-        <w:tabs>
-          <w:tab w:val="num" w:pos="4320"/>
-        </w:tabs>
-        <w:ind w:left="4320" w:hanging="360"/>
-      </w:pPr>
-      <w:rPr>
-        <w:rFonts w:ascii="Wingdings" w:hAnsi="Wingdings" w:hint="default"/>
-        <w:sz w:val="20"/>
-      </w:rPr>
-    </w:lvl>
-    <w:lvl w:ilvl="6" w:tentative="1">
-      <w:start w:val="1"/>
-      <w:numFmt w:val="bullet"/>
-      <w:lvlText w:val=""/>
-      <w:lvlJc w:val="left"/>
-      <w:pPr>
-        <w:tabs>
-          <w:tab w:val="num" w:pos="5040"/>
-        </w:tabs>
-        <w:ind w:left="5040" w:hanging="360"/>
-      </w:pPr>
-      <w:rPr>
-        <w:rFonts w:ascii="Wingdings" w:hAnsi="Wingdings" w:hint="default"/>
-        <w:sz w:val="20"/>
-      </w:rPr>
-    </w:lvl>
-    <w:lvl w:ilvl="7" w:tentative="1">
-      <w:start w:val="1"/>
-      <w:numFmt w:val="bullet"/>
-      <w:lvlText w:val=""/>
-      <w:lvlJc w:val="left"/>
-      <w:pPr>
-        <w:tabs>
-          <w:tab w:val="num" w:pos="5760"/>
-        </w:tabs>
-        <w:ind w:left="5760" w:hanging="360"/>
-      </w:pPr>
-      <w:rPr>
-        <w:rFonts w:ascii="Wingdings" w:hAnsi="Wingdings" w:hint="default"/>
-        <w:sz w:val="20"/>
-      </w:rPr>
-    </w:lvl>
-    <w:lvl w:ilvl="8" w:tentative="1">
-      <w:start w:val="1"/>
-      <w:numFmt w:val="bullet"/>
-      <w:lvlText w:val=""/>
-      <w:lvlJc w:val="left"/>
-      <w:pPr>
-        <w:tabs>
-          <w:tab w:val="num" w:pos="6480"/>
-        </w:tabs>
-        <w:ind w:left="6480" w:hanging="360"/>
-      </w:pPr>
-      <w:rPr>
-        <w:rFonts w:ascii="Wingdings" w:hAnsi="Wingdings" w:hint="default"/>
-        <w:sz w:val="20"/>
-      </w:rPr>
-    </w:lvl>
-  </w:abstractNum>
-  <w:abstractNum w:abstractNumId="29" w15:restartNumberingAfterBreak="0">
+  <w:abstractNum w:abstractNumId="26" w15:restartNumberingAfterBreak="0">
     <w:nsid w:val="601F5976"/>
     <w:multiLevelType w:val="multilevel"/>
     <w:tmpl w:val="7F5A021A"/>
@@ -14271,7 +13964,7 @@
       </w:rPr>
     </w:lvl>
   </w:abstractNum>
-  <w:abstractNum w:abstractNumId="30" w15:restartNumberingAfterBreak="0">
+  <w:abstractNum w:abstractNumId="27" w15:restartNumberingAfterBreak="0">
     <w:nsid w:val="63A8617C"/>
     <w:multiLevelType w:val="multilevel"/>
     <w:tmpl w:val="4670C9C6"/>
@@ -14420,7 +14113,7 @@
       </w:rPr>
     </w:lvl>
   </w:abstractNum>
-  <w:abstractNum w:abstractNumId="31" w15:restartNumberingAfterBreak="0">
+  <w:abstractNum w:abstractNumId="28" w15:restartNumberingAfterBreak="0">
     <w:nsid w:val="65472B66"/>
     <w:multiLevelType w:val="multilevel"/>
     <w:tmpl w:val="67C69B2A"/>
@@ -14569,7 +14262,7 @@
       </w:rPr>
     </w:lvl>
   </w:abstractNum>
-  <w:abstractNum w:abstractNumId="32" w15:restartNumberingAfterBreak="0">
+  <w:abstractNum w:abstractNumId="29" w15:restartNumberingAfterBreak="0">
     <w:nsid w:val="67E634BE"/>
     <w:multiLevelType w:val="multilevel"/>
     <w:tmpl w:val="22EACB10"/>
@@ -14718,7 +14411,7 @@
       </w:rPr>
     </w:lvl>
   </w:abstractNum>
-  <w:abstractNum w:abstractNumId="33" w15:restartNumberingAfterBreak="0">
+  <w:abstractNum w:abstractNumId="30" w15:restartNumberingAfterBreak="0">
     <w:nsid w:val="69AD66B3"/>
     <w:multiLevelType w:val="multilevel"/>
     <w:tmpl w:val="699622F6"/>
@@ -14867,7 +14560,7 @@
       </w:rPr>
     </w:lvl>
   </w:abstractNum>
-  <w:abstractNum w:abstractNumId="34" w15:restartNumberingAfterBreak="0">
+  <w:abstractNum w:abstractNumId="31" w15:restartNumberingAfterBreak="0">
     <w:nsid w:val="6BF557AD"/>
     <w:multiLevelType w:val="multilevel"/>
     <w:tmpl w:val="862CDBEA"/>
@@ -15016,7 +14709,7 @@
       </w:rPr>
     </w:lvl>
   </w:abstractNum>
-  <w:abstractNum w:abstractNumId="35" w15:restartNumberingAfterBreak="0">
+  <w:abstractNum w:abstractNumId="32" w15:restartNumberingAfterBreak="0">
     <w:nsid w:val="6E2D0E0E"/>
     <w:multiLevelType w:val="multilevel"/>
     <w:tmpl w:val="B5700500"/>
@@ -15165,7 +14858,7 @@
       </w:rPr>
     </w:lvl>
   </w:abstractNum>
-  <w:abstractNum w:abstractNumId="36" w15:restartNumberingAfterBreak="0">
+  <w:abstractNum w:abstractNumId="33" w15:restartNumberingAfterBreak="0">
     <w:nsid w:val="70C04660"/>
     <w:multiLevelType w:val="multilevel"/>
     <w:tmpl w:val="34FE8018"/>
@@ -15278,7 +14971,7 @@
       </w:pPr>
     </w:lvl>
   </w:abstractNum>
-  <w:abstractNum w:abstractNumId="37" w15:restartNumberingAfterBreak="0">
+  <w:abstractNum w:abstractNumId="34" w15:restartNumberingAfterBreak="0">
     <w:nsid w:val="72463C3C"/>
     <w:multiLevelType w:val="multilevel"/>
     <w:tmpl w:val="0234F49C"/>
@@ -15427,7 +15120,7 @@
       </w:rPr>
     </w:lvl>
   </w:abstractNum>
-  <w:abstractNum w:abstractNumId="38" w15:restartNumberingAfterBreak="0">
+  <w:abstractNum w:abstractNumId="35" w15:restartNumberingAfterBreak="0">
     <w:nsid w:val="731D774E"/>
     <w:multiLevelType w:val="multilevel"/>
     <w:tmpl w:val="764A6D98"/>
@@ -15576,7 +15269,7 @@
       </w:rPr>
     </w:lvl>
   </w:abstractNum>
-  <w:abstractNum w:abstractNumId="39" w15:restartNumberingAfterBreak="0">
+  <w:abstractNum w:abstractNumId="36" w15:restartNumberingAfterBreak="0">
     <w:nsid w:val="759A6B45"/>
     <w:multiLevelType w:val="multilevel"/>
     <w:tmpl w:val="ED9C2F78"/>
@@ -15725,7 +15418,7 @@
       </w:rPr>
     </w:lvl>
   </w:abstractNum>
-  <w:abstractNum w:abstractNumId="40" w15:restartNumberingAfterBreak="0">
+  <w:abstractNum w:abstractNumId="37" w15:restartNumberingAfterBreak="0">
     <w:nsid w:val="76D2266D"/>
     <w:multiLevelType w:val="multilevel"/>
     <w:tmpl w:val="AE3E156C"/>
@@ -15874,7 +15567,7 @@
       </w:rPr>
     </w:lvl>
   </w:abstractNum>
-  <w:abstractNum w:abstractNumId="41" w15:restartNumberingAfterBreak="0">
+  <w:abstractNum w:abstractNumId="38" w15:restartNumberingAfterBreak="0">
     <w:nsid w:val="79A620D7"/>
     <w:multiLevelType w:val="multilevel"/>
     <w:tmpl w:val="45DEAB2E"/>
@@ -15991,156 +15684,7 @@
       </w:pPr>
     </w:lvl>
   </w:abstractNum>
-  <w:abstractNum w:abstractNumId="42" w15:restartNumberingAfterBreak="0">
-    <w:nsid w:val="7B681BBE"/>
-    <w:multiLevelType w:val="multilevel"/>
-    <w:tmpl w:val="1AD6C2E2"/>
-    <w:lvl w:ilvl="0">
-      <w:start w:val="1"/>
-      <w:numFmt w:val="bullet"/>
-      <w:lvlText w:val=""/>
-      <w:lvlJc w:val="left"/>
-      <w:pPr>
-        <w:tabs>
-          <w:tab w:val="num" w:pos="720"/>
-        </w:tabs>
-        <w:ind w:left="720" w:hanging="360"/>
-      </w:pPr>
-      <w:rPr>
-        <w:rFonts w:ascii="Symbol" w:hAnsi="Symbol" w:hint="default"/>
-        <w:sz w:val="20"/>
-      </w:rPr>
-    </w:lvl>
-    <w:lvl w:ilvl="1" w:tentative="1">
-      <w:start w:val="1"/>
-      <w:numFmt w:val="bullet"/>
-      <w:lvlText w:val=""/>
-      <w:lvlJc w:val="left"/>
-      <w:pPr>
-        <w:tabs>
-          <w:tab w:val="num" w:pos="1440"/>
-        </w:tabs>
-        <w:ind w:left="1440" w:hanging="360"/>
-      </w:pPr>
-      <w:rPr>
-        <w:rFonts w:ascii="Symbol" w:hAnsi="Symbol" w:hint="default"/>
-        <w:sz w:val="20"/>
-      </w:rPr>
-    </w:lvl>
-    <w:lvl w:ilvl="2" w:tentative="1">
-      <w:start w:val="1"/>
-      <w:numFmt w:val="bullet"/>
-      <w:lvlText w:val=""/>
-      <w:lvlJc w:val="left"/>
-      <w:pPr>
-        <w:tabs>
-          <w:tab w:val="num" w:pos="2160"/>
-        </w:tabs>
-        <w:ind w:left="2160" w:hanging="360"/>
-      </w:pPr>
-      <w:rPr>
-        <w:rFonts w:ascii="Symbol" w:hAnsi="Symbol" w:hint="default"/>
-        <w:sz w:val="20"/>
-      </w:rPr>
-    </w:lvl>
-    <w:lvl w:ilvl="3" w:tentative="1">
-      <w:start w:val="1"/>
-      <w:numFmt w:val="bullet"/>
-      <w:lvlText w:val=""/>
-      <w:lvlJc w:val="left"/>
-      <w:pPr>
-        <w:tabs>
-          <w:tab w:val="num" w:pos="2880"/>
-        </w:tabs>
-        <w:ind w:left="2880" w:hanging="360"/>
-      </w:pPr>
-      <w:rPr>
-        <w:rFonts w:ascii="Symbol" w:hAnsi="Symbol" w:hint="default"/>
-        <w:sz w:val="20"/>
-      </w:rPr>
-    </w:lvl>
-    <w:lvl w:ilvl="4" w:tentative="1">
-      <w:start w:val="1"/>
-      <w:numFmt w:val="bullet"/>
-      <w:lvlText w:val=""/>
-      <w:lvlJc w:val="left"/>
-      <w:pPr>
-        <w:tabs>
-          <w:tab w:val="num" w:pos="3600"/>
-        </w:tabs>
-        <w:ind w:left="3600" w:hanging="360"/>
-      </w:pPr>
-      <w:rPr>
-        <w:rFonts w:ascii="Symbol" w:hAnsi="Symbol" w:hint="default"/>
-        <w:sz w:val="20"/>
-      </w:rPr>
-    </w:lvl>
-    <w:lvl w:ilvl="5" w:tentative="1">
-      <w:start w:val="1"/>
-      <w:numFmt w:val="bullet"/>
-      <w:lvlText w:val=""/>
-      <w:lvlJc w:val="left"/>
-      <w:pPr>
-        <w:tabs>
-          <w:tab w:val="num" w:pos="4320"/>
-        </w:tabs>
-        <w:ind w:left="4320" w:hanging="360"/>
-      </w:pPr>
-      <w:rPr>
-        <w:rFonts w:ascii="Symbol" w:hAnsi="Symbol" w:hint="default"/>
-        <w:sz w:val="20"/>
-      </w:rPr>
-    </w:lvl>
-    <w:lvl w:ilvl="6" w:tentative="1">
-      <w:start w:val="1"/>
-      <w:numFmt w:val="bullet"/>
-      <w:lvlText w:val=""/>
-      <w:lvlJc w:val="left"/>
-      <w:pPr>
-        <w:tabs>
-          <w:tab w:val="num" w:pos="5040"/>
-        </w:tabs>
-        <w:ind w:left="5040" w:hanging="360"/>
-      </w:pPr>
-      <w:rPr>
-        <w:rFonts w:ascii="Symbol" w:hAnsi="Symbol" w:hint="default"/>
-        <w:sz w:val="20"/>
-      </w:rPr>
-    </w:lvl>
-    <w:lvl w:ilvl="7" w:tentative="1">
-      <w:start w:val="1"/>
-      <w:numFmt w:val="bullet"/>
-      <w:lvlText w:val=""/>
-      <w:lvlJc w:val="left"/>
-      <w:pPr>
-        <w:tabs>
-          <w:tab w:val="num" w:pos="5760"/>
-        </w:tabs>
-        <w:ind w:left="5760" w:hanging="360"/>
-      </w:pPr>
-      <w:rPr>
-        <w:rFonts w:ascii="Symbol" w:hAnsi="Symbol" w:hint="default"/>
-        <w:sz w:val="20"/>
-      </w:rPr>
-    </w:lvl>
-    <w:lvl w:ilvl="8" w:tentative="1">
-      <w:start w:val="1"/>
-      <w:numFmt w:val="bullet"/>
-      <w:lvlText w:val=""/>
-      <w:lvlJc w:val="left"/>
-      <w:pPr>
-        <w:tabs>
-          <w:tab w:val="num" w:pos="6480"/>
-        </w:tabs>
-        <w:ind w:left="6480" w:hanging="360"/>
-      </w:pPr>
-      <w:rPr>
-        <w:rFonts w:ascii="Symbol" w:hAnsi="Symbol" w:hint="default"/>
-        <w:sz w:val="20"/>
-      </w:rPr>
-    </w:lvl>
-  </w:abstractNum>
-  <w:abstractNum w:abstractNumId="43" w15:restartNumberingAfterBreak="0">
+  <w:abstractNum w:abstractNumId="39" w15:restartNumberingAfterBreak="0">
     <w:nsid w:val="7E1A6FCC"/>
     <w:multiLevelType w:val="multilevel"/>
     <w:tmpl w:val="7346CD48"/>
@@ -16290,46 +15834,46 @@
     </w:lvl>
   </w:abstractNum>
   <w:num w:numId="1" w16cid:durableId="1081492037">
-    <w:abstractNumId w:val="15"/>
+    <w:abstractNumId w:val="16"/>
   </w:num>
   <w:num w:numId="2" w16cid:durableId="1359967870">
     <w:abstractNumId w:val="3"/>
   </w:num>
   <w:num w:numId="3" w16cid:durableId="972173521">
-    <w:abstractNumId w:val="41"/>
+    <w:abstractNumId w:val="38"/>
   </w:num>
   <w:num w:numId="4" w16cid:durableId="1220046239">
-    <w:abstractNumId w:val="36"/>
+    <w:abstractNumId w:val="33"/>
   </w:num>
   <w:num w:numId="5" w16cid:durableId="1833256355">
-    <w:abstractNumId w:val="31"/>
+    <w:abstractNumId w:val="28"/>
     <w:lvlOverride w:ilvl="0">
       <w:startOverride w:val="1"/>
     </w:lvlOverride>
   </w:num>
   <w:num w:numId="6" w16cid:durableId="857041395">
-    <w:abstractNumId w:val="31"/>
+    <w:abstractNumId w:val="28"/>
     <w:lvlOverride w:ilvl="0">
       <w:startOverride w:val="2"/>
     </w:lvlOverride>
   </w:num>
   <w:num w:numId="7" w16cid:durableId="1184518115">
-    <w:abstractNumId w:val="31"/>
+    <w:abstractNumId w:val="28"/>
     <w:lvlOverride w:ilvl="0">
       <w:startOverride w:val="3"/>
     </w:lvlOverride>
   </w:num>
   <w:num w:numId="8" w16cid:durableId="1001203845">
-    <w:abstractNumId w:val="31"/>
+    <w:abstractNumId w:val="28"/>
     <w:lvlOverride w:ilvl="0">
       <w:startOverride w:val="4"/>
     </w:lvlOverride>
   </w:num>
   <w:num w:numId="9" w16cid:durableId="1743064503">
-    <w:abstractNumId w:val="37"/>
+    <w:abstractNumId w:val="34"/>
   </w:num>
   <w:num w:numId="10" w16cid:durableId="1092969622">
-    <w:abstractNumId w:val="33"/>
+    <w:abstractNumId w:val="30"/>
   </w:num>
   <w:num w:numId="11" w16cid:durableId="2095738871">
     <w:abstractNumId w:val="10"/>
@@ -16341,106 +15885,94 @@
     <w:abstractNumId w:val="20"/>
   </w:num>
   <w:num w:numId="14" w16cid:durableId="1817602345">
-    <w:abstractNumId w:val="27"/>
+    <w:abstractNumId w:val="25"/>
   </w:num>
   <w:num w:numId="15" w16cid:durableId="462649828">
     <w:abstractNumId w:val="9"/>
   </w:num>
   <w:num w:numId="16" w16cid:durableId="1584100039">
+    <w:abstractNumId w:val="29"/>
+  </w:num>
+  <w:num w:numId="17" w16cid:durableId="451941674">
+    <w:abstractNumId w:val="37"/>
+  </w:num>
+  <w:num w:numId="18" w16cid:durableId="1115365740">
+    <w:abstractNumId w:val="36"/>
+  </w:num>
+  <w:num w:numId="19" w16cid:durableId="341400160">
+    <w:abstractNumId w:val="27"/>
+  </w:num>
+  <w:num w:numId="20" w16cid:durableId="778449668">
+    <w:abstractNumId w:val="31"/>
+  </w:num>
+  <w:num w:numId="21" w16cid:durableId="477574853">
+    <w:abstractNumId w:val="13"/>
+  </w:num>
+  <w:num w:numId="22" w16cid:durableId="1051686866">
+    <w:abstractNumId w:val="2"/>
+  </w:num>
+  <w:num w:numId="23" w16cid:durableId="707990997">
+    <w:abstractNumId w:val="1"/>
+  </w:num>
+  <w:num w:numId="24" w16cid:durableId="1679304663">
+    <w:abstractNumId w:val="17"/>
+  </w:num>
+  <w:num w:numId="25" w16cid:durableId="1684744088">
+    <w:abstractNumId w:val="11"/>
+  </w:num>
+  <w:num w:numId="26" w16cid:durableId="1399597287">
+    <w:abstractNumId w:val="19"/>
+  </w:num>
+  <w:num w:numId="27" w16cid:durableId="155150543">
+    <w:abstractNumId w:val="26"/>
+  </w:num>
+  <w:num w:numId="28" w16cid:durableId="310600925">
+    <w:abstractNumId w:val="8"/>
+  </w:num>
+  <w:num w:numId="29" w16cid:durableId="384371509">
+    <w:abstractNumId w:val="23"/>
+  </w:num>
+  <w:num w:numId="30" w16cid:durableId="1674911885">
+    <w:abstractNumId w:val="5"/>
+  </w:num>
+  <w:num w:numId="31" w16cid:durableId="513767522">
     <w:abstractNumId w:val="32"/>
   </w:num>
-  <w:num w:numId="17" w16cid:durableId="451941674">
-    <w:abstractNumId w:val="40"/>
+  <w:num w:numId="32" w16cid:durableId="889071358">
+    <w:abstractNumId w:val="22"/>
   </w:num>
-  <w:num w:numId="18" w16cid:durableId="1115365740">
+  <w:num w:numId="33" w16cid:durableId="85424416">
+    <w:abstractNumId w:val="24"/>
+  </w:num>
+  <w:num w:numId="34" w16cid:durableId="1035890665">
+    <w:abstractNumId w:val="0"/>
+  </w:num>
+  <w:num w:numId="35" w16cid:durableId="1632709188">
     <w:abstractNumId w:val="39"/>
   </w:num>
-  <w:num w:numId="19" w16cid:durableId="341400160">
-    <w:abstractNumId w:val="30"/>
+  <w:num w:numId="36" w16cid:durableId="89205573">
+    <w:abstractNumId w:val="15"/>
   </w:num>
-  <w:num w:numId="20" w16cid:durableId="1913739097">
-    <w:abstractNumId w:val="42"/>
+  <w:num w:numId="37" w16cid:durableId="201944382">
+    <w:abstractNumId w:val="14"/>
   </w:num>
-  <w:num w:numId="21" w16cid:durableId="2120685883">
-    <w:abstractNumId w:val="25"/>
+  <w:num w:numId="38" w16cid:durableId="1789926889">
+    <w:abstractNumId w:val="35"/>
   </w:num>
-  <w:num w:numId="22" w16cid:durableId="778449668">
-    <w:abstractNumId w:val="34"/>
-  </w:num>
-  <w:num w:numId="23" w16cid:durableId="477574853">
-    <w:abstractNumId w:val="12"/>
-  </w:num>
-  <w:num w:numId="24" w16cid:durableId="1051686866">
-    <w:abstractNumId w:val="2"/>
-  </w:num>
-  <w:num w:numId="25" w16cid:durableId="707990997">
-    <w:abstractNumId w:val="1"/>
-  </w:num>
-  <w:num w:numId="26" w16cid:durableId="1679304663">
-    <w:abstractNumId w:val="16"/>
-  </w:num>
-  <w:num w:numId="27" w16cid:durableId="1684744088">
-    <w:abstractNumId w:val="11"/>
-  </w:num>
-  <w:num w:numId="28" w16cid:durableId="1399597287">
+  <w:num w:numId="39" w16cid:durableId="325210899">
     <w:abstractNumId w:val="18"/>
   </w:num>
-  <w:num w:numId="29" w16cid:durableId="155150543">
-    <w:abstractNumId w:val="29"/>
-  </w:num>
-  <w:num w:numId="30" w16cid:durableId="310600925">
-    <w:abstractNumId w:val="8"/>
-  </w:num>
-  <w:num w:numId="31" w16cid:durableId="384371509">
-    <w:abstractNumId w:val="23"/>
-  </w:num>
-  <w:num w:numId="32" w16cid:durableId="1674911885">
-    <w:abstractNumId w:val="5"/>
-  </w:num>
-  <w:num w:numId="33" w16cid:durableId="513767522">
-    <w:abstractNumId w:val="35"/>
-  </w:num>
-  <w:num w:numId="34" w16cid:durableId="889071358">
-    <w:abstractNumId w:val="22"/>
-  </w:num>
-  <w:num w:numId="35" w16cid:durableId="85424416">
-    <w:abstractNumId w:val="26"/>
-  </w:num>
-  <w:num w:numId="36" w16cid:durableId="1035890665">
-    <w:abstractNumId w:val="0"/>
-  </w:num>
-  <w:num w:numId="37" w16cid:durableId="1632709188">
-    <w:abstractNumId w:val="43"/>
-  </w:num>
-  <w:num w:numId="38" w16cid:durableId="89205573">
-    <w:abstractNumId w:val="14"/>
-  </w:num>
-  <w:num w:numId="39" w16cid:durableId="201944382">
-    <w:abstractNumId w:val="13"/>
-  </w:num>
-  <w:num w:numId="40" w16cid:durableId="1789926889">
-    <w:abstractNumId w:val="38"/>
-  </w:num>
-  <w:num w:numId="41" w16cid:durableId="325210899">
-    <w:abstractNumId w:val="17"/>
-  </w:num>
-  <w:num w:numId="42" w16cid:durableId="1540045874">
-    <w:abstractNumId w:val="24"/>
-  </w:num>
-  <w:num w:numId="43" w16cid:durableId="214197028">
+  <w:num w:numId="40" w16cid:durableId="214197028">
     <w:abstractNumId w:val="6"/>
   </w:num>
-  <w:num w:numId="44" w16cid:durableId="1115489214">
+  <w:num w:numId="41" w16cid:durableId="1115489214">
     <w:abstractNumId w:val="7"/>
   </w:num>
-  <w:num w:numId="45" w16cid:durableId="87897343">
+  <w:num w:numId="42" w16cid:durableId="87897343">
     <w:abstractNumId w:val="21"/>
   </w:num>
-  <w:num w:numId="46" w16cid:durableId="1322349616">
-    <w:abstractNumId w:val="28"/>
-  </w:num>
-  <w:num w:numId="47" w16cid:durableId="1311638438">
-    <w:abstractNumId w:val="19"/>
+  <w:num w:numId="43" w16cid:durableId="1132479950">
+    <w:abstractNumId w:val="12"/>
   </w:num>
 </w:numbering>
 </file>
@@ -16845,6 +16377,7 @@
   <w:style w:type="paragraph" w:default="1" w:styleId="Normal">
     <w:name w:val="Normal"/>
     <w:qFormat/>
+    <w:rsid w:val="004C4835"/>
   </w:style>
   <w:style w:type="paragraph" w:styleId="Heading1">
     <w:name w:val="heading 1"/>
@@ -16853,7 +16386,7 @@
     <w:link w:val="Heading1Char"/>
     <w:uiPriority w:val="9"/>
     <w:qFormat/>
-    <w:rsid w:val="00184494"/>
+    <w:rsid w:val="004C4835"/>
     <w:pPr>
       <w:keepNext/>
       <w:keepLines/>
@@ -16875,7 +16408,7 @@
     <w:uiPriority w:val="9"/>
     <w:unhideWhenUsed/>
     <w:qFormat/>
-    <w:rsid w:val="00184494"/>
+    <w:rsid w:val="004C4835"/>
     <w:pPr>
       <w:keepNext/>
       <w:keepLines/>
@@ -16897,7 +16430,7 @@
     <w:uiPriority w:val="9"/>
     <w:unhideWhenUsed/>
     <w:qFormat/>
-    <w:rsid w:val="00184494"/>
+    <w:rsid w:val="004C4835"/>
     <w:pPr>
       <w:keepNext/>
       <w:keepLines/>
@@ -16920,7 +16453,7 @@
     <w:semiHidden/>
     <w:unhideWhenUsed/>
     <w:qFormat/>
-    <w:rsid w:val="00184494"/>
+    <w:rsid w:val="004C4835"/>
     <w:pPr>
       <w:keepNext/>
       <w:keepLines/>
@@ -16943,7 +16476,7 @@
     <w:semiHidden/>
     <w:unhideWhenUsed/>
     <w:qFormat/>
-    <w:rsid w:val="00184494"/>
+    <w:rsid w:val="004C4835"/>
     <w:pPr>
       <w:keepNext/>
       <w:keepLines/>
@@ -16964,7 +16497,7 @@
     <w:semiHidden/>
     <w:unhideWhenUsed/>
     <w:qFormat/>
-    <w:rsid w:val="00184494"/>
+    <w:rsid w:val="004C4835"/>
     <w:pPr>
       <w:keepNext/>
       <w:keepLines/>
@@ -16987,7 +16520,7 @@
     <w:semiHidden/>
     <w:unhideWhenUsed/>
     <w:qFormat/>
-    <w:rsid w:val="00184494"/>
+    <w:rsid w:val="004C4835"/>
     <w:pPr>
       <w:keepNext/>
       <w:keepLines/>
@@ -17008,7 +16541,7 @@
     <w:semiHidden/>
     <w:unhideWhenUsed/>
     <w:qFormat/>
-    <w:rsid w:val="00184494"/>
+    <w:rsid w:val="004C4835"/>
     <w:pPr>
       <w:keepNext/>
       <w:keepLines/>
@@ -17031,7 +16564,7 @@
     <w:semiHidden/>
     <w:unhideWhenUsed/>
     <w:qFormat/>
-    <w:rsid w:val="00184494"/>
+    <w:rsid w:val="004C4835"/>
     <w:pPr>
       <w:keepNext/>
       <w:keepLines/>
@@ -17074,7 +16607,7 @@
     <w:basedOn w:val="DefaultParagraphFont"/>
     <w:link w:val="Heading1"/>
     <w:uiPriority w:val="9"/>
-    <w:rsid w:val="00184494"/>
+    <w:rsid w:val="004C4835"/>
     <w:rPr>
       <w:rFonts w:asciiTheme="majorHAnsi" w:eastAsiaTheme="majorEastAsia" w:hAnsiTheme="majorHAnsi" w:cstheme="majorBidi"/>
       <w:color w:val="2F5496" w:themeColor="accent1" w:themeShade="BF"/>
@@ -17087,7 +16620,7 @@
     <w:basedOn w:val="DefaultParagraphFont"/>
     <w:link w:val="Heading2"/>
     <w:uiPriority w:val="9"/>
-    <w:rsid w:val="00184494"/>
+    <w:rsid w:val="004C4835"/>
     <w:rPr>
       <w:rFonts w:asciiTheme="majorHAnsi" w:eastAsiaTheme="majorEastAsia" w:hAnsiTheme="majorHAnsi" w:cstheme="majorBidi"/>
       <w:color w:val="2F5496" w:themeColor="accent1" w:themeShade="BF"/>
@@ -17100,7 +16633,7 @@
     <w:basedOn w:val="DefaultParagraphFont"/>
     <w:link w:val="Heading3"/>
     <w:uiPriority w:val="9"/>
-    <w:rsid w:val="00184494"/>
+    <w:rsid w:val="004C4835"/>
     <w:rPr>
       <w:rFonts w:eastAsiaTheme="majorEastAsia" w:cstheme="majorBidi"/>
       <w:color w:val="2F5496" w:themeColor="accent1" w:themeShade="BF"/>
@@ -17114,7 +16647,7 @@
     <w:link w:val="Heading4"/>
     <w:uiPriority w:val="9"/>
     <w:semiHidden/>
-    <w:rsid w:val="00184494"/>
+    <w:rsid w:val="004C4835"/>
     <w:rPr>
       <w:rFonts w:eastAsiaTheme="majorEastAsia" w:cstheme="majorBidi"/>
       <w:i/>
@@ -17128,7 +16661,7 @@
     <w:link w:val="Heading5"/>
     <w:uiPriority w:val="9"/>
     <w:semiHidden/>
-    <w:rsid w:val="00184494"/>
+    <w:rsid w:val="004C4835"/>
     <w:rPr>
       <w:rFonts w:eastAsiaTheme="majorEastAsia" w:cstheme="majorBidi"/>
       <w:color w:val="2F5496" w:themeColor="accent1" w:themeShade="BF"/>
@@ -17140,7 +16673,7 @@
     <w:link w:val="Heading6"/>
     <w:uiPriority w:val="9"/>
     <w:semiHidden/>
-    <w:rsid w:val="00184494"/>
+    <w:rsid w:val="004C4835"/>
     <w:rPr>
       <w:rFonts w:eastAsiaTheme="majorEastAsia" w:cstheme="majorBidi"/>
       <w:i/>
@@ -17154,7 +16687,7 @@
     <w:link w:val="Heading7"/>
     <w:uiPriority w:val="9"/>
     <w:semiHidden/>
-    <w:rsid w:val="00184494"/>
+    <w:rsid w:val="004C4835"/>
     <w:rPr>
       <w:rFonts w:eastAsiaTheme="majorEastAsia" w:cstheme="majorBidi"/>
       <w:color w:val="595959" w:themeColor="text1" w:themeTint="A6"/>
@@ -17166,7 +16699,7 @@
     <w:link w:val="Heading8"/>
     <w:uiPriority w:val="9"/>
     <w:semiHidden/>
-    <w:rsid w:val="00184494"/>
+    <w:rsid w:val="004C4835"/>
     <w:rPr>
       <w:rFonts w:eastAsiaTheme="majorEastAsia" w:cstheme="majorBidi"/>
       <w:i/>
@@ -17180,7 +16713,7 @@
     <w:link w:val="Heading9"/>
     <w:uiPriority w:val="9"/>
     <w:semiHidden/>
-    <w:rsid w:val="00184494"/>
+    <w:rsid w:val="004C4835"/>
     <w:rPr>
       <w:rFonts w:eastAsiaTheme="majorEastAsia" w:cstheme="majorBidi"/>
       <w:color w:val="272727" w:themeColor="text1" w:themeTint="D8"/>
@@ -17193,7 +16726,7 @@
     <w:link w:val="TitleChar"/>
     <w:uiPriority w:val="10"/>
     <w:qFormat/>
-    <w:rsid w:val="00184494"/>
+    <w:rsid w:val="004C4835"/>
     <w:pPr>
       <w:spacing w:after="80" w:line="240" w:lineRule="auto"/>
       <w:contextualSpacing/>
@@ -17211,7 +16744,7 @@
     <w:basedOn w:val="DefaultParagraphFont"/>
     <w:link w:val="Title"/>
     <w:uiPriority w:val="10"/>
-    <w:rsid w:val="00184494"/>
+    <w:rsid w:val="004C4835"/>
     <w:rPr>
       <w:rFonts w:asciiTheme="majorHAnsi" w:eastAsiaTheme="majorEastAsia" w:hAnsiTheme="majorHAnsi" w:cstheme="majorBidi"/>
       <w:spacing w:val="-10"/>
@@ -17227,7 +16760,7 @@
     <w:link w:val="SubtitleChar"/>
     <w:uiPriority w:val="11"/>
     <w:qFormat/>
-    <w:rsid w:val="00184494"/>
+    <w:rsid w:val="004C4835"/>
     <w:pPr>
       <w:numPr>
         <w:ilvl w:val="1"/>
@@ -17246,7 +16779,7 @@
     <w:basedOn w:val="DefaultParagraphFont"/>
     <w:link w:val="Subtitle"/>
     <w:uiPriority w:val="11"/>
-    <w:rsid w:val="00184494"/>
+    <w:rsid w:val="004C4835"/>
     <w:rPr>
       <w:rFonts w:eastAsiaTheme="majorEastAsia" w:cstheme="majorBidi"/>
       <w:color w:val="595959" w:themeColor="text1" w:themeTint="A6"/>
@@ -17262,7 +16795,7 @@
     <w:link w:val="QuoteChar"/>
     <w:uiPriority w:val="29"/>
     <w:qFormat/>
-    <w:rsid w:val="00184494"/>
+    <w:rsid w:val="004C4835"/>
     <w:pPr>
       <w:spacing w:before="160"/>
       <w:jc w:val="center"/>
@@ -17278,7 +16811,7 @@
     <w:basedOn w:val="DefaultParagraphFont"/>
     <w:link w:val="Quote"/>
     <w:uiPriority w:val="29"/>
-    <w:rsid w:val="00184494"/>
+    <w:rsid w:val="004C4835"/>
     <w:rPr>
       <w:i/>
       <w:iCs/>
@@ -17290,7 +16823,7 @@
     <w:basedOn w:val="Normal"/>
     <w:uiPriority w:val="34"/>
     <w:qFormat/>
-    <w:rsid w:val="00184494"/>
+    <w:rsid w:val="004C4835"/>
     <w:pPr>
       <w:ind w:left="720"/>
       <w:contextualSpacing/>
@@ -17301,7 +16834,7 @@
     <w:basedOn w:val="DefaultParagraphFont"/>
     <w:uiPriority w:val="21"/>
     <w:qFormat/>
-    <w:rsid w:val="00184494"/>
+    <w:rsid w:val="004C4835"/>
     <w:rPr>
       <w:i/>
       <w:iCs/>
@@ -17315,7 +16848,7 @@
     <w:link w:val="IntenseQuoteChar"/>
     <w:uiPriority w:val="30"/>
     <w:qFormat/>
-    <w:rsid w:val="00184494"/>
+    <w:rsid w:val="004C4835"/>
     <w:pPr>
       <w:pBdr>
         <w:top w:val="single" w:sz="4" w:space="10" w:color="2F5496" w:themeColor="accent1" w:themeShade="BF"/>
@@ -17336,7 +16869,7 @@
     <w:basedOn w:val="DefaultParagraphFont"/>
     <w:link w:val="IntenseQuote"/>
     <w:uiPriority w:val="30"/>
-    <w:rsid w:val="00184494"/>
+    <w:rsid w:val="004C4835"/>
     <w:rPr>
       <w:i/>
       <w:iCs/>
@@ -17348,7 +16881,7 @@
     <w:basedOn w:val="DefaultParagraphFont"/>
     <w:uiPriority w:val="32"/>
     <w:qFormat/>
-    <w:rsid w:val="00184494"/>
+    <w:rsid w:val="004C4835"/>
     <w:rPr>
       <w:b/>
       <w:bCs/>
@@ -17362,22 +16895,10 @@
     <w:basedOn w:val="DefaultParagraphFont"/>
     <w:uiPriority w:val="99"/>
     <w:unhideWhenUsed/>
-    <w:rsid w:val="00184494"/>
+    <w:rsid w:val="004C4835"/>
     <w:rPr>
       <w:color w:val="0563C1" w:themeColor="hyperlink"/>
       <w:u w:val="single"/>
-    </w:rPr>
-  </w:style>
-  <w:style w:type="character" w:styleId="UnresolvedMention">
-    <w:name w:val="Unresolved Mention"/>
-    <w:basedOn w:val="DefaultParagraphFont"/>
-    <w:uiPriority w:val="99"/>
-    <w:semiHidden/>
-    <w:unhideWhenUsed/>
-    <w:rsid w:val="00184494"/>
-    <w:rPr>
-      <w:color w:val="605E5C"/>
-      <w:shd w:val="clear" w:color="auto" w:fill="E1DFDD"/>
     </w:rPr>
   </w:style>
   <w:style w:type="character" w:styleId="Strong">
@@ -17385,26 +16906,10 @@
     <w:basedOn w:val="DefaultParagraphFont"/>
     <w:uiPriority w:val="22"/>
     <w:qFormat/>
-    <w:rsid w:val="00604FFF"/>
+    <w:rsid w:val="004C4835"/>
     <w:rPr>
       <w:b/>
       <w:bCs/>
-    </w:rPr>
-  </w:style>
-  <w:style w:type="paragraph" w:customStyle="1" w:styleId="wp-block-paragraph">
-    <w:name w:val="wp-block-paragraph"/>
-    <w:basedOn w:val="Normal"/>
-    <w:rsid w:val="00BF481F"/>
-    <w:pPr>
-      <w:spacing w:before="100" w:beforeAutospacing="1" w:after="100" w:afterAutospacing="1" w:line="240" w:lineRule="auto"/>
-    </w:pPr>
-    <w:rPr>
-      <w:rFonts w:ascii="Times New Roman" w:eastAsia="Times New Roman" w:hAnsi="Times New Roman" w:cs="Times New Roman"/>
-      <w:kern w:val="0"/>
-      <w:sz w:val="24"/>
-      <w:szCs w:val="24"/>
-      <w:lang w:eastAsia="en-IN"/>
-      <w14:ligatures w14:val="none"/>
     </w:rPr>
   </w:style>
   <w:style w:type="paragraph" w:styleId="TOCHeading">
@@ -17414,7 +16919,7 @@
     <w:uiPriority w:val="39"/>
     <w:unhideWhenUsed/>
     <w:qFormat/>
-    <w:rsid w:val="002045F4"/>
+    <w:rsid w:val="004C4835"/>
     <w:pPr>
       <w:spacing w:before="240" w:after="0"/>
       <w:outlineLvl w:val="9"/>
@@ -17424,7 +16929,6 @@
       <w:sz w:val="32"/>
       <w:szCs w:val="32"/>
       <w:lang w:val="en-US"/>
-      <w14:ligatures w14:val="none"/>
     </w:rPr>
   </w:style>
   <w:style w:type="paragraph" w:styleId="TOC1">
@@ -17434,7 +16938,7 @@
     <w:autoRedefine/>
     <w:uiPriority w:val="39"/>
     <w:unhideWhenUsed/>
-    <w:rsid w:val="002045F4"/>
+    <w:rsid w:val="004C4835"/>
     <w:pPr>
       <w:spacing w:after="100"/>
     </w:pPr>
@@ -17446,7 +16950,7 @@
     <w:autoRedefine/>
     <w:uiPriority w:val="39"/>
     <w:unhideWhenUsed/>
-    <w:rsid w:val="002045F4"/>
+    <w:rsid w:val="004C4835"/>
     <w:pPr>
       <w:spacing w:after="100"/>
       <w:ind w:left="220"/>
@@ -17459,7 +16963,7 @@
     <w:autoRedefine/>
     <w:uiPriority w:val="39"/>
     <w:unhideWhenUsed/>
-    <w:rsid w:val="002045F4"/>
+    <w:rsid w:val="004C4835"/>
     <w:pPr>
       <w:spacing w:after="100"/>
       <w:ind w:left="440"/>
@@ -17761,16 +17265,4 @@
     </a:ext>
   </a:extLst>
 </a:theme>
-</file>
-
-<file path=customXml/item1.xml><?xml version="1.0" encoding="utf-8"?>
-<b:Sources xmlns:b="http://schemas.openxmlformats.org/officeDocument/2006/bibliography" xmlns="http://schemas.openxmlformats.org/officeDocument/2006/bibliography" SelectedStyle="\APASixthEditionOfficeOnline.xsl" StyleName="APA" Version="6"/>
-</file>
-
-<file path=customXml/itemProps1.xml><?xml version="1.0" encoding="utf-8"?>
-<ds:datastoreItem xmlns:ds="http://schemas.openxmlformats.org/officeDocument/2006/customXml" ds:itemID="{16D3DFF0-7318-4E04-B1F2-73AAD640333F}">
-  <ds:schemaRefs>
-    <ds:schemaRef ds:uri="http://schemas.openxmlformats.org/officeDocument/2006/bibliography"/>
-  </ds:schemaRefs>
-</ds:datastoreItem>
 </file>
--- a/Networking.docx
+++ b/Networking.docx
@@ -9896,6 +9896,13 @@
       </w:r>
     </w:p>
     <w:p>
+      <w:pPr>
+        <w:pStyle w:val="ListParagraph"/>
+        <w:numPr>
+          <w:ilvl w:val="0"/>
+          <w:numId w:val="45"/>
+        </w:numPr>
+      </w:pPr>
       <w:r>
         <w:t>What do you mean by computer network?</w:t>
       </w:r>
@@ -9917,6 +9924,13 @@
       </w:r>
     </w:p>
     <w:p>
+      <w:pPr>
+        <w:pStyle w:val="ListParagraph"/>
+        <w:numPr>
+          <w:ilvl w:val="0"/>
+          <w:numId w:val="45"/>
+        </w:numPr>
+      </w:pPr>
       <w:r>
         <w:t>T</w:t>
       </w:r>
@@ -9984,14 +9998,2351 @@
     </w:p>
     <w:p>
       <w:pPr>
-        <w:rPr>
-          <w:b/>
-          <w:bCs/>
-        </w:rPr>
-      </w:pPr>
-    </w:p>
-    <w:p/>
-    <w:p/>
+        <w:pStyle w:val="ListParagraph"/>
+        <w:numPr>
+          <w:ilvl w:val="0"/>
+          <w:numId w:val="45"/>
+        </w:numPr>
+        <w:rPr>
+          <w:b/>
+          <w:bCs/>
+        </w:rPr>
+      </w:pPr>
+      <w:r>
+        <w:rPr>
+          <w:b/>
+          <w:bCs/>
+        </w:rPr>
+        <w:t>Mention any two main advantages of using a network of computing devices.</w:t>
+      </w:r>
+    </w:p>
+    <w:p>
+      <w:r>
+        <w:t xml:space="preserve">The two main advantages of computer </w:t>
+      </w:r>
+      <w:proofErr w:type="spellStart"/>
+      <w:r>
+        <w:t>netowork</w:t>
+      </w:r>
+      <w:proofErr w:type="spellEnd"/>
+      <w:r>
+        <w:t xml:space="preserve"> are –</w:t>
+      </w:r>
+    </w:p>
+    <w:p>
+      <w:pPr>
+        <w:numPr>
+          <w:ilvl w:val="0"/>
+          <w:numId w:val="44"/>
+        </w:numPr>
+      </w:pPr>
+      <w:r>
+        <w:t>Resource Sharing: Computer networks can share resources with other computers, like printers and storage. Files can be shared with other computers using the network.</w:t>
+      </w:r>
+    </w:p>
+    <w:p>
+      <w:pPr>
+        <w:numPr>
+          <w:ilvl w:val="0"/>
+          <w:numId w:val="44"/>
+        </w:numPr>
+      </w:pPr>
+      <w:r>
+        <w:t xml:space="preserve">Reduce Cost: This network can reduce cost, for example if </w:t>
+      </w:r>
+      <w:proofErr w:type="spellStart"/>
+      <w:r>
+        <w:t>i</w:t>
+      </w:r>
+      <w:proofErr w:type="spellEnd"/>
+      <w:r>
+        <w:t xml:space="preserve"> want to share file to any other organization, we can use </w:t>
+      </w:r>
+      <w:proofErr w:type="spellStart"/>
+      <w:r>
+        <w:t>interet</w:t>
+      </w:r>
+      <w:proofErr w:type="spellEnd"/>
+      <w:r>
+        <w:t xml:space="preserve"> for sharing file </w:t>
+      </w:r>
+      <w:proofErr w:type="spellStart"/>
+      <w:r>
+        <w:t>insted</w:t>
+      </w:r>
+      <w:proofErr w:type="spellEnd"/>
+      <w:r>
+        <w:t xml:space="preserve"> of going to the organization physically.</w:t>
+      </w:r>
+    </w:p>
+    <w:p>
+      <w:pPr>
+        <w:pStyle w:val="ListParagraph"/>
+        <w:numPr>
+          <w:ilvl w:val="0"/>
+          <w:numId w:val="45"/>
+        </w:numPr>
+        <w:rPr>
+          <w:b/>
+          <w:bCs/>
+        </w:rPr>
+      </w:pPr>
+      <w:r>
+        <w:rPr>
+          <w:b/>
+          <w:bCs/>
+        </w:rPr>
+        <w:t>K</w:t>
+      </w:r>
+      <w:r>
+        <w:rPr>
+          <w:b/>
+          <w:bCs/>
+        </w:rPr>
+        <w:t>ey differences between LAN, MAN, WAN, and PAN?</w:t>
+      </w:r>
+    </w:p>
+    <w:p>
+      <w:pPr>
+        <w:pStyle w:val="ListParagraph"/>
+      </w:pPr>
+      <w:r>
+        <w:t>LAN: LAN stands for Local Area Network, which basically connects computers within small geographical areas like homes, offices, and schools.</w:t>
+      </w:r>
+    </w:p>
+    <w:p>
+      <w:pPr>
+        <w:pStyle w:val="ListParagraph"/>
+      </w:pPr>
+      <w:r>
+        <w:t>MAN: MAN stands for metropolitan area network, connecting computers within a large geographical area like a city or town.</w:t>
+      </w:r>
+    </w:p>
+    <w:p>
+      <w:pPr>
+        <w:pStyle w:val="ListParagraph"/>
+      </w:pPr>
+      <w:r>
+        <w:t>WAN: WAN stands for Wide Area Network. This type of network connects computers within wide geographical areas, like countries or worldwide.</w:t>
+      </w:r>
+    </w:p>
+    <w:p>
+      <w:pPr>
+        <w:pStyle w:val="ListParagraph"/>
+        <w:numPr>
+          <w:ilvl w:val="0"/>
+          <w:numId w:val="45"/>
+        </w:numPr>
+      </w:pPr>
+      <w:r>
+        <w:rPr>
+          <w:b/>
+          <w:bCs/>
+        </w:rPr>
+        <w:t>Define the term topology. What are the popular network topologies?</w:t>
+      </w:r>
+      <w:r>
+        <w:rPr>
+          <w:b/>
+          <w:bCs/>
+        </w:rPr>
+        <w:t xml:space="preserve"> </w:t>
+      </w:r>
+      <w:r>
+        <w:t>Answer: The arrangement of computer and other peripherals in a network is called topology. The most popular topologies in computer networks are bus, star and tree.</w:t>
+      </w:r>
+    </w:p>
+    <w:p>
+      <w:pPr>
+        <w:pStyle w:val="ListParagraph"/>
+        <w:numPr>
+          <w:ilvl w:val="0"/>
+          <w:numId w:val="45"/>
+        </w:numPr>
+        <w:rPr>
+          <w:b/>
+          <w:bCs/>
+        </w:rPr>
+      </w:pPr>
+      <w:r>
+        <w:rPr>
+          <w:b/>
+          <w:bCs/>
+        </w:rPr>
+        <w:t>Differentiate between circuit switching and packet switching.</w:t>
+      </w:r>
+    </w:p>
+    <w:p>
+      <w:pPr>
+        <w:pStyle w:val="ListParagraph"/>
+        <w:numPr>
+          <w:ilvl w:val="0"/>
+          <w:numId w:val="45"/>
+        </w:numPr>
+      </w:pPr>
+      <w:r>
+        <w:rPr>
+          <w:b/>
+          <w:bCs/>
+        </w:rPr>
+        <w:t>Why is a switch called an intelligent hub? (All India 2014, Delhi 2012C)</w:t>
+      </w:r>
+      <w:r>
+        <w:rPr>
+          <w:b/>
+          <w:bCs/>
+        </w:rPr>
+        <w:br/>
+      </w:r>
+      <w:r>
+        <w:t>Answer:</w:t>
+      </w:r>
+      <w:r>
+        <w:br/>
+        <w:t>A switch is called an intelligent hub because before simply forwarding a packet it checks for the intended destination for the packet and forwards it to that destination only, this is called packet filtering. While a hub forwards a packet to all the workstations in a network but only destination computer keeps it, rest all the computers drops that packet.</w:t>
+      </w:r>
+    </w:p>
+    <w:p>
+      <w:pPr>
+        <w:pStyle w:val="ListParagraph"/>
+        <w:numPr>
+          <w:ilvl w:val="0"/>
+          <w:numId w:val="45"/>
+        </w:numPr>
+      </w:pPr>
+      <w:r>
+        <w:rPr>
+          <w:b/>
+          <w:bCs/>
+        </w:rPr>
+        <w:t>What is the purpose of switch in a network?</w:t>
+      </w:r>
+      <w:r>
+        <w:t xml:space="preserve">  </w:t>
+      </w:r>
+      <w:r>
+        <w:t>A switch is a networking device which is used to connect different LAN segments of a network. A switch also supports packet filtering and forwarding between LAN segments.</w:t>
+      </w:r>
+    </w:p>
+    <w:p>
+      <w:pPr>
+        <w:pStyle w:val="ListParagraph"/>
+        <w:numPr>
+          <w:ilvl w:val="0"/>
+          <w:numId w:val="45"/>
+        </w:numPr>
+      </w:pPr>
+      <w:r>
+        <w:rPr>
+          <w:b/>
+          <w:bCs/>
+        </w:rPr>
+        <w:lastRenderedPageBreak/>
+        <w:t>How is a Trojan Horse harmful to a network?</w:t>
+      </w:r>
+      <w:r>
+        <w:t xml:space="preserve">  </w:t>
+      </w:r>
+      <w:r>
+        <w:t>Trojan horse like a virus or worm. At the backend, these perform some malicious activities like upload (send) some security files and information from the computer and at the same time download some unwanted files onto the computer.</w:t>
+      </w:r>
+    </w:p>
+    <w:p>
+      <w:pPr>
+        <w:pStyle w:val="ListParagraph"/>
+        <w:numPr>
+          <w:ilvl w:val="0"/>
+          <w:numId w:val="45"/>
+        </w:numPr>
+      </w:pPr>
+      <w:r>
+        <w:rPr>
+          <w:b/>
+          <w:bCs/>
+        </w:rPr>
+        <w:t>Write one advantage each of star and bus topology used in networking</w:t>
+      </w:r>
+      <w:r>
+        <w:t>.</w:t>
+      </w:r>
+      <w:r>
+        <w:t xml:space="preserve"> </w:t>
+      </w:r>
+      <w:r>
+        <w:t>Advantage of star topology is that it is most reliable as there is a direct connection of every node with the central node or server.</w:t>
+      </w:r>
+      <w:r>
+        <w:br/>
+        <w:t>Advantage of bus topology is that all nodes are connected through a single length of a cable so very short cable l</w:t>
+      </w:r>
+      <w:r>
+        <w:t>e</w:t>
+      </w:r>
+      <w:r>
+        <w:t>ngth is used.</w:t>
+      </w:r>
+    </w:p>
+    <w:p>
+      <w:pPr>
+        <w:pStyle w:val="ListParagraph"/>
+        <w:numPr>
+          <w:ilvl w:val="0"/>
+          <w:numId w:val="45"/>
+        </w:numPr>
+      </w:pPr>
+      <w:r>
+        <w:rPr>
+          <w:b/>
+          <w:bCs/>
+        </w:rPr>
+        <w:t>Write the name of the most suitable wireless communication channels for each of the following situations.</w:t>
+      </w:r>
+      <w:r>
+        <w:br/>
+        <w:t>(</w:t>
+      </w:r>
+      <w:proofErr w:type="spellStart"/>
+      <w:r>
+        <w:t>i</w:t>
+      </w:r>
+      <w:proofErr w:type="spellEnd"/>
+      <w:r>
+        <w:t>) Communication between two offices in two different countries.</w:t>
+      </w:r>
+      <w:r>
+        <w:br/>
+        <w:t>(ii) To transfer the data from one mobile phone to another</w:t>
+      </w:r>
+    </w:p>
+    <w:p>
+      <w:pPr>
+        <w:pStyle w:val="ListParagraph"/>
+      </w:pPr>
+      <w:r>
+        <w:t>Answer:</w:t>
+      </w:r>
+    </w:p>
+    <w:p>
+      <w:pPr>
+        <w:pStyle w:val="ListParagraph"/>
+      </w:pPr>
+      <w:r>
+        <w:t>(</w:t>
+      </w:r>
+      <w:proofErr w:type="spellStart"/>
+      <w:r>
+        <w:t>i</w:t>
+      </w:r>
+      <w:proofErr w:type="spellEnd"/>
+      <w:r>
+        <w:t>) Satellite Communication</w:t>
+      </w:r>
+    </w:p>
+    <w:p>
+      <w:pPr>
+        <w:pStyle w:val="ListParagraph"/>
+      </w:pPr>
+      <w:r>
+        <w:t>(ii) Bluetooth or infrared whichever is supported by the phone.</w:t>
+      </w:r>
+    </w:p>
+    <w:p>
+      <w:pPr>
+        <w:pStyle w:val="ListParagraph"/>
+      </w:pPr>
+    </w:p>
+    <w:p>
+      <w:pPr>
+        <w:pStyle w:val="ListParagraph"/>
+        <w:numPr>
+          <w:ilvl w:val="0"/>
+          <w:numId w:val="45"/>
+        </w:numPr>
+      </w:pPr>
+      <w:r>
+        <w:t>Given below two addresses</w:t>
+      </w:r>
+      <w:r>
+        <w:br/>
+        <w:t>(</w:t>
+      </w:r>
+      <w:proofErr w:type="spellStart"/>
+      <w:r>
+        <w:t>i</w:t>
+      </w:r>
+      <w:proofErr w:type="spellEnd"/>
+      <w:r>
+        <w:t>) 59.177.134.72</w:t>
+      </w:r>
+      <w:r>
+        <w:br/>
+        <w:t>(ii) http://www.ccc.nic.in/welcome.htm</w:t>
+      </w:r>
+      <w:r>
+        <w:br/>
+        <w:t>Identify which one of the above is an IP address and which one is a URL</w:t>
+      </w:r>
+    </w:p>
+    <w:p>
+      <w:pPr>
+        <w:pStyle w:val="ListParagraph"/>
+      </w:pPr>
+      <w:r>
+        <w:t>Answer:</w:t>
+      </w:r>
+      <w:r>
+        <w:br/>
+        <w:t>(</w:t>
+      </w:r>
+      <w:proofErr w:type="spellStart"/>
+      <w:r>
+        <w:t>i</w:t>
+      </w:r>
+      <w:proofErr w:type="spellEnd"/>
+      <w:r>
+        <w:t>) IP Address 59.177.134.72</w:t>
+      </w:r>
+      <w:r>
+        <w:br/>
+        <w:t xml:space="preserve">(ii) URL </w:t>
+      </w:r>
+      <w:hyperlink r:id="rId27" w:history="1">
+        <w:r>
+          <w:rPr>
+            <w:rStyle w:val="Hyperlink"/>
+          </w:rPr>
+          <w:t>http://www.ccc.nic.in/welcome.htm</w:t>
+        </w:r>
+      </w:hyperlink>
+    </w:p>
+    <w:p>
+      <w:pPr>
+        <w:pStyle w:val="ListParagraph"/>
+        <w:numPr>
+          <w:ilvl w:val="0"/>
+          <w:numId w:val="45"/>
+        </w:numPr>
+      </w:pPr>
+      <w:r>
+        <w:t>Beauty Lines Fashion Inc. is a fashion company with design unit and market unit 135 m away from each other. The company recently connected their LANs using Ethernet cable to share the stock related information. But after joining their LANs, they are not able to share the information due to loss of signal in between. Which device out of the following should you suggest to be installed for a smooth communication?</w:t>
+      </w:r>
+      <w:r>
+        <w:br/>
+        <w:t>(</w:t>
+      </w:r>
+      <w:proofErr w:type="spellStart"/>
+      <w:r>
+        <w:t>i</w:t>
+      </w:r>
+      <w:proofErr w:type="spellEnd"/>
+      <w:r>
+        <w:t>) UPS</w:t>
+      </w:r>
+      <w:r>
+        <w:br/>
+        <w:t>(ii)Modem</w:t>
+      </w:r>
+      <w:r>
+        <w:br/>
+        <w:t>(iii) Repeater (Answer:</w:t>
+      </w:r>
+      <w:r>
+        <w:br/>
+        <w:t>(iii) Repeater</w:t>
+      </w:r>
+    </w:p>
+    <w:p>
+      <w:pPr>
+        <w:pStyle w:val="ListParagraph"/>
+        <w:numPr>
+          <w:ilvl w:val="0"/>
+          <w:numId w:val="45"/>
+        </w:numPr>
+      </w:pPr>
+      <w:r>
+        <w:t>Seven Brothers Fashion Inc. is a fashion company with design and market unit 130 m away from each other. The company recently connected their LANs using Ethernet cable to share stock related information. But after joining the LAN, they are not able to share the information due to loss of signal in between. Which device out of the following should you suggest to be installed for smooth communication?</w:t>
+      </w:r>
+      <w:r>
+        <w:br/>
+        <w:t>(</w:t>
+      </w:r>
+      <w:proofErr w:type="spellStart"/>
+      <w:r>
+        <w:t>i</w:t>
+      </w:r>
+      <w:proofErr w:type="spellEnd"/>
+      <w:r>
+        <w:t>) Modem</w:t>
+      </w:r>
+      <w:r>
+        <w:br/>
+        <w:t>(ii) Repeater</w:t>
+      </w:r>
+      <w:r>
+        <w:br/>
+        <w:t>(iii) UPS</w:t>
+      </w:r>
+      <w:r>
+        <w:br/>
+        <w:t>Answer:</w:t>
+      </w:r>
+      <w:r>
+        <w:br/>
+        <w:t>(ii) Repeate</w:t>
+      </w:r>
+      <w:r>
+        <w:t>r</w:t>
+      </w:r>
+    </w:p>
+    <w:p>
+      <w:pPr>
+        <w:pStyle w:val="ListParagraph"/>
+        <w:numPr>
+          <w:ilvl w:val="0"/>
+          <w:numId w:val="45"/>
+        </w:numPr>
+      </w:pPr>
+      <w:r>
+        <w:lastRenderedPageBreak/>
+        <w:drawing>
+          <wp:inline distT="0" distB="0" distL="0" distR="0" wp14:anchorId="4504A0A8" wp14:editId="1DC4396B">
+            <wp:extent cx="5731510" cy="3365500"/>
+            <wp:effectExtent l="0" t="0" r="2540" b="6350"/>
+            <wp:docPr id="2068498680" name="Picture 1"/>
+            <wp:cNvGraphicFramePr>
+              <a:graphicFrameLocks xmlns:a="http://schemas.openxmlformats.org/drawingml/2006/main" noChangeAspect="1"/>
+            </wp:cNvGraphicFramePr>
+            <a:graphic xmlns:a="http://schemas.openxmlformats.org/drawingml/2006/main">
+              <a:graphicData uri="http://schemas.openxmlformats.org/drawingml/2006/picture">
+                <pic:pic xmlns:pic="http://schemas.openxmlformats.org/drawingml/2006/picture">
+                  <pic:nvPicPr>
+                    <pic:cNvPr id="2068498680" name=""/>
+                    <pic:cNvPicPr/>
+                  </pic:nvPicPr>
+                  <pic:blipFill>
+                    <a:blip r:embed="rId28"/>
+                    <a:stretch>
+                      <a:fillRect/>
+                    </a:stretch>
+                  </pic:blipFill>
+                  <pic:spPr>
+                    <a:xfrm>
+                      <a:off x="0" y="0"/>
+                      <a:ext cx="5731510" cy="3365500"/>
+                    </a:xfrm>
+                    <a:prstGeom prst="rect">
+                      <a:avLst/>
+                    </a:prstGeom>
+                  </pic:spPr>
+                </pic:pic>
+              </a:graphicData>
+            </a:graphic>
+          </wp:inline>
+        </w:drawing>
+      </w:r>
+    </w:p>
+    <w:p>
+      <w:pPr>
+        <w:pStyle w:val="ListParagraph"/>
+      </w:pPr>
+      <w:r>
+        <w:t>(</w:t>
+      </w:r>
+      <w:proofErr w:type="spellStart"/>
+      <w:r>
+        <w:t>i</w:t>
+      </w:r>
+      <w:proofErr w:type="spellEnd"/>
+      <w:r>
+        <w:t>) Suggest the most suitable cable layout of connections between the wings and topology.</w:t>
+      </w:r>
+      <w:r>
+        <w:br/>
+        <w:t>(ii) Suggest the most suitable place (i.e. wing) to house the server of this organisation with a suitable reason, with justification,</w:t>
+      </w:r>
+      <w:r>
+        <w:br/>
+        <w:t>(iii) Suggest the placement of the following devices with justification:</w:t>
+      </w:r>
+      <w:r>
+        <w:br/>
+        <w:t>(a) Repeater</w:t>
+      </w:r>
+      <w:r>
+        <w:br/>
+        <w:t>(b) Hub/Switch</w:t>
+      </w:r>
+      <w:r>
+        <w:br/>
+        <w:t>(iv) The organisation is planning to link its head office situated in New Delhi with the offices at Mizoram. Suggest an economic way to connect it, the company is ready to compromise on the speed of connectivity. Justify your answer.</w:t>
+      </w:r>
+    </w:p>
+    <w:p>
+      <w:pPr>
+        <w:pStyle w:val="ListParagraph"/>
+      </w:pPr>
+    </w:p>
+    <w:p>
+      <w:pPr>
+        <w:pStyle w:val="ListParagraph"/>
+        <w:numPr>
+          <w:ilvl w:val="0"/>
+          <w:numId w:val="45"/>
+        </w:numPr>
+      </w:pPr>
+      <w:r>
+        <w:t>Domain name is a unique name or identification that helps to create the path to open a particular website. All the domain names have IP addresses. IP address can be remembered by the computer, but it is difficult to remember for a human being. If you know that URL (Uniform Resource Locator) of a website, you can access it. The URL is actually the domain name of website, so the domain name is unique name of a website. Every time we enter a domain name it will be converted into an IP address and the website will be opened,</w:t>
+      </w:r>
+    </w:p>
+    <w:p>
+      <w:pPr>
+        <w:pStyle w:val="ListParagraph"/>
+      </w:pPr>
+      <w:r>
+        <w:t>E.g., www.Mybook.com</w:t>
+      </w:r>
+    </w:p>
+    <w:p>
+      <w:pPr>
+        <w:pStyle w:val="ListParagraph"/>
+      </w:pPr>
+      <w:r>
+        <w:t>A domain name contains three parts:</w:t>
+      </w:r>
+    </w:p>
+    <w:p>
+      <w:pPr>
+        <w:pStyle w:val="ListParagraph"/>
+      </w:pPr>
+      <w:r>
+        <w:t>Hostname as, www</w:t>
+      </w:r>
+    </w:p>
+    <w:p>
+      <w:pPr>
+        <w:pStyle w:val="ListParagraph"/>
+      </w:pPr>
+      <w:r>
+        <w:t xml:space="preserve">Name describing the website purpose as, </w:t>
+      </w:r>
+      <w:proofErr w:type="spellStart"/>
+      <w:r>
+        <w:t>Mybook</w:t>
+      </w:r>
+      <w:proofErr w:type="spellEnd"/>
+    </w:p>
+    <w:p>
+      <w:pPr>
+        <w:pStyle w:val="ListParagraph"/>
+      </w:pPr>
+      <w:r>
+        <w:t>Top level domain as .com, .net, .</w:t>
+      </w:r>
+      <w:proofErr w:type="spellStart"/>
+      <w:r>
+        <w:t>edu</w:t>
+      </w:r>
+      <w:proofErr w:type="spellEnd"/>
+      <w:r>
+        <w:t>, etc.</w:t>
+      </w:r>
+    </w:p>
+    <w:p>
+      <w:pPr>
+        <w:pStyle w:val="ListParagraph"/>
+        <w:numPr>
+          <w:ilvl w:val="0"/>
+          <w:numId w:val="45"/>
+        </w:numPr>
+      </w:pPr>
+      <w:r>
+        <w:t>Expand the following terms with respect to networking</w:t>
+      </w:r>
+      <w:r>
+        <w:br/>
+        <w:t>(</w:t>
+      </w:r>
+      <w:proofErr w:type="spellStart"/>
+      <w:r>
+        <w:t>i</w:t>
+      </w:r>
+      <w:proofErr w:type="spellEnd"/>
+      <w:r>
+        <w:t>) PPP</w:t>
+      </w:r>
+      <w:r>
+        <w:br/>
+        <w:t>(ii) GSM</w:t>
+      </w:r>
+      <w:r>
+        <w:br/>
+        <w:t>(iii) XML</w:t>
+      </w:r>
+      <w:r>
+        <w:br/>
+        <w:t>(iv) HTTP</w:t>
+      </w:r>
+      <w:r>
+        <w:br/>
+        <w:t>Answer:</w:t>
+      </w:r>
+      <w:r>
+        <w:br/>
+        <w:t>(</w:t>
+      </w:r>
+      <w:proofErr w:type="spellStart"/>
+      <w:r>
+        <w:t>i</w:t>
+      </w:r>
+      <w:proofErr w:type="spellEnd"/>
+      <w:r>
+        <w:t>) Point-to-Point Protocol</w:t>
+      </w:r>
+      <w:r>
+        <w:br/>
+        <w:t>(ii) Global System for Mobile Communication</w:t>
+      </w:r>
+      <w:r>
+        <w:br/>
+      </w:r>
+      <w:r>
+        <w:lastRenderedPageBreak/>
+        <w:t>(iii) extensible Markup Language</w:t>
+      </w:r>
+      <w:r>
+        <w:br/>
+        <w:t xml:space="preserve">(iv) </w:t>
+      </w:r>
+      <w:proofErr w:type="spellStart"/>
+      <w:r>
+        <w:t>HyperText</w:t>
+      </w:r>
+      <w:proofErr w:type="spellEnd"/>
+      <w:r>
+        <w:t xml:space="preserve"> Transfer Protocol</w:t>
+      </w:r>
+    </w:p>
+    <w:p>
+      <w:pPr>
+        <w:pStyle w:val="ListParagraph"/>
+      </w:pPr>
+    </w:p>
+    <w:p>
+      <w:pPr>
+        <w:pStyle w:val="ListParagraph"/>
+        <w:numPr>
+          <w:ilvl w:val="0"/>
+          <w:numId w:val="45"/>
+        </w:numPr>
+      </w:pPr>
+      <w:r>
+        <w:t>Expand the following terms with respect to networking</w:t>
+      </w:r>
+      <w:r>
+        <w:br/>
+        <w:t>(</w:t>
+      </w:r>
+      <w:proofErr w:type="spellStart"/>
+      <w:r>
+        <w:t>i</w:t>
+      </w:r>
+      <w:proofErr w:type="spellEnd"/>
+      <w:r>
+        <w:t>) CDMA</w:t>
+      </w:r>
+      <w:r>
+        <w:br/>
+        <w:t>(ii) FTP</w:t>
+      </w:r>
+      <w:r>
+        <w:br/>
+        <w:t>(iii) WLL</w:t>
+      </w:r>
+      <w:r>
+        <w:br/>
+        <w:t>(iv) HTML</w:t>
+      </w:r>
+      <w:r>
+        <w:br/>
+        <w:t>Answer:</w:t>
+      </w:r>
+      <w:r>
+        <w:br/>
+        <w:t>(</w:t>
+      </w:r>
+      <w:proofErr w:type="spellStart"/>
+      <w:r>
+        <w:t>i</w:t>
+      </w:r>
+      <w:proofErr w:type="spellEnd"/>
+      <w:r>
+        <w:t>) Code Division Multiple Access</w:t>
+      </w:r>
+      <w:r>
+        <w:br/>
+        <w:t>(ii) File Transfer Protocol</w:t>
+      </w:r>
+      <w:r>
+        <w:br/>
+        <w:t>(iii) Wireless in Local Loop</w:t>
+      </w:r>
+      <w:r>
+        <w:br/>
+        <w:t xml:space="preserve">(iv) </w:t>
+      </w:r>
+      <w:proofErr w:type="spellStart"/>
+      <w:r>
+        <w:t>HyperText</w:t>
+      </w:r>
+      <w:proofErr w:type="spellEnd"/>
+      <w:r>
+        <w:t xml:space="preserve"> Markup Language.</w:t>
+      </w:r>
+    </w:p>
+    <w:p>
+      <w:pPr>
+        <w:pStyle w:val="ListParagraph"/>
+      </w:pPr>
+    </w:p>
+    <w:p>
+      <w:pPr>
+        <w:pStyle w:val="ListParagraph"/>
+        <w:numPr>
+          <w:ilvl w:val="0"/>
+          <w:numId w:val="45"/>
+        </w:numPr>
+      </w:pPr>
+      <w:r>
+        <w:t>Expand the following terms with respect to networking</w:t>
+      </w:r>
+      <w:r>
+        <w:br/>
+        <w:t>(</w:t>
+      </w:r>
+      <w:proofErr w:type="spellStart"/>
+      <w:r>
+        <w:t>i</w:t>
+      </w:r>
+      <w:proofErr w:type="spellEnd"/>
+      <w:r>
+        <w:t>) XML</w:t>
+      </w:r>
+      <w:r>
+        <w:br/>
+        <w:t>(ii)WWW</w:t>
+      </w:r>
+      <w:r>
+        <w:br/>
+        <w:t>(iii) WLL</w:t>
+      </w:r>
+      <w:r>
+        <w:br/>
+        <w:t>(iv) TCP/IP</w:t>
+      </w:r>
+      <w:r>
+        <w:br/>
+        <w:t>Answer:</w:t>
+      </w:r>
+      <w:r>
+        <w:br/>
+        <w:t>(</w:t>
+      </w:r>
+      <w:proofErr w:type="spellStart"/>
+      <w:r>
+        <w:t>i</w:t>
+      </w:r>
+      <w:proofErr w:type="spellEnd"/>
+      <w:r>
+        <w:t>) extensible Markup Language</w:t>
+      </w:r>
+      <w:r>
+        <w:br/>
+        <w:t>(ii) World Wide Web</w:t>
+      </w:r>
+      <w:r>
+        <w:br/>
+        <w:t>(iii) Wireless in Local Loop</w:t>
+      </w:r>
+      <w:r>
+        <w:br/>
+        <w:t>(iv) Transmission Control Protocol/Internet Protocol.</w:t>
+      </w:r>
+    </w:p>
+    <w:p>
+      <w:pPr>
+        <w:pStyle w:val="ListParagraph"/>
+      </w:pPr>
+    </w:p>
+    <w:p>
+      <w:pPr>
+        <w:pStyle w:val="ListParagraph"/>
+        <w:numPr>
+          <w:ilvl w:val="0"/>
+          <w:numId w:val="45"/>
+        </w:numPr>
+      </w:pPr>
+      <w:r>
+        <w:t>Identify the Domain name and URL from the following:</w:t>
+      </w:r>
+      <w:r>
+        <w:br/>
+        <w:t>http://www.income.in/home.aboutus.hml</w:t>
+      </w:r>
+      <w:r>
+        <w:br/>
+      </w:r>
+      <w:r>
+        <w:rPr>
+          <w:b/>
+          <w:bCs/>
+        </w:rPr>
+        <w:t>Answer:</w:t>
+      </w:r>
+      <w:r>
+        <w:br/>
+        <w:t>Domain name – income.in</w:t>
+      </w:r>
+      <w:r>
+        <w:br/>
+        <w:t xml:space="preserve">URL – </w:t>
+      </w:r>
+      <w:hyperlink r:id="rId29" w:history="1">
+        <w:r>
+          <w:rPr>
+            <w:rStyle w:val="Hyperlink"/>
+          </w:rPr>
+          <w:t>http://www.income.in/home.aboutus.hm</w:t>
+        </w:r>
+        <w:r>
+          <w:rPr>
+            <w:rStyle w:val="Hyperlink"/>
+          </w:rPr>
+          <w:t>l</w:t>
+        </w:r>
+      </w:hyperlink>
+    </w:p>
+    <w:p>
+      <w:pPr>
+        <w:pStyle w:val="ListParagraph"/>
+      </w:pPr>
+    </w:p>
+    <w:p>
+      <w:pPr>
+        <w:pStyle w:val="ListParagraph"/>
+        <w:numPr>
+          <w:ilvl w:val="0"/>
+          <w:numId w:val="45"/>
+        </w:numPr>
+      </w:pPr>
+      <w:r>
+        <w:t xml:space="preserve">Write two </w:t>
+      </w:r>
+      <w:r>
+        <w:t>characteristics</w:t>
+      </w:r>
+      <w:r>
+        <w:t xml:space="preserve"> of Wi-Fi.</w:t>
+      </w:r>
+    </w:p>
+    <w:p>
+      <w:pPr>
+        <w:pStyle w:val="ListParagraph"/>
+      </w:pPr>
+      <w:r>
+        <w:t>Answer:</w:t>
+      </w:r>
+    </w:p>
+    <w:p>
+      <w:pPr>
+        <w:pStyle w:val="ListParagraph"/>
+      </w:pPr>
+      <w:r>
+        <w:t>It is wireless network.</w:t>
+      </w:r>
+    </w:p>
+    <w:p>
+      <w:pPr>
+        <w:pStyle w:val="ListParagraph"/>
+      </w:pPr>
+      <w:r>
+        <w:t>It is for short range.</w:t>
+      </w:r>
+    </w:p>
+    <w:p>
+      <w:pPr>
+        <w:pStyle w:val="ListParagraph"/>
+        <w:numPr>
+          <w:ilvl w:val="0"/>
+          <w:numId w:val="45"/>
+        </w:numPr>
+      </w:pPr>
+      <w:r>
+        <w:t>Which protocol is used to creating a connection with a remote machine?</w:t>
+      </w:r>
+      <w:r>
+        <w:br/>
+      </w:r>
+      <w:r>
+        <w:rPr>
+          <w:b/>
+          <w:bCs/>
+        </w:rPr>
+        <w:t>Answer:</w:t>
+      </w:r>
+      <w:r>
+        <w:br/>
+      </w:r>
+      <w:r>
+        <w:rPr>
+          <w:b/>
+          <w:bCs/>
+        </w:rPr>
+        <w:t>Telnet:</w:t>
+      </w:r>
+      <w:r>
+        <w:t> It is an older internet utility that lets us log on to remote computer system. It also facilitates for terminal emulation purpose.</w:t>
+      </w:r>
+    </w:p>
+    <w:p>
+      <w:pPr>
+        <w:pStyle w:val="ListParagraph"/>
+        <w:numPr>
+          <w:ilvl w:val="0"/>
+          <w:numId w:val="45"/>
+        </w:numPr>
+      </w:pPr>
+      <w:r>
+        <w:lastRenderedPageBreak/>
+        <w:t xml:space="preserve">hat is the difference between packet and message </w:t>
+      </w:r>
+      <w:proofErr w:type="gramStart"/>
+      <w:r>
+        <w:t>switching ?</w:t>
+      </w:r>
+      <w:proofErr w:type="gramEnd"/>
+      <w:r>
+        <w:br/>
+      </w:r>
+      <w:r>
+        <w:rPr>
+          <w:b/>
+          <w:bCs/>
+        </w:rPr>
+        <w:t>Answer:</w:t>
+      </w:r>
+      <w:r>
+        <w:br/>
+      </w:r>
+      <w:r>
+        <w:drawing>
+          <wp:inline distT="0" distB="0" distL="0" distR="0" wp14:anchorId="331A0E5F" wp14:editId="7129DCB8">
+            <wp:extent cx="4434840" cy="2682240"/>
+            <wp:effectExtent l="0" t="0" r="3810" b="3810"/>
+            <wp:docPr id="1103510185" name="Picture 2" descr="Important Questions for Class 12 Computer Science (Python) - Networking and Open Source Concepts 1"/>
+            <wp:cNvGraphicFramePr>
+              <a:graphicFrameLocks xmlns:a="http://schemas.openxmlformats.org/drawingml/2006/main" noChangeAspect="1"/>
+            </wp:cNvGraphicFramePr>
+            <a:graphic xmlns:a="http://schemas.openxmlformats.org/drawingml/2006/main">
+              <a:graphicData uri="http://schemas.openxmlformats.org/drawingml/2006/picture">
+                <pic:pic xmlns:pic="http://schemas.openxmlformats.org/drawingml/2006/picture">
+                  <pic:nvPicPr>
+                    <pic:cNvPr id="0" name="Picture 10" descr="Important Questions for Class 12 Computer Science (Python) - Networking and Open Source Concepts 1"/>
+                    <pic:cNvPicPr>
+                      <a:picLocks noChangeAspect="1" noChangeArrowheads="1"/>
+                    </pic:cNvPicPr>
+                  </pic:nvPicPr>
+                  <pic:blipFill>
+                    <a:blip r:embed="rId30">
+                      <a:extLst>
+                        <a:ext uri="{28A0092B-C50C-407E-A947-70E740481C1C}">
+                          <a14:useLocalDpi xmlns:a14="http://schemas.microsoft.com/office/drawing/2010/main" val="0"/>
+                        </a:ext>
+                      </a:extLst>
+                    </a:blip>
+                    <a:srcRect/>
+                    <a:stretch>
+                      <a:fillRect/>
+                    </a:stretch>
+                  </pic:blipFill>
+                  <pic:spPr bwMode="auto">
+                    <a:xfrm>
+                      <a:off x="0" y="0"/>
+                      <a:ext cx="4434840" cy="2682240"/>
+                    </a:xfrm>
+                    <a:prstGeom prst="rect">
+                      <a:avLst/>
+                    </a:prstGeom>
+                    <a:noFill/>
+                    <a:ln>
+                      <a:noFill/>
+                    </a:ln>
+                  </pic:spPr>
+                </pic:pic>
+              </a:graphicData>
+            </a:graphic>
+          </wp:inline>
+        </w:drawing>
+      </w:r>
+    </w:p>
+    <w:p>
+      <w:pPr>
+        <w:pStyle w:val="ListParagraph"/>
+        <w:numPr>
+          <w:ilvl w:val="0"/>
+          <w:numId w:val="45"/>
+        </w:numPr>
+      </w:pPr>
+      <w:r>
+        <w:t>What is cloud computing?</w:t>
+      </w:r>
+      <w:r>
+        <w:br/>
+      </w:r>
+      <w:r>
+        <w:rPr>
+          <w:b/>
+          <w:bCs/>
+        </w:rPr>
+        <w:t>Answer:</w:t>
+      </w:r>
+      <w:r>
+        <w:br/>
+        <w:t xml:space="preserve">The sharing of compute resources (dedicated, time-shared, or dynamically shared servers) and related infrastructure components (load </w:t>
+      </w:r>
+      <w:proofErr w:type="spellStart"/>
+      <w:r>
+        <w:t>balncers</w:t>
+      </w:r>
+      <w:proofErr w:type="spellEnd"/>
+      <w:r>
+        <w:t xml:space="preserve">, firewalls, network storage, developer tools, monitors and management tools) to facilitate the deployment and operation of web and </w:t>
+      </w:r>
+      <w:proofErr w:type="gramStart"/>
+      <w:r>
+        <w:t>network based</w:t>
+      </w:r>
+      <w:proofErr w:type="gramEnd"/>
+      <w:r>
+        <w:t xml:space="preserve"> applications. Cloud computing relies on sharing of resources to achieve coherence and economies of scale, similar to a utility (like the electricity grid) over a net-work.</w:t>
+      </w:r>
+    </w:p>
+    <w:p>
+      <w:pPr>
+        <w:pStyle w:val="ListParagraph"/>
+        <w:numPr>
+          <w:ilvl w:val="0"/>
+          <w:numId w:val="45"/>
+        </w:numPr>
+      </w:pPr>
+      <w:r>
+        <w:t>Which type of network (out of LAN, PAN and MAN) is formed, when you connect two mobiles using Bluetooth to transfer a video?</w:t>
+      </w:r>
+      <w:r>
+        <w:br/>
+      </w:r>
+      <w:r>
+        <w:rPr>
+          <w:b/>
+          <w:bCs/>
+        </w:rPr>
+        <w:t>Answer:</w:t>
+      </w:r>
+      <w:r>
+        <w:br/>
+        <w:t>PAN</w:t>
+      </w:r>
+    </w:p>
+    <w:p>
+      <w:pPr>
+        <w:pStyle w:val="ListParagraph"/>
+        <w:numPr>
+          <w:ilvl w:val="0"/>
+          <w:numId w:val="45"/>
+        </w:numPr>
+      </w:pPr>
+      <w:r>
+        <w:t>What is the function of Modem?</w:t>
+      </w:r>
+      <w:r>
+        <w:br/>
+      </w:r>
+      <w:r>
+        <w:rPr>
+          <w:b/>
+          <w:bCs/>
+        </w:rPr>
+        <w:t>Answer:</w:t>
+      </w:r>
+      <w:r>
+        <w:br/>
+        <w:t>The function of modem is modulation and demodulation, means turn data into a format that can be transmitted via an audio link such as a phone line.</w:t>
+      </w:r>
+    </w:p>
+    <w:p>
+      <w:pPr>
+        <w:pStyle w:val="ListParagraph"/>
+        <w:numPr>
+          <w:ilvl w:val="0"/>
+          <w:numId w:val="45"/>
+        </w:numPr>
+      </w:pPr>
+      <w:r>
+        <w:t>Explain the purpose of a router.</w:t>
+      </w:r>
+      <w:r>
+        <w:br/>
+      </w:r>
+      <w:r>
+        <w:rPr>
+          <w:b/>
+          <w:bCs/>
+        </w:rPr>
+        <w:t>Answer:</w:t>
+      </w:r>
+      <w:r>
+        <w:br/>
+        <w:t>A router established connection between two networks and it can handle network with different protocols. Using a routing table, routers make sure that the data packets are travelling through the best possible paths to reach their destination.</w:t>
+      </w:r>
+    </w:p>
+    <w:p>
+      <w:pPr>
+        <w:pStyle w:val="ListParagraph"/>
+        <w:numPr>
+          <w:ilvl w:val="0"/>
+          <w:numId w:val="45"/>
+        </w:numPr>
+      </w:pPr>
+      <w:r>
+        <w:t>What are repeaters?</w:t>
+      </w:r>
+      <w:r>
+        <w:br/>
+      </w:r>
+      <w:r>
+        <w:rPr>
+          <w:b/>
+          <w:bCs/>
+        </w:rPr>
+        <w:t>Answer:</w:t>
+      </w:r>
+      <w:r>
+        <w:br/>
+        <w:t>A repeater is an electronic device that receives a signal and retransmits it at a higher level and/ or higher power, or onto the other side of an obstruction, so that the signal can cover longer distances.</w:t>
+      </w:r>
+    </w:p>
+    <w:p>
+      <w:pPr>
+        <w:pStyle w:val="ListParagraph"/>
+        <w:numPr>
+          <w:ilvl w:val="0"/>
+          <w:numId w:val="45"/>
+        </w:numPr>
+      </w:pPr>
+      <w:r>
+        <w:lastRenderedPageBreak/>
+        <w:t>Differentiate between Bus and Star topology of network.</w:t>
+      </w:r>
+      <w:r>
+        <w:br/>
+      </w:r>
+      <w:r>
+        <w:rPr>
+          <w:b/>
+          <w:bCs/>
+        </w:rPr>
+        <w:t>Answer:</w:t>
+      </w:r>
+      <w:r>
+        <w:br/>
+      </w:r>
+      <w:r>
+        <w:drawing>
+          <wp:inline distT="0" distB="0" distL="0" distR="0" wp14:anchorId="26772112" wp14:editId="5DBC5CFB">
+            <wp:extent cx="4107180" cy="1775460"/>
+            <wp:effectExtent l="0" t="0" r="7620" b="0"/>
+            <wp:docPr id="1292037435" name="Picture 4" descr="important-questions-class-12-computer-science-python-object-oriented-programming-concepts-4"/>
+            <wp:cNvGraphicFramePr>
+              <a:graphicFrameLocks xmlns:a="http://schemas.openxmlformats.org/drawingml/2006/main" noChangeAspect="1"/>
+            </wp:cNvGraphicFramePr>
+            <a:graphic xmlns:a="http://schemas.openxmlformats.org/drawingml/2006/main">
+              <a:graphicData uri="http://schemas.openxmlformats.org/drawingml/2006/picture">
+                <pic:pic xmlns:pic="http://schemas.openxmlformats.org/drawingml/2006/picture">
+                  <pic:nvPicPr>
+                    <pic:cNvPr id="0" name="Picture 17" descr="important-questions-class-12-computer-science-python-object-oriented-programming-concepts-4"/>
+                    <pic:cNvPicPr>
+                      <a:picLocks noChangeAspect="1" noChangeArrowheads="1"/>
+                    </pic:cNvPicPr>
+                  </pic:nvPicPr>
+                  <pic:blipFill>
+                    <a:blip r:embed="rId31">
+                      <a:extLst>
+                        <a:ext uri="{28A0092B-C50C-407E-A947-70E740481C1C}">
+                          <a14:useLocalDpi xmlns:a14="http://schemas.microsoft.com/office/drawing/2010/main" val="0"/>
+                        </a:ext>
+                      </a:extLst>
+                    </a:blip>
+                    <a:srcRect/>
+                    <a:stretch>
+                      <a:fillRect/>
+                    </a:stretch>
+                  </pic:blipFill>
+                  <pic:spPr bwMode="auto">
+                    <a:xfrm>
+                      <a:off x="0" y="0"/>
+                      <a:ext cx="4107180" cy="1775460"/>
+                    </a:xfrm>
+                    <a:prstGeom prst="rect">
+                      <a:avLst/>
+                    </a:prstGeom>
+                    <a:noFill/>
+                    <a:ln>
+                      <a:noFill/>
+                    </a:ln>
+                  </pic:spPr>
+                </pic:pic>
+              </a:graphicData>
+            </a:graphic>
+          </wp:inline>
+        </w:drawing>
+      </w:r>
+    </w:p>
+    <w:p>
+      <w:pPr>
+        <w:pStyle w:val="ListParagraph"/>
+        <w:numPr>
+          <w:ilvl w:val="0"/>
+          <w:numId w:val="45"/>
+        </w:numPr>
+      </w:pPr>
+      <w:r>
+        <w:t>Define the term bandwidth. Give any one unit of bandwidth.</w:t>
+      </w:r>
+      <w:r>
+        <w:br/>
+      </w:r>
+      <w:r>
+        <w:rPr>
+          <w:b/>
+          <w:bCs/>
+        </w:rPr>
+        <w:t>Answer:</w:t>
+      </w:r>
+      <w:r>
+        <w:br/>
+        <w:t>Bandwidth is referred as the volume of information per unit of time that a transmission medium (like an internet connection) can handle.</w:t>
+      </w:r>
+      <w:r>
+        <w:br/>
+      </w:r>
+      <w:r>
+        <w:rPr>
+          <w:b/>
+          <w:bCs/>
+        </w:rPr>
+        <w:t>OR</w:t>
+      </w:r>
+      <w:r>
+        <w:br/>
+        <w:t xml:space="preserve">The amount of data that can be transmitted in a fixed amount of time is known as bandwidth. For digital devices, the bandwidth is usually expressed in bits per second (bps) or bytes per second. For </w:t>
+      </w:r>
+      <w:proofErr w:type="spellStart"/>
+      <w:r>
+        <w:t>analog</w:t>
+      </w:r>
+      <w:proofErr w:type="spellEnd"/>
+      <w:r>
+        <w:t xml:space="preserve"> devices, the bandwidth is expressed in cycles per second, or Hertz (Hz).</w:t>
+      </w:r>
+    </w:p>
+    <w:p>
+      <w:pPr>
+        <w:pStyle w:val="ListParagraph"/>
+        <w:numPr>
+          <w:ilvl w:val="0"/>
+          <w:numId w:val="45"/>
+        </w:numPr>
+      </w:pPr>
+      <w:r>
+        <w:t>Which device is used to connect all computers inside a lab?</w:t>
+      </w:r>
+      <w:r>
+        <w:br/>
+      </w:r>
+      <w:r>
+        <w:rPr>
+          <w:b/>
+          <w:bCs/>
+        </w:rPr>
+        <w:t>Answer:</w:t>
+      </w:r>
+      <w:r>
+        <w:br/>
+        <w:t>Hub</w:t>
+      </w:r>
+    </w:p>
+    <w:p>
+      <w:pPr>
+        <w:pStyle w:val="ListParagraph"/>
+        <w:numPr>
+          <w:ilvl w:val="0"/>
+          <w:numId w:val="45"/>
+        </w:numPr>
+      </w:pPr>
+      <w:r>
+        <w:t>Write any two differences between twisted pair and co-axial pair cable.</w:t>
+      </w:r>
+      <w:r>
+        <w:br/>
+      </w:r>
+      <w:r>
+        <w:rPr>
+          <w:b/>
+          <w:bCs/>
+        </w:rPr>
+        <w:t>Answer:</w:t>
+      </w:r>
+      <w:r>
+        <w:br/>
+      </w:r>
+      <w:r>
+        <w:drawing>
+          <wp:inline distT="0" distB="0" distL="0" distR="0" wp14:anchorId="646E078A" wp14:editId="5A8F94BF">
+            <wp:extent cx="4823460" cy="2476500"/>
+            <wp:effectExtent l="0" t="0" r="0" b="0"/>
+            <wp:docPr id="132480530" name="Picture 6" descr="important-questions-class-12-computer-science-python-object-oriented-programming-concepts-5"/>
+            <wp:cNvGraphicFramePr>
+              <a:graphicFrameLocks xmlns:a="http://schemas.openxmlformats.org/drawingml/2006/main" noChangeAspect="1"/>
+            </wp:cNvGraphicFramePr>
+            <a:graphic xmlns:a="http://schemas.openxmlformats.org/drawingml/2006/main">
+              <a:graphicData uri="http://schemas.openxmlformats.org/drawingml/2006/picture">
+                <pic:pic xmlns:pic="http://schemas.openxmlformats.org/drawingml/2006/picture">
+                  <pic:nvPicPr>
+                    <pic:cNvPr id="0" name="Picture 24" descr="important-questions-class-12-computer-science-python-object-oriented-programming-concepts-5"/>
+                    <pic:cNvPicPr>
+                      <a:picLocks noChangeAspect="1" noChangeArrowheads="1"/>
+                    </pic:cNvPicPr>
+                  </pic:nvPicPr>
+                  <pic:blipFill>
+                    <a:blip r:embed="rId32">
+                      <a:extLst>
+                        <a:ext uri="{28A0092B-C50C-407E-A947-70E740481C1C}">
+                          <a14:useLocalDpi xmlns:a14="http://schemas.microsoft.com/office/drawing/2010/main" val="0"/>
+                        </a:ext>
+                      </a:extLst>
+                    </a:blip>
+                    <a:srcRect/>
+                    <a:stretch>
+                      <a:fillRect/>
+                    </a:stretch>
+                  </pic:blipFill>
+                  <pic:spPr bwMode="auto">
+                    <a:xfrm>
+                      <a:off x="0" y="0"/>
+                      <a:ext cx="4823460" cy="2476500"/>
+                    </a:xfrm>
+                    <a:prstGeom prst="rect">
+                      <a:avLst/>
+                    </a:prstGeom>
+                    <a:noFill/>
+                    <a:ln>
+                      <a:noFill/>
+                    </a:ln>
+                  </pic:spPr>
+                </pic:pic>
+              </a:graphicData>
+            </a:graphic>
+          </wp:inline>
+        </w:drawing>
+      </w:r>
+    </w:p>
+    <w:p>
+      <w:pPr>
+        <w:pStyle w:val="ListParagraph"/>
+        <w:numPr>
+          <w:ilvl w:val="0"/>
+          <w:numId w:val="45"/>
+        </w:numPr>
+      </w:pPr>
+      <w:r>
+        <w:lastRenderedPageBreak/>
+        <w:drawing>
+          <wp:inline distT="0" distB="0" distL="0" distR="0" wp14:anchorId="52755443" wp14:editId="78321F77">
+            <wp:extent cx="5731510" cy="4769485"/>
+            <wp:effectExtent l="0" t="0" r="2540" b="0"/>
+            <wp:docPr id="159892084" name="Picture 1"/>
+            <wp:cNvGraphicFramePr>
+              <a:graphicFrameLocks xmlns:a="http://schemas.openxmlformats.org/drawingml/2006/main" noChangeAspect="1"/>
+            </wp:cNvGraphicFramePr>
+            <a:graphic xmlns:a="http://schemas.openxmlformats.org/drawingml/2006/main">
+              <a:graphicData uri="http://schemas.openxmlformats.org/drawingml/2006/picture">
+                <pic:pic xmlns:pic="http://schemas.openxmlformats.org/drawingml/2006/picture">
+                  <pic:nvPicPr>
+                    <pic:cNvPr id="159892084" name=""/>
+                    <pic:cNvPicPr/>
+                  </pic:nvPicPr>
+                  <pic:blipFill>
+                    <a:blip r:embed="rId33"/>
+                    <a:stretch>
+                      <a:fillRect/>
+                    </a:stretch>
+                  </pic:blipFill>
+                  <pic:spPr>
+                    <a:xfrm>
+                      <a:off x="0" y="0"/>
+                      <a:ext cx="5731510" cy="4769485"/>
+                    </a:xfrm>
+                    <a:prstGeom prst="rect">
+                      <a:avLst/>
+                    </a:prstGeom>
+                  </pic:spPr>
+                </pic:pic>
+              </a:graphicData>
+            </a:graphic>
+          </wp:inline>
+        </w:drawing>
+      </w:r>
+    </w:p>
+    <w:p>
+      <w:pPr>
+        <w:numPr>
+          <w:ilvl w:val="0"/>
+          <w:numId w:val="46"/>
+        </w:numPr>
+        <w:shd w:val="clear" w:color="auto" w:fill="FFFFFF"/>
+        <w:spacing w:before="100" w:beforeAutospacing="1" w:after="100" w:afterAutospacing="1" w:line="240" w:lineRule="auto"/>
+        <w:ind w:left="1320"/>
+        <w:rPr>
+          <w:rFonts w:ascii="Roboto" w:eastAsia="Times New Roman" w:hAnsi="Roboto" w:cs="Times New Roman"/>
+          <w:color w:val="222222"/>
+          <w:kern w:val="0"/>
+          <w:sz w:val="24"/>
+          <w:szCs w:val="24"/>
+          <w:lang w:eastAsia="en-IN"/>
+          <w14:ligatures w14:val="none"/>
+        </w:rPr>
+      </w:pPr>
+      <w:r>
+        <w:rPr>
+          <w:rFonts w:ascii="Roboto" w:eastAsia="Times New Roman" w:hAnsi="Roboto" w:cs="Times New Roman"/>
+          <w:color w:val="222222"/>
+          <w:kern w:val="0"/>
+          <w:sz w:val="24"/>
+          <w:szCs w:val="24"/>
+          <w:lang w:eastAsia="en-IN"/>
+          <w14:ligatures w14:val="none"/>
+        </w:rPr>
+        <w:t>Suggest the cable layout of connections between the buildings.</w:t>
+      </w:r>
+    </w:p>
+    <w:p>
+      <w:pPr>
+        <w:numPr>
+          <w:ilvl w:val="0"/>
+          <w:numId w:val="46"/>
+        </w:numPr>
+        <w:shd w:val="clear" w:color="auto" w:fill="FFFFFF"/>
+        <w:spacing w:before="100" w:beforeAutospacing="1" w:after="100" w:afterAutospacing="1" w:line="240" w:lineRule="auto"/>
+        <w:ind w:left="1320"/>
+        <w:rPr>
+          <w:rFonts w:ascii="Roboto" w:eastAsia="Times New Roman" w:hAnsi="Roboto" w:cs="Times New Roman"/>
+          <w:color w:val="222222"/>
+          <w:kern w:val="0"/>
+          <w:sz w:val="24"/>
+          <w:szCs w:val="24"/>
+          <w:lang w:eastAsia="en-IN"/>
+          <w14:ligatures w14:val="none"/>
+        </w:rPr>
+      </w:pPr>
+      <w:r>
+        <w:rPr>
+          <w:rFonts w:ascii="Roboto" w:eastAsia="Times New Roman" w:hAnsi="Roboto" w:cs="Times New Roman"/>
+          <w:color w:val="222222"/>
+          <w:kern w:val="0"/>
+          <w:sz w:val="24"/>
+          <w:szCs w:val="24"/>
+          <w:lang w:eastAsia="en-IN"/>
+          <w14:ligatures w14:val="none"/>
+        </w:rPr>
+        <w:t>Suggest the most suitable place (i.e., building) to house the server of this school, provide a suitable reason.</w:t>
+      </w:r>
+    </w:p>
+    <w:p>
+      <w:pPr>
+        <w:numPr>
+          <w:ilvl w:val="0"/>
+          <w:numId w:val="46"/>
+        </w:numPr>
+        <w:shd w:val="clear" w:color="auto" w:fill="FFFFFF"/>
+        <w:spacing w:before="100" w:beforeAutospacing="1" w:after="100" w:afterAutospacing="1" w:line="240" w:lineRule="auto"/>
+        <w:ind w:left="1320"/>
+        <w:rPr>
+          <w:rFonts w:ascii="Roboto" w:eastAsia="Times New Roman" w:hAnsi="Roboto" w:cs="Times New Roman"/>
+          <w:color w:val="222222"/>
+          <w:kern w:val="0"/>
+          <w:sz w:val="24"/>
+          <w:szCs w:val="24"/>
+          <w:lang w:eastAsia="en-IN"/>
+          <w14:ligatures w14:val="none"/>
+        </w:rPr>
+      </w:pPr>
+      <w:r>
+        <w:rPr>
+          <w:rFonts w:ascii="Roboto" w:eastAsia="Times New Roman" w:hAnsi="Roboto" w:cs="Times New Roman"/>
+          <w:color w:val="222222"/>
+          <w:kern w:val="0"/>
+          <w:sz w:val="24"/>
+          <w:szCs w:val="24"/>
+          <w:lang w:eastAsia="en-IN"/>
+          <w14:ligatures w14:val="none"/>
+        </w:rPr>
+        <w:t>Suggest the placement of the following devices with justification.</w:t>
+      </w:r>
+    </w:p>
+    <w:p>
+      <w:pPr>
+        <w:numPr>
+          <w:ilvl w:val="1"/>
+          <w:numId w:val="46"/>
+        </w:numPr>
+        <w:shd w:val="clear" w:color="auto" w:fill="FFFFFF"/>
+        <w:spacing w:before="100" w:beforeAutospacing="1" w:after="100" w:afterAutospacing="1" w:line="240" w:lineRule="auto"/>
+        <w:ind w:left="2640"/>
+        <w:rPr>
+          <w:rFonts w:ascii="Roboto" w:eastAsia="Times New Roman" w:hAnsi="Roboto" w:cs="Times New Roman"/>
+          <w:color w:val="222222"/>
+          <w:kern w:val="0"/>
+          <w:sz w:val="24"/>
+          <w:szCs w:val="24"/>
+          <w:lang w:eastAsia="en-IN"/>
+          <w14:ligatures w14:val="none"/>
+        </w:rPr>
+      </w:pPr>
+      <w:r>
+        <w:rPr>
+          <w:rFonts w:ascii="Roboto" w:eastAsia="Times New Roman" w:hAnsi="Roboto" w:cs="Times New Roman"/>
+          <w:color w:val="222222"/>
+          <w:kern w:val="0"/>
+          <w:sz w:val="24"/>
+          <w:szCs w:val="24"/>
+          <w:lang w:eastAsia="en-IN"/>
+          <w14:ligatures w14:val="none"/>
+        </w:rPr>
+        <w:t>Repeater</w:t>
+      </w:r>
+    </w:p>
+    <w:p>
+      <w:pPr>
+        <w:numPr>
+          <w:ilvl w:val="1"/>
+          <w:numId w:val="46"/>
+        </w:numPr>
+        <w:shd w:val="clear" w:color="auto" w:fill="FFFFFF"/>
+        <w:spacing w:before="100" w:beforeAutospacing="1" w:after="100" w:afterAutospacing="1" w:line="240" w:lineRule="auto"/>
+        <w:ind w:left="2640"/>
+        <w:rPr>
+          <w:rFonts w:ascii="Roboto" w:eastAsia="Times New Roman" w:hAnsi="Roboto" w:cs="Times New Roman"/>
+          <w:color w:val="222222"/>
+          <w:kern w:val="0"/>
+          <w:sz w:val="24"/>
+          <w:szCs w:val="24"/>
+          <w:lang w:eastAsia="en-IN"/>
+          <w14:ligatures w14:val="none"/>
+        </w:rPr>
+      </w:pPr>
+      <w:r>
+        <w:rPr>
+          <w:rFonts w:ascii="Roboto" w:eastAsia="Times New Roman" w:hAnsi="Roboto" w:cs="Times New Roman"/>
+          <w:color w:val="222222"/>
+          <w:kern w:val="0"/>
+          <w:sz w:val="24"/>
+          <w:szCs w:val="24"/>
+          <w:lang w:eastAsia="en-IN"/>
+          <w14:ligatures w14:val="none"/>
+        </w:rPr>
+        <w:t>Hub/Switch</w:t>
+      </w:r>
+    </w:p>
+    <w:p>
+      <w:pPr>
+        <w:numPr>
+          <w:ilvl w:val="0"/>
+          <w:numId w:val="46"/>
+        </w:numPr>
+        <w:shd w:val="clear" w:color="auto" w:fill="FFFFFF"/>
+        <w:spacing w:before="100" w:beforeAutospacing="1" w:after="100" w:afterAutospacing="1" w:line="240" w:lineRule="auto"/>
+        <w:ind w:left="1320"/>
+        <w:rPr>
+          <w:rFonts w:ascii="Roboto" w:eastAsia="Times New Roman" w:hAnsi="Roboto" w:cs="Times New Roman"/>
+          <w:color w:val="222222"/>
+          <w:kern w:val="0"/>
+          <w:sz w:val="24"/>
+          <w:szCs w:val="24"/>
+          <w:lang w:eastAsia="en-IN"/>
+          <w14:ligatures w14:val="none"/>
+        </w:rPr>
+      </w:pPr>
+      <w:r>
+        <w:rPr>
+          <w:rFonts w:ascii="Roboto" w:eastAsia="Times New Roman" w:hAnsi="Roboto" w:cs="Times New Roman"/>
+          <w:color w:val="222222"/>
+          <w:kern w:val="0"/>
+          <w:sz w:val="24"/>
+          <w:szCs w:val="24"/>
+          <w:lang w:eastAsia="en-IN"/>
+          <w14:ligatures w14:val="none"/>
+        </w:rPr>
+        <w:t xml:space="preserve">The organisation also has inquiry office in another city about 50-60 km away in hilly region. Suggest the suitable transmission media to interconnect to school and inquiry office out of the </w:t>
+      </w:r>
+      <w:proofErr w:type="gramStart"/>
+      <w:r>
+        <w:rPr>
+          <w:rFonts w:ascii="Roboto" w:eastAsia="Times New Roman" w:hAnsi="Roboto" w:cs="Times New Roman"/>
+          <w:color w:val="222222"/>
+          <w:kern w:val="0"/>
+          <w:sz w:val="24"/>
+          <w:szCs w:val="24"/>
+          <w:lang w:eastAsia="en-IN"/>
+          <w14:ligatures w14:val="none"/>
+        </w:rPr>
+        <w:t>following :</w:t>
+      </w:r>
+      <w:proofErr w:type="gramEnd"/>
+    </w:p>
+    <w:p>
+      <w:pPr>
+        <w:numPr>
+          <w:ilvl w:val="1"/>
+          <w:numId w:val="46"/>
+        </w:numPr>
+        <w:shd w:val="clear" w:color="auto" w:fill="FFFFFF"/>
+        <w:spacing w:before="100" w:beforeAutospacing="1" w:after="100" w:afterAutospacing="1" w:line="240" w:lineRule="auto"/>
+        <w:ind w:left="2640"/>
+        <w:rPr>
+          <w:rFonts w:ascii="Roboto" w:eastAsia="Times New Roman" w:hAnsi="Roboto" w:cs="Times New Roman"/>
+          <w:color w:val="222222"/>
+          <w:kern w:val="0"/>
+          <w:sz w:val="24"/>
+          <w:szCs w:val="24"/>
+          <w:lang w:eastAsia="en-IN"/>
+          <w14:ligatures w14:val="none"/>
+        </w:rPr>
+      </w:pPr>
+      <w:r>
+        <w:rPr>
+          <w:rFonts w:ascii="Roboto" w:eastAsia="Times New Roman" w:hAnsi="Roboto" w:cs="Times New Roman"/>
+          <w:color w:val="222222"/>
+          <w:kern w:val="0"/>
+          <w:sz w:val="24"/>
+          <w:szCs w:val="24"/>
+          <w:lang w:eastAsia="en-IN"/>
+          <w14:ligatures w14:val="none"/>
+        </w:rPr>
+        <w:t>Fiber optic cable</w:t>
+      </w:r>
+    </w:p>
+    <w:p>
+      <w:pPr>
+        <w:numPr>
+          <w:ilvl w:val="1"/>
+          <w:numId w:val="46"/>
+        </w:numPr>
+        <w:shd w:val="clear" w:color="auto" w:fill="FFFFFF"/>
+        <w:spacing w:before="100" w:beforeAutospacing="1" w:after="100" w:afterAutospacing="1" w:line="240" w:lineRule="auto"/>
+        <w:ind w:left="2640"/>
+        <w:rPr>
+          <w:rFonts w:ascii="Roboto" w:eastAsia="Times New Roman" w:hAnsi="Roboto" w:cs="Times New Roman"/>
+          <w:color w:val="222222"/>
+          <w:kern w:val="0"/>
+          <w:sz w:val="24"/>
+          <w:szCs w:val="24"/>
+          <w:lang w:eastAsia="en-IN"/>
+          <w14:ligatures w14:val="none"/>
+        </w:rPr>
+      </w:pPr>
+      <w:r>
+        <w:rPr>
+          <w:rFonts w:ascii="Roboto" w:eastAsia="Times New Roman" w:hAnsi="Roboto" w:cs="Times New Roman"/>
+          <w:color w:val="222222"/>
+          <w:kern w:val="0"/>
+          <w:sz w:val="24"/>
+          <w:szCs w:val="24"/>
+          <w:lang w:eastAsia="en-IN"/>
+          <w14:ligatures w14:val="none"/>
+        </w:rPr>
+        <w:t>Microwave</w:t>
+      </w:r>
+    </w:p>
+    <w:p>
+      <w:pPr>
+        <w:numPr>
+          <w:ilvl w:val="1"/>
+          <w:numId w:val="46"/>
+        </w:numPr>
+        <w:shd w:val="clear" w:color="auto" w:fill="FFFFFF"/>
+        <w:spacing w:before="100" w:beforeAutospacing="1" w:after="100" w:afterAutospacing="1" w:line="240" w:lineRule="auto"/>
+        <w:ind w:left="2640"/>
+        <w:rPr>
+          <w:rFonts w:ascii="Roboto" w:eastAsia="Times New Roman" w:hAnsi="Roboto" w:cs="Times New Roman"/>
+          <w:color w:val="222222"/>
+          <w:kern w:val="0"/>
+          <w:sz w:val="24"/>
+          <w:szCs w:val="24"/>
+          <w:lang w:eastAsia="en-IN"/>
+          <w14:ligatures w14:val="none"/>
+        </w:rPr>
+      </w:pPr>
+      <w:proofErr w:type="spellStart"/>
+      <w:r>
+        <w:rPr>
+          <w:rFonts w:ascii="Roboto" w:eastAsia="Times New Roman" w:hAnsi="Roboto" w:cs="Times New Roman"/>
+          <w:color w:val="222222"/>
+          <w:kern w:val="0"/>
+          <w:sz w:val="24"/>
+          <w:szCs w:val="24"/>
+          <w:lang w:eastAsia="en-IN"/>
+          <w14:ligatures w14:val="none"/>
+        </w:rPr>
+        <w:t>Radiowave</w:t>
+      </w:r>
+      <w:proofErr w:type="spellEnd"/>
+    </w:p>
+    <w:p>
+      <w:pPr>
+        <w:numPr>
+          <w:ilvl w:val="0"/>
+          <w:numId w:val="47"/>
+        </w:numPr>
+        <w:shd w:val="clear" w:color="auto" w:fill="FFFFFF"/>
+        <w:spacing w:before="100" w:beforeAutospacing="1" w:after="100" w:afterAutospacing="1" w:line="240" w:lineRule="auto"/>
+        <w:ind w:left="1320"/>
+        <w:rPr>
+          <w:rFonts w:ascii="Roboto" w:eastAsia="Times New Roman" w:hAnsi="Roboto" w:cs="Times New Roman"/>
+          <w:color w:val="222222"/>
+          <w:kern w:val="0"/>
+          <w:sz w:val="24"/>
+          <w:szCs w:val="24"/>
+          <w:lang w:eastAsia="en-IN"/>
+          <w14:ligatures w14:val="none"/>
+        </w:rPr>
+      </w:pPr>
+      <w:r>
+        <w:rPr>
+          <w:rFonts w:ascii="Roboto" w:eastAsia="Times New Roman" w:hAnsi="Roboto" w:cs="Times New Roman"/>
+          <w:noProof/>
+          <w:color w:val="222222"/>
+          <w:kern w:val="0"/>
+          <w:sz w:val="24"/>
+          <w:szCs w:val="24"/>
+          <w:lang w:eastAsia="en-IN"/>
+          <w14:ligatures w14:val="none"/>
+        </w:rPr>
+        <w:lastRenderedPageBreak/>
+        <w:drawing>
+          <wp:inline distT="0" distB="0" distL="0" distR="0" wp14:anchorId="3B819A2A" wp14:editId="61CE826C">
+            <wp:extent cx="4474845" cy="1807845"/>
+            <wp:effectExtent l="0" t="0" r="1905" b="1905"/>
+            <wp:docPr id="1261330452" name="Picture 8" descr="important-questions-class-12-computer-science-python-object-oriented-programming-concepts-17"/>
+            <wp:cNvGraphicFramePr>
+              <a:graphicFrameLocks xmlns:a="http://schemas.openxmlformats.org/drawingml/2006/main" noChangeAspect="1"/>
+            </wp:cNvGraphicFramePr>
+            <a:graphic xmlns:a="http://schemas.openxmlformats.org/drawingml/2006/main">
+              <a:graphicData uri="http://schemas.openxmlformats.org/drawingml/2006/picture">
+                <pic:pic xmlns:pic="http://schemas.openxmlformats.org/drawingml/2006/picture">
+                  <pic:nvPicPr>
+                    <pic:cNvPr id="0" name="Picture 37" descr="important-questions-class-12-computer-science-python-object-oriented-programming-concepts-17"/>
+                    <pic:cNvPicPr>
+                      <a:picLocks noChangeAspect="1" noChangeArrowheads="1"/>
+                    </pic:cNvPicPr>
+                  </pic:nvPicPr>
+                  <pic:blipFill>
+                    <a:blip r:embed="rId34">
+                      <a:extLst>
+                        <a:ext uri="{28A0092B-C50C-407E-A947-70E740481C1C}">
+                          <a14:useLocalDpi xmlns:a14="http://schemas.microsoft.com/office/drawing/2010/main" val="0"/>
+                        </a:ext>
+                      </a:extLst>
+                    </a:blip>
+                    <a:srcRect/>
+                    <a:stretch>
+                      <a:fillRect/>
+                    </a:stretch>
+                  </pic:blipFill>
+                  <pic:spPr bwMode="auto">
+                    <a:xfrm>
+                      <a:off x="0" y="0"/>
+                      <a:ext cx="4474845" cy="1807845"/>
+                    </a:xfrm>
+                    <a:prstGeom prst="rect">
+                      <a:avLst/>
+                    </a:prstGeom>
+                    <a:noFill/>
+                    <a:ln>
+                      <a:noFill/>
+                    </a:ln>
+                  </pic:spPr>
+                </pic:pic>
+              </a:graphicData>
+            </a:graphic>
+          </wp:inline>
+        </w:drawing>
+      </w:r>
+    </w:p>
+    <w:p>
+      <w:pPr>
+        <w:numPr>
+          <w:ilvl w:val="0"/>
+          <w:numId w:val="47"/>
+        </w:numPr>
+        <w:shd w:val="clear" w:color="auto" w:fill="FFFFFF"/>
+        <w:spacing w:before="100" w:beforeAutospacing="1" w:after="100" w:afterAutospacing="1" w:line="240" w:lineRule="auto"/>
+        <w:ind w:left="1320"/>
+        <w:rPr>
+          <w:rFonts w:ascii="Roboto" w:eastAsia="Times New Roman" w:hAnsi="Roboto" w:cs="Times New Roman"/>
+          <w:color w:val="222222"/>
+          <w:kern w:val="0"/>
+          <w:sz w:val="24"/>
+          <w:szCs w:val="24"/>
+          <w:lang w:eastAsia="en-IN"/>
+          <w14:ligatures w14:val="none"/>
+        </w:rPr>
+      </w:pPr>
+      <w:r>
+        <w:rPr>
+          <w:rFonts w:ascii="Roboto" w:eastAsia="Times New Roman" w:hAnsi="Roboto" w:cs="Times New Roman"/>
+          <w:color w:val="222222"/>
+          <w:kern w:val="0"/>
+          <w:sz w:val="24"/>
+          <w:szCs w:val="24"/>
+          <w:lang w:eastAsia="en-IN"/>
+          <w14:ligatures w14:val="none"/>
+        </w:rPr>
+        <w:t xml:space="preserve">Server can be placed in the ADMIN building as it has the </w:t>
+      </w:r>
+      <w:proofErr w:type="spellStart"/>
+      <w:r>
+        <w:rPr>
+          <w:rFonts w:ascii="Roboto" w:eastAsia="Times New Roman" w:hAnsi="Roboto" w:cs="Times New Roman"/>
+          <w:color w:val="222222"/>
+          <w:kern w:val="0"/>
+          <w:sz w:val="24"/>
+          <w:szCs w:val="24"/>
+          <w:lang w:eastAsia="en-IN"/>
+          <w14:ligatures w14:val="none"/>
+        </w:rPr>
+        <w:t>maxium</w:t>
+      </w:r>
+      <w:proofErr w:type="spellEnd"/>
+      <w:r>
+        <w:rPr>
+          <w:rFonts w:ascii="Roboto" w:eastAsia="Times New Roman" w:hAnsi="Roboto" w:cs="Times New Roman"/>
+          <w:color w:val="222222"/>
+          <w:kern w:val="0"/>
+          <w:sz w:val="24"/>
+          <w:szCs w:val="24"/>
+          <w:lang w:eastAsia="en-IN"/>
+          <w14:ligatures w14:val="none"/>
+        </w:rPr>
+        <w:t xml:space="preserve"> number of </w:t>
+      </w:r>
+      <w:proofErr w:type="gramStart"/>
+      <w:r>
+        <w:rPr>
+          <w:rFonts w:ascii="Roboto" w:eastAsia="Times New Roman" w:hAnsi="Roboto" w:cs="Times New Roman"/>
+          <w:color w:val="222222"/>
+          <w:kern w:val="0"/>
+          <w:sz w:val="24"/>
+          <w:szCs w:val="24"/>
+          <w:lang w:eastAsia="en-IN"/>
+          <w14:ligatures w14:val="none"/>
+        </w:rPr>
+        <w:t>computer</w:t>
+      </w:r>
+      <w:proofErr w:type="gramEnd"/>
+      <w:r>
+        <w:rPr>
+          <w:rFonts w:ascii="Roboto" w:eastAsia="Times New Roman" w:hAnsi="Roboto" w:cs="Times New Roman"/>
+          <w:color w:val="222222"/>
+          <w:kern w:val="0"/>
+          <w:sz w:val="24"/>
+          <w:szCs w:val="24"/>
+          <w:lang w:eastAsia="en-IN"/>
+          <w14:ligatures w14:val="none"/>
+        </w:rPr>
+        <w:t>.</w:t>
+      </w:r>
+    </w:p>
+    <w:p>
+      <w:pPr>
+        <w:numPr>
+          <w:ilvl w:val="0"/>
+          <w:numId w:val="47"/>
+        </w:numPr>
+        <w:shd w:val="clear" w:color="auto" w:fill="FFFFFF"/>
+        <w:spacing w:before="100" w:beforeAutospacing="1" w:after="100" w:afterAutospacing="1" w:line="240" w:lineRule="auto"/>
+        <w:ind w:left="1320"/>
+        <w:rPr>
+          <w:rFonts w:ascii="Roboto" w:eastAsia="Times New Roman" w:hAnsi="Roboto" w:cs="Times New Roman"/>
+          <w:color w:val="222222"/>
+          <w:kern w:val="0"/>
+          <w:sz w:val="24"/>
+          <w:szCs w:val="24"/>
+          <w:lang w:eastAsia="en-IN"/>
+          <w14:ligatures w14:val="none"/>
+        </w:rPr>
+      </w:pPr>
+      <w:r>
+        <w:rPr>
+          <w:rFonts w:ascii="Roboto" w:eastAsia="Times New Roman" w:hAnsi="Roboto" w:cs="Times New Roman"/>
+          <w:color w:val="222222"/>
+          <w:kern w:val="0"/>
+          <w:sz w:val="24"/>
+          <w:szCs w:val="24"/>
+          <w:lang w:eastAsia="en-IN"/>
+          <w14:ligatures w14:val="none"/>
+        </w:rPr>
+        <w:t>Repeater can be placed between ADMIN</w:t>
+      </w:r>
+      <w:r>
+        <w:rPr>
+          <w:rFonts w:ascii="Roboto" w:eastAsia="Times New Roman" w:hAnsi="Roboto" w:cs="Times New Roman"/>
+          <w:color w:val="222222"/>
+          <w:kern w:val="0"/>
+          <w:sz w:val="24"/>
+          <w:szCs w:val="24"/>
+          <w:lang w:eastAsia="en-IN"/>
+          <w14:ligatures w14:val="none"/>
+        </w:rPr>
+        <w:br/>
+        <w:t>and SENIOR building as the distance is more than 110 m.</w:t>
+      </w:r>
+    </w:p>
+    <w:p>
+      <w:pPr>
+        <w:numPr>
+          <w:ilvl w:val="0"/>
+          <w:numId w:val="47"/>
+        </w:numPr>
+        <w:shd w:val="clear" w:color="auto" w:fill="FFFFFF"/>
+        <w:spacing w:before="100" w:beforeAutospacing="1" w:after="100" w:afterAutospacing="1" w:line="240" w:lineRule="auto"/>
+        <w:ind w:left="1320"/>
+        <w:rPr>
+          <w:rFonts w:ascii="Roboto" w:eastAsia="Times New Roman" w:hAnsi="Roboto" w:cs="Times New Roman"/>
+          <w:color w:val="222222"/>
+          <w:kern w:val="0"/>
+          <w:sz w:val="24"/>
+          <w:szCs w:val="24"/>
+          <w:lang w:eastAsia="en-IN"/>
+          <w14:ligatures w14:val="none"/>
+        </w:rPr>
+      </w:pPr>
+      <w:proofErr w:type="spellStart"/>
+      <w:r>
+        <w:rPr>
+          <w:rFonts w:ascii="Roboto" w:eastAsia="Times New Roman" w:hAnsi="Roboto" w:cs="Times New Roman"/>
+          <w:color w:val="222222"/>
+          <w:kern w:val="0"/>
+          <w:sz w:val="24"/>
+          <w:szCs w:val="24"/>
+          <w:lang w:eastAsia="en-IN"/>
+          <w14:ligatures w14:val="none"/>
+        </w:rPr>
+        <w:t>Radiowaves</w:t>
+      </w:r>
+      <w:proofErr w:type="spellEnd"/>
+      <w:r>
+        <w:rPr>
+          <w:rFonts w:ascii="Roboto" w:eastAsia="Times New Roman" w:hAnsi="Roboto" w:cs="Times New Roman"/>
+          <w:color w:val="222222"/>
+          <w:kern w:val="0"/>
+          <w:sz w:val="24"/>
+          <w:szCs w:val="24"/>
+          <w:lang w:eastAsia="en-IN"/>
+          <w14:ligatures w14:val="none"/>
+        </w:rPr>
+        <w:t xml:space="preserve"> can be used in hilly regions as they can travel through obstacles.</w:t>
+      </w:r>
+    </w:p>
+    <w:p>
+      <w:pPr>
+        <w:pStyle w:val="ListParagraph"/>
+      </w:pPr>
+    </w:p>
+    <w:p>
+      <w:pPr>
+        <w:pStyle w:val="ListParagraph"/>
+        <w:numPr>
+          <w:ilvl w:val="0"/>
+          <w:numId w:val="45"/>
+        </w:numPr>
+      </w:pPr>
+      <w:r>
+        <w:drawing>
+          <wp:inline distT="0" distB="0" distL="0" distR="0" wp14:anchorId="49ED30B9" wp14:editId="40F4A0C2">
+            <wp:extent cx="5731510" cy="3714750"/>
+            <wp:effectExtent l="0" t="0" r="2540" b="0"/>
+            <wp:docPr id="733390443" name="Picture 1"/>
+            <wp:cNvGraphicFramePr>
+              <a:graphicFrameLocks xmlns:a="http://schemas.openxmlformats.org/drawingml/2006/main" noChangeAspect="1"/>
+            </wp:cNvGraphicFramePr>
+            <a:graphic xmlns:a="http://schemas.openxmlformats.org/drawingml/2006/main">
+              <a:graphicData uri="http://schemas.openxmlformats.org/drawingml/2006/picture">
+                <pic:pic xmlns:pic="http://schemas.openxmlformats.org/drawingml/2006/picture">
+                  <pic:nvPicPr>
+                    <pic:cNvPr id="733390443" name=""/>
+                    <pic:cNvPicPr/>
+                  </pic:nvPicPr>
+                  <pic:blipFill>
+                    <a:blip r:embed="rId35"/>
+                    <a:stretch>
+                      <a:fillRect/>
+                    </a:stretch>
+                  </pic:blipFill>
+                  <pic:spPr>
+                    <a:xfrm>
+                      <a:off x="0" y="0"/>
+                      <a:ext cx="5731510" cy="3714750"/>
+                    </a:xfrm>
+                    <a:prstGeom prst="rect">
+                      <a:avLst/>
+                    </a:prstGeom>
+                  </pic:spPr>
+                </pic:pic>
+              </a:graphicData>
+            </a:graphic>
+          </wp:inline>
+        </w:drawing>
+      </w:r>
+    </w:p>
+    <w:p>
+      <w:pPr>
+        <w:numPr>
+          <w:ilvl w:val="0"/>
+          <w:numId w:val="48"/>
+        </w:numPr>
+        <w:shd w:val="clear" w:color="auto" w:fill="FFFFFF"/>
+        <w:spacing w:before="100" w:beforeAutospacing="1" w:after="100" w:afterAutospacing="1" w:line="240" w:lineRule="auto"/>
+        <w:ind w:left="1320"/>
+        <w:rPr>
+          <w:rFonts w:ascii="Roboto" w:eastAsia="Times New Roman" w:hAnsi="Roboto" w:cs="Times New Roman"/>
+          <w:color w:val="222222"/>
+          <w:kern w:val="0"/>
+          <w:sz w:val="24"/>
+          <w:szCs w:val="24"/>
+          <w:lang w:eastAsia="en-IN"/>
+          <w14:ligatures w14:val="none"/>
+        </w:rPr>
+      </w:pPr>
+      <w:r>
+        <w:rPr>
+          <w:rFonts w:ascii="Roboto" w:eastAsia="Times New Roman" w:hAnsi="Roboto" w:cs="Times New Roman"/>
+          <w:noProof/>
+          <w:color w:val="222222"/>
+          <w:kern w:val="0"/>
+          <w:sz w:val="24"/>
+          <w:szCs w:val="24"/>
+          <w:lang w:eastAsia="en-IN"/>
+          <w14:ligatures w14:val="none"/>
+        </w:rPr>
+        <w:lastRenderedPageBreak/>
+        <w:drawing>
+          <wp:inline distT="0" distB="0" distL="0" distR="0" wp14:anchorId="62FBD1A3" wp14:editId="7F7DA17C">
+            <wp:extent cx="4551045" cy="1731645"/>
+            <wp:effectExtent l="0" t="0" r="1905" b="1905"/>
+            <wp:docPr id="712991210" name="Picture 10" descr="important-questions-class-12-computer-science-python-object-oriented-programming-concepts-19"/>
+            <wp:cNvGraphicFramePr>
+              <a:graphicFrameLocks xmlns:a="http://schemas.openxmlformats.org/drawingml/2006/main" noChangeAspect="1"/>
+            </wp:cNvGraphicFramePr>
+            <a:graphic xmlns:a="http://schemas.openxmlformats.org/drawingml/2006/main">
+              <a:graphicData uri="http://schemas.openxmlformats.org/drawingml/2006/picture">
+                <pic:pic xmlns:pic="http://schemas.openxmlformats.org/drawingml/2006/picture">
+                  <pic:nvPicPr>
+                    <pic:cNvPr id="0" name="Picture 50" descr="important-questions-class-12-computer-science-python-object-oriented-programming-concepts-19"/>
+                    <pic:cNvPicPr>
+                      <a:picLocks noChangeAspect="1" noChangeArrowheads="1"/>
+                    </pic:cNvPicPr>
+                  </pic:nvPicPr>
+                  <pic:blipFill>
+                    <a:blip r:embed="rId36">
+                      <a:extLst>
+                        <a:ext uri="{28A0092B-C50C-407E-A947-70E740481C1C}">
+                          <a14:useLocalDpi xmlns:a14="http://schemas.microsoft.com/office/drawing/2010/main" val="0"/>
+                        </a:ext>
+                      </a:extLst>
+                    </a:blip>
+                    <a:srcRect/>
+                    <a:stretch>
+                      <a:fillRect/>
+                    </a:stretch>
+                  </pic:blipFill>
+                  <pic:spPr bwMode="auto">
+                    <a:xfrm>
+                      <a:off x="0" y="0"/>
+                      <a:ext cx="4551045" cy="1731645"/>
+                    </a:xfrm>
+                    <a:prstGeom prst="rect">
+                      <a:avLst/>
+                    </a:prstGeom>
+                    <a:noFill/>
+                    <a:ln>
+                      <a:noFill/>
+                    </a:ln>
+                  </pic:spPr>
+                </pic:pic>
+              </a:graphicData>
+            </a:graphic>
+          </wp:inline>
+        </w:drawing>
+      </w:r>
+    </w:p>
+    <w:p>
+      <w:pPr>
+        <w:numPr>
+          <w:ilvl w:val="0"/>
+          <w:numId w:val="48"/>
+        </w:numPr>
+        <w:shd w:val="clear" w:color="auto" w:fill="FFFFFF"/>
+        <w:spacing w:before="100" w:beforeAutospacing="1" w:after="100" w:afterAutospacing="1" w:line="240" w:lineRule="auto"/>
+        <w:ind w:left="1320"/>
+        <w:rPr>
+          <w:rFonts w:ascii="Roboto" w:eastAsia="Times New Roman" w:hAnsi="Roboto" w:cs="Times New Roman"/>
+          <w:color w:val="222222"/>
+          <w:kern w:val="0"/>
+          <w:sz w:val="24"/>
+          <w:szCs w:val="24"/>
+          <w:lang w:eastAsia="en-IN"/>
+          <w14:ligatures w14:val="none"/>
+        </w:rPr>
+      </w:pPr>
+      <w:r>
+        <w:rPr>
+          <w:rFonts w:ascii="Roboto" w:eastAsia="Times New Roman" w:hAnsi="Roboto" w:cs="Times New Roman"/>
+          <w:color w:val="222222"/>
+          <w:kern w:val="0"/>
+          <w:sz w:val="24"/>
+          <w:szCs w:val="24"/>
+          <w:lang w:eastAsia="en-IN"/>
+          <w14:ligatures w14:val="none"/>
+        </w:rPr>
+        <w:t>Server should be in Wing S as it has the maxi-mum number of computers. 1</w:t>
+      </w:r>
+    </w:p>
+    <w:p>
+      <w:pPr>
+        <w:numPr>
+          <w:ilvl w:val="0"/>
+          <w:numId w:val="48"/>
+        </w:numPr>
+        <w:shd w:val="clear" w:color="auto" w:fill="FFFFFF"/>
+        <w:spacing w:before="100" w:beforeAutospacing="1" w:after="100" w:afterAutospacing="1" w:line="240" w:lineRule="auto"/>
+        <w:ind w:left="1320"/>
+        <w:rPr>
+          <w:rFonts w:ascii="Roboto" w:eastAsia="Times New Roman" w:hAnsi="Roboto" w:cs="Times New Roman"/>
+          <w:color w:val="222222"/>
+          <w:kern w:val="0"/>
+          <w:sz w:val="24"/>
+          <w:szCs w:val="24"/>
+          <w:lang w:eastAsia="en-IN"/>
+          <w14:ligatures w14:val="none"/>
+        </w:rPr>
+      </w:pPr>
+      <w:r>
+        <w:rPr>
+          <w:rFonts w:ascii="Roboto" w:eastAsia="Times New Roman" w:hAnsi="Roboto" w:cs="Times New Roman"/>
+          <w:color w:val="222222"/>
+          <w:kern w:val="0"/>
+          <w:sz w:val="24"/>
+          <w:szCs w:val="24"/>
+          <w:lang w:eastAsia="en-IN"/>
+          <w14:ligatures w14:val="none"/>
+        </w:rPr>
+        <w:t>All Wings need hub/switch as it has more than</w:t>
+      </w:r>
+      <w:r>
+        <w:rPr>
+          <w:rFonts w:ascii="Roboto" w:eastAsia="Times New Roman" w:hAnsi="Roboto" w:cs="Times New Roman"/>
+          <w:color w:val="222222"/>
+          <w:kern w:val="0"/>
+          <w:sz w:val="24"/>
+          <w:szCs w:val="24"/>
+          <w:lang w:eastAsia="en-IN"/>
+          <w14:ligatures w14:val="none"/>
+        </w:rPr>
+        <w:br/>
+        <w:t>one computer.</w:t>
+      </w:r>
+    </w:p>
+    <w:p>
+      <w:pPr>
+        <w:numPr>
+          <w:ilvl w:val="0"/>
+          <w:numId w:val="48"/>
+        </w:numPr>
+        <w:shd w:val="clear" w:color="auto" w:fill="FFFFFF"/>
+        <w:spacing w:before="100" w:beforeAutospacing="1" w:after="100" w:afterAutospacing="1" w:line="240" w:lineRule="auto"/>
+        <w:ind w:left="1320"/>
+        <w:rPr>
+          <w:rFonts w:ascii="Roboto" w:eastAsia="Times New Roman" w:hAnsi="Roboto" w:cs="Times New Roman"/>
+          <w:color w:val="222222"/>
+          <w:kern w:val="0"/>
+          <w:sz w:val="24"/>
+          <w:szCs w:val="24"/>
+          <w:lang w:eastAsia="en-IN"/>
+          <w14:ligatures w14:val="none"/>
+        </w:rPr>
+      </w:pPr>
+      <w:r>
+        <w:rPr>
+          <w:rFonts w:ascii="Roboto" w:eastAsia="Times New Roman" w:hAnsi="Roboto" w:cs="Times New Roman"/>
+          <w:color w:val="222222"/>
+          <w:kern w:val="0"/>
+          <w:sz w:val="24"/>
+          <w:szCs w:val="24"/>
+          <w:lang w:eastAsia="en-IN"/>
+          <w14:ligatures w14:val="none"/>
+        </w:rPr>
+        <w:t xml:space="preserve">Since the distance is more, wireless transmission would be better. </w:t>
+      </w:r>
+      <w:proofErr w:type="spellStart"/>
+      <w:r>
+        <w:rPr>
+          <w:rFonts w:ascii="Roboto" w:eastAsia="Times New Roman" w:hAnsi="Roboto" w:cs="Times New Roman"/>
+          <w:color w:val="222222"/>
+          <w:kern w:val="0"/>
+          <w:sz w:val="24"/>
+          <w:szCs w:val="24"/>
+          <w:lang w:eastAsia="en-IN"/>
+          <w14:ligatures w14:val="none"/>
+        </w:rPr>
+        <w:t>Radiowaves</w:t>
+      </w:r>
+      <w:proofErr w:type="spellEnd"/>
+      <w:r>
+        <w:rPr>
+          <w:rFonts w:ascii="Roboto" w:eastAsia="Times New Roman" w:hAnsi="Roboto" w:cs="Times New Roman"/>
+          <w:color w:val="222222"/>
+          <w:kern w:val="0"/>
+          <w:sz w:val="24"/>
+          <w:szCs w:val="24"/>
+          <w:lang w:eastAsia="en-IN"/>
+          <w14:ligatures w14:val="none"/>
+        </w:rPr>
+        <w:t xml:space="preserve"> are reliable and can travel through obstacles</w:t>
+      </w:r>
+    </w:p>
+    <w:p>
+      <w:pPr>
+        <w:pStyle w:val="ListParagraph"/>
+      </w:pPr>
+    </w:p>
+    <w:p>
+      <w:pPr>
+        <w:pStyle w:val="ListParagraph"/>
+        <w:numPr>
+          <w:ilvl w:val="0"/>
+          <w:numId w:val="45"/>
+        </w:numPr>
+      </w:pPr>
+    </w:p>
     <w:p/>
     <w:p/>
     <w:p/>
@@ -12028,6 +14379,123 @@
     </w:lvl>
   </w:abstractNum>
   <w:abstractNum w:abstractNumId="14" w15:restartNumberingAfterBreak="0">
+    <w:nsid w:val="1D7F480F"/>
+    <w:multiLevelType w:val="multilevel"/>
+    <w:tmpl w:val="60EA65E8"/>
+    <w:lvl w:ilvl="0">
+      <w:start w:val="1"/>
+      <w:numFmt w:val="decimal"/>
+      <w:lvlText w:val="%1."/>
+      <w:lvlJc w:val="left"/>
+      <w:pPr>
+        <w:tabs>
+          <w:tab w:val="num" w:pos="720"/>
+        </w:tabs>
+        <w:ind w:left="720" w:hanging="360"/>
+      </w:pPr>
+    </w:lvl>
+    <w:lvl w:ilvl="1">
+      <w:start w:val="1"/>
+      <w:numFmt w:val="bullet"/>
+      <w:lvlText w:val="o"/>
+      <w:lvlJc w:val="left"/>
+      <w:pPr>
+        <w:tabs>
+          <w:tab w:val="num" w:pos="1440"/>
+        </w:tabs>
+        <w:ind w:left="1440" w:hanging="360"/>
+      </w:pPr>
+      <w:rPr>
+        <w:rFonts w:ascii="Courier New" w:hAnsi="Courier New" w:hint="default"/>
+        <w:sz w:val="20"/>
+      </w:rPr>
+    </w:lvl>
+    <w:lvl w:ilvl="2" w:tentative="1">
+      <w:start w:val="1"/>
+      <w:numFmt w:val="decimal"/>
+      <w:lvlText w:val="%3."/>
+      <w:lvlJc w:val="left"/>
+      <w:pPr>
+        <w:tabs>
+          <w:tab w:val="num" w:pos="2160"/>
+        </w:tabs>
+        <w:ind w:left="2160" w:hanging="360"/>
+      </w:pPr>
+    </w:lvl>
+    <w:lvl w:ilvl="3" w:tentative="1">
+      <w:start w:val="1"/>
+      <w:numFmt w:val="decimal"/>
+      <w:lvlText w:val="%4."/>
+      <w:lvlJc w:val="left"/>
+      <w:pPr>
+        <w:tabs>
+          <w:tab w:val="num" w:pos="2880"/>
+        </w:tabs>
+        <w:ind w:left="2880" w:hanging="360"/>
+      </w:pPr>
+    </w:lvl>
+    <w:lvl w:ilvl="4" w:tentative="1">
+      <w:start w:val="1"/>
+      <w:numFmt w:val="decimal"/>
+      <w:lvlText w:val="%5."/>
+      <w:lvlJc w:val="left"/>
+      <w:pPr>
+        <w:tabs>
+          <w:tab w:val="num" w:pos="3600"/>
+        </w:tabs>
+        <w:ind w:left="3600" w:hanging="360"/>
+      </w:pPr>
+    </w:lvl>
+    <w:lvl w:ilvl="5" w:tentative="1">
+      <w:start w:val="1"/>
+      <w:numFmt w:val="decimal"/>
+      <w:lvlText w:val="%6."/>
+      <w:lvlJc w:val="left"/>
+      <w:pPr>
+        <w:tabs>
+          <w:tab w:val="num" w:pos="4320"/>
+        </w:tabs>
+        <w:ind w:left="4320" w:hanging="360"/>
+      </w:pPr>
+    </w:lvl>
+    <w:lvl w:ilvl="6" w:tentative="1">
+      <w:start w:val="1"/>
+      <w:numFmt w:val="decimal"/>
+      <w:lvlText w:val="%7."/>
+      <w:lvlJc w:val="left"/>
+      <w:pPr>
+        <w:tabs>
+          <w:tab w:val="num" w:pos="5040"/>
+        </w:tabs>
+        <w:ind w:left="5040" w:hanging="360"/>
+      </w:pPr>
+    </w:lvl>
+    <w:lvl w:ilvl="7" w:tentative="1">
+      <w:start w:val="1"/>
+      <w:numFmt w:val="decimal"/>
+      <w:lvlText w:val="%8."/>
+      <w:lvlJc w:val="left"/>
+      <w:pPr>
+        <w:tabs>
+          <w:tab w:val="num" w:pos="5760"/>
+        </w:tabs>
+        <w:ind w:left="5760" w:hanging="360"/>
+      </w:pPr>
+    </w:lvl>
+    <w:lvl w:ilvl="8" w:tentative="1">
+      <w:start w:val="1"/>
+      <w:numFmt w:val="decimal"/>
+      <w:lvlText w:val="%9."/>
+      <w:lvlJc w:val="left"/>
+      <w:pPr>
+        <w:tabs>
+          <w:tab w:val="num" w:pos="6480"/>
+        </w:tabs>
+        <w:ind w:left="6480" w:hanging="360"/>
+      </w:pPr>
+    </w:lvl>
+  </w:abstractNum>
+  <w:abstractNum w:abstractNumId="15" w15:restartNumberingAfterBreak="0">
     <w:nsid w:val="22217606"/>
     <w:multiLevelType w:val="multilevel"/>
     <w:tmpl w:val="4CB09192"/>
@@ -12176,7 +14644,7 @@
       </w:rPr>
     </w:lvl>
   </w:abstractNum>
-  <w:abstractNum w:abstractNumId="15" w15:restartNumberingAfterBreak="0">
+  <w:abstractNum w:abstractNumId="16" w15:restartNumberingAfterBreak="0">
     <w:nsid w:val="242F48C5"/>
     <w:multiLevelType w:val="multilevel"/>
     <w:tmpl w:val="C428C584"/>
@@ -12325,7 +14793,7 @@
       </w:rPr>
     </w:lvl>
   </w:abstractNum>
-  <w:abstractNum w:abstractNumId="16" w15:restartNumberingAfterBreak="0">
+  <w:abstractNum w:abstractNumId="17" w15:restartNumberingAfterBreak="0">
     <w:nsid w:val="25283236"/>
     <w:multiLevelType w:val="multilevel"/>
     <w:tmpl w:val="0CD49194"/>
@@ -12474,7 +14942,7 @@
       </w:rPr>
     </w:lvl>
   </w:abstractNum>
-  <w:abstractNum w:abstractNumId="17" w15:restartNumberingAfterBreak="0">
+  <w:abstractNum w:abstractNumId="18" w15:restartNumberingAfterBreak="0">
     <w:nsid w:val="28A85F52"/>
     <w:multiLevelType w:val="multilevel"/>
     <w:tmpl w:val="3C1C860A"/>
@@ -12623,7 +15091,7 @@
       </w:rPr>
     </w:lvl>
   </w:abstractNum>
-  <w:abstractNum w:abstractNumId="18" w15:restartNumberingAfterBreak="0">
+  <w:abstractNum w:abstractNumId="19" w15:restartNumberingAfterBreak="0">
     <w:nsid w:val="2B674B54"/>
     <w:multiLevelType w:val="multilevel"/>
     <w:tmpl w:val="11124436"/>
@@ -12772,7 +15240,7 @@
       </w:rPr>
     </w:lvl>
   </w:abstractNum>
-  <w:abstractNum w:abstractNumId="19" w15:restartNumberingAfterBreak="0">
+  <w:abstractNum w:abstractNumId="20" w15:restartNumberingAfterBreak="0">
     <w:nsid w:val="2CDD57A5"/>
     <w:multiLevelType w:val="multilevel"/>
     <w:tmpl w:val="5A46AE06"/>
@@ -12921,7 +15389,7 @@
       </w:rPr>
     </w:lvl>
   </w:abstractNum>
-  <w:abstractNum w:abstractNumId="20" w15:restartNumberingAfterBreak="0">
+  <w:abstractNum w:abstractNumId="21" w15:restartNumberingAfterBreak="0">
     <w:nsid w:val="317C1342"/>
     <w:multiLevelType w:val="multilevel"/>
     <w:tmpl w:val="14960A70"/>
@@ -13070,7 +15538,7 @@
       </w:rPr>
     </w:lvl>
   </w:abstractNum>
-  <w:abstractNum w:abstractNumId="21" w15:restartNumberingAfterBreak="0">
+  <w:abstractNum w:abstractNumId="22" w15:restartNumberingAfterBreak="0">
     <w:nsid w:val="358A2CB9"/>
     <w:multiLevelType w:val="multilevel"/>
     <w:tmpl w:val="E30E2558"/>
@@ -13219,7 +15687,120 @@
       </w:rPr>
     </w:lvl>
   </w:abstractNum>
-  <w:abstractNum w:abstractNumId="22" w15:restartNumberingAfterBreak="0">
+  <w:abstractNum w:abstractNumId="23" w15:restartNumberingAfterBreak="0">
+    <w:nsid w:val="36355DDC"/>
+    <w:multiLevelType w:val="multilevel"/>
+    <w:tmpl w:val="1ACEA014"/>
+    <w:lvl w:ilvl="0">
+      <w:start w:val="1"/>
+      <w:numFmt w:val="decimal"/>
+      <w:lvlText w:val="%1."/>
+      <w:lvlJc w:val="left"/>
+      <w:pPr>
+        <w:tabs>
+          <w:tab w:val="num" w:pos="720"/>
+        </w:tabs>
+        <w:ind w:left="720" w:hanging="360"/>
+      </w:pPr>
+    </w:lvl>
+    <w:lvl w:ilvl="1" w:tentative="1">
+      <w:start w:val="1"/>
+      <w:numFmt w:val="decimal"/>
+      <w:lvlText w:val="%2."/>
+      <w:lvlJc w:val="left"/>
+      <w:pPr>
+        <w:tabs>
+          <w:tab w:val="num" w:pos="1440"/>
+        </w:tabs>
+        <w:ind w:left="1440" w:hanging="360"/>
+      </w:pPr>
+    </w:lvl>
+    <w:lvl w:ilvl="2" w:tentative="1">
+      <w:start w:val="1"/>
+      <w:numFmt w:val="decimal"/>
+      <w:lvlText w:val="%3."/>
+      <w:lvlJc w:val="left"/>
+      <w:pPr>
+        <w:tabs>
+          <w:tab w:val="num" w:pos="2160"/>
+        </w:tabs>
+        <w:ind w:left="2160" w:hanging="360"/>
+      </w:pPr>
+    </w:lvl>
+    <w:lvl w:ilvl="3" w:tentative="1">
+      <w:start w:val="1"/>
+      <w:numFmt w:val="decimal"/>
+      <w:lvlText w:val="%4."/>
+      <w:lvlJc w:val="left"/>
+      <w:pPr>
+        <w:tabs>
+          <w:tab w:val="num" w:pos="2880"/>
+        </w:tabs>
+        <w:ind w:left="2880" w:hanging="360"/>
+      </w:pPr>
+    </w:lvl>
+    <w:lvl w:ilvl="4" w:tentative="1">
+      <w:start w:val="1"/>
+      <w:numFmt w:val="decimal"/>
+      <w:lvlText w:val="%5."/>
+      <w:lvlJc w:val="left"/>
+      <w:pPr>
+        <w:tabs>
+          <w:tab w:val="num" w:pos="3600"/>
+        </w:tabs>
+        <w:ind w:left="3600" w:hanging="360"/>
+      </w:pPr>
+    </w:lvl>
+    <w:lvl w:ilvl="5" w:tentative="1">
+      <w:start w:val="1"/>
+      <w:numFmt w:val="decimal"/>
+      <w:lvlText w:val="%6."/>
+      <w:lvlJc w:val="left"/>
+      <w:pPr>
+        <w:tabs>
+          <w:tab w:val="num" w:pos="4320"/>
+        </w:tabs>
+        <w:ind w:left="4320" w:hanging="360"/>
+      </w:pPr>
+    </w:lvl>
+    <w:lvl w:ilvl="6" w:tentative="1">
+      <w:start w:val="1"/>
+      <w:numFmt w:val="decimal"/>
+      <w:lvlText w:val="%7."/>
+      <w:lvlJc w:val="left"/>
+      <w:pPr>
+        <w:tabs>
+          <w:tab w:val="num" w:pos="5040"/>
+        </w:tabs>
+        <w:ind w:left="5040" w:hanging="360"/>
+      </w:pPr>
+    </w:lvl>
+    <w:lvl w:ilvl="7" w:tentative="1">
+      <w:start w:val="1"/>
+      <w:numFmt w:val="decimal"/>
+      <w:lvlText w:val="%8."/>
+      <w:lvlJc w:val="left"/>
+      <w:pPr>
+        <w:tabs>
+          <w:tab w:val="num" w:pos="5760"/>
+        </w:tabs>
+        <w:ind w:left="5760" w:hanging="360"/>
+      </w:pPr>
+    </w:lvl>
+    <w:lvl w:ilvl="8" w:tentative="1">
+      <w:start w:val="1"/>
+      <w:numFmt w:val="decimal"/>
+      <w:lvlText w:val="%9."/>
+      <w:lvlJc w:val="left"/>
+      <w:pPr>
+        <w:tabs>
+          <w:tab w:val="num" w:pos="6480"/>
+        </w:tabs>
+        <w:ind w:left="6480" w:hanging="360"/>
+      </w:pPr>
+    </w:lvl>
+  </w:abstractNum>
+  <w:abstractNum w:abstractNumId="24" w15:restartNumberingAfterBreak="0">
     <w:nsid w:val="37F152C0"/>
     <w:multiLevelType w:val="multilevel"/>
     <w:tmpl w:val="C3669400"/>
@@ -13368,7 +15949,7 @@
       </w:rPr>
     </w:lvl>
   </w:abstractNum>
-  <w:abstractNum w:abstractNumId="23" w15:restartNumberingAfterBreak="0">
+  <w:abstractNum w:abstractNumId="25" w15:restartNumberingAfterBreak="0">
     <w:nsid w:val="389857A5"/>
     <w:multiLevelType w:val="multilevel"/>
     <w:tmpl w:val="22A8E3BC"/>
@@ -13517,7 +16098,98 @@
       </w:rPr>
     </w:lvl>
   </w:abstractNum>
-  <w:abstractNum w:abstractNumId="24" w15:restartNumberingAfterBreak="0">
+  <w:abstractNum w:abstractNumId="26" w15:restartNumberingAfterBreak="0">
+    <w:nsid w:val="43E86784"/>
+    <w:multiLevelType w:val="hybridMultilevel"/>
+    <w:tmpl w:val="9776057A"/>
+    <w:lvl w:ilvl="0" w:tplc="97C83DE8">
+      <w:start w:val="1"/>
+      <w:numFmt w:val="decimal"/>
+      <w:lvlText w:val="%1."/>
+      <w:lvlJc w:val="left"/>
+      <w:pPr>
+        <w:ind w:left="720" w:hanging="360"/>
+      </w:pPr>
+      <w:rPr>
+        <w:rFonts w:hint="default"/>
+        <w:b/>
+        <w:bCs/>
+      </w:rPr>
+    </w:lvl>
+    <w:lvl w:ilvl="1" w:tplc="40090019" w:tentative="1">
+      <w:start w:val="1"/>
+      <w:numFmt w:val="lowerLetter"/>
+      <w:lvlText w:val="%2."/>
+      <w:lvlJc w:val="left"/>
+      <w:pPr>
+        <w:ind w:left="1440" w:hanging="360"/>
+      </w:pPr>
+    </w:lvl>
+    <w:lvl w:ilvl="2" w:tplc="4009001B" w:tentative="1">
+      <w:start w:val="1"/>
+      <w:numFmt w:val="lowerRoman"/>
+      <w:lvlText w:val="%3."/>
+      <w:lvlJc w:val="right"/>
+      <w:pPr>
+        <w:ind w:left="2160" w:hanging="180"/>
+      </w:pPr>
+    </w:lvl>
+    <w:lvl w:ilvl="3" w:tplc="4009000F" w:tentative="1">
+      <w:start w:val="1"/>
+      <w:numFmt w:val="decimal"/>
+      <w:lvlText w:val="%4."/>
+      <w:lvlJc w:val="left"/>
+      <w:pPr>
+        <w:ind w:left="2880" w:hanging="360"/>
+      </w:pPr>
+    </w:lvl>
+    <w:lvl w:ilvl="4" w:tplc="40090019" w:tentative="1">
+      <w:start w:val="1"/>
+      <w:numFmt w:val="lowerLetter"/>
+      <w:lvlText w:val="%5."/>
+      <w:lvlJc w:val="left"/>
+      <w:pPr>
+        <w:ind w:left="3600" w:hanging="360"/>
+      </w:pPr>
+    </w:lvl>
+    <w:lvl w:ilvl="5" w:tplc="4009001B" w:tentative="1">
+      <w:start w:val="1"/>
+      <w:numFmt w:val="lowerRoman"/>
+      <w:lvlText w:val="%6."/>
+      <w:lvlJc w:val="right"/>
+      <w:pPr>
+        <w:ind w:left="4320" w:hanging="180"/>
+      </w:pPr>
+    </w:lvl>
+    <w:lvl w:ilvl="6" w:tplc="4009000F" w:tentative="1">
+      <w:start w:val="1"/>
+      <w:numFmt w:val="decimal"/>
+      <w:lvlText w:val="%7."/>
+      <w:lvlJc w:val="left"/>
+      <w:pPr>
+        <w:ind w:left="5040" w:hanging="360"/>
+      </w:pPr>
+    </w:lvl>
+    <w:lvl w:ilvl="7" w:tplc="40090019" w:tentative="1">
+      <w:start w:val="1"/>
+      <w:numFmt w:val="lowerLetter"/>
+      <w:lvlText w:val="%8."/>
+      <w:lvlJc w:val="left"/>
+      <w:pPr>
+        <w:ind w:left="5760" w:hanging="360"/>
+      </w:pPr>
+    </w:lvl>
+    <w:lvl w:ilvl="8" w:tplc="4009001B" w:tentative="1">
+      <w:start w:val="1"/>
+      <w:numFmt w:val="lowerRoman"/>
+      <w:lvlText w:val="%9."/>
+      <w:lvlJc w:val="right"/>
+      <w:pPr>
+        <w:ind w:left="6480" w:hanging="180"/>
+      </w:pPr>
+    </w:lvl>
+  </w:abstractNum>
+  <w:abstractNum w:abstractNumId="27" w15:restartNumberingAfterBreak="0">
     <w:nsid w:val="47E148AD"/>
     <w:multiLevelType w:val="multilevel"/>
     <w:tmpl w:val="BF885AE8"/>
@@ -13666,7 +16338,7 @@
       </w:rPr>
     </w:lvl>
   </w:abstractNum>
-  <w:abstractNum w:abstractNumId="25" w15:restartNumberingAfterBreak="0">
+  <w:abstractNum w:abstractNumId="28" w15:restartNumberingAfterBreak="0">
     <w:nsid w:val="4CE10C31"/>
     <w:multiLevelType w:val="multilevel"/>
     <w:tmpl w:val="A678F0C2"/>
@@ -13815,7 +16487,7 @@
       </w:rPr>
     </w:lvl>
   </w:abstractNum>
-  <w:abstractNum w:abstractNumId="26" w15:restartNumberingAfterBreak="0">
+  <w:abstractNum w:abstractNumId="29" w15:restartNumberingAfterBreak="0">
     <w:nsid w:val="601F5976"/>
     <w:multiLevelType w:val="multilevel"/>
     <w:tmpl w:val="7F5A021A"/>
@@ -13964,7 +16636,7 @@
       </w:rPr>
     </w:lvl>
   </w:abstractNum>
-  <w:abstractNum w:abstractNumId="27" w15:restartNumberingAfterBreak="0">
+  <w:abstractNum w:abstractNumId="30" w15:restartNumberingAfterBreak="0">
     <w:nsid w:val="63A8617C"/>
     <w:multiLevelType w:val="multilevel"/>
     <w:tmpl w:val="4670C9C6"/>
@@ -14113,7 +16785,7 @@
       </w:rPr>
     </w:lvl>
   </w:abstractNum>
-  <w:abstractNum w:abstractNumId="28" w15:restartNumberingAfterBreak="0">
+  <w:abstractNum w:abstractNumId="31" w15:restartNumberingAfterBreak="0">
     <w:nsid w:val="65472B66"/>
     <w:multiLevelType w:val="multilevel"/>
     <w:tmpl w:val="67C69B2A"/>
@@ -14262,7 +16934,7 @@
       </w:rPr>
     </w:lvl>
   </w:abstractNum>
-  <w:abstractNum w:abstractNumId="29" w15:restartNumberingAfterBreak="0">
+  <w:abstractNum w:abstractNumId="32" w15:restartNumberingAfterBreak="0">
     <w:nsid w:val="67E634BE"/>
     <w:multiLevelType w:val="multilevel"/>
     <w:tmpl w:val="22EACB10"/>
@@ -14411,7 +17083,7 @@
       </w:rPr>
     </w:lvl>
   </w:abstractNum>
-  <w:abstractNum w:abstractNumId="30" w15:restartNumberingAfterBreak="0">
+  <w:abstractNum w:abstractNumId="33" w15:restartNumberingAfterBreak="0">
     <w:nsid w:val="69AD66B3"/>
     <w:multiLevelType w:val="multilevel"/>
     <w:tmpl w:val="699622F6"/>
@@ -14560,7 +17232,7 @@
       </w:rPr>
     </w:lvl>
   </w:abstractNum>
-  <w:abstractNum w:abstractNumId="31" w15:restartNumberingAfterBreak="0">
+  <w:abstractNum w:abstractNumId="34" w15:restartNumberingAfterBreak="0">
     <w:nsid w:val="6BF557AD"/>
     <w:multiLevelType w:val="multilevel"/>
     <w:tmpl w:val="862CDBEA"/>
@@ -14709,7 +17381,120 @@
       </w:rPr>
     </w:lvl>
   </w:abstractNum>
-  <w:abstractNum w:abstractNumId="32" w15:restartNumberingAfterBreak="0">
+  <w:abstractNum w:abstractNumId="35" w15:restartNumberingAfterBreak="0">
+    <w:nsid w:val="6CD739A9"/>
+    <w:multiLevelType w:val="multilevel"/>
+    <w:tmpl w:val="90B4E118"/>
+    <w:lvl w:ilvl="0">
+      <w:start w:val="1"/>
+      <w:numFmt w:val="decimal"/>
+      <w:lvlText w:val="%1."/>
+      <w:lvlJc w:val="left"/>
+      <w:pPr>
+        <w:tabs>
+          <w:tab w:val="num" w:pos="720"/>
+        </w:tabs>
+        <w:ind w:left="720" w:hanging="360"/>
+      </w:pPr>
+    </w:lvl>
+    <w:lvl w:ilvl="1" w:tentative="1">
+      <w:start w:val="1"/>
+      <w:numFmt w:val="decimal"/>
+      <w:lvlText w:val="%2."/>
+      <w:lvlJc w:val="left"/>
+      <w:pPr>
+        <w:tabs>
+          <w:tab w:val="num" w:pos="1440"/>
+        </w:tabs>
+        <w:ind w:left="1440" w:hanging="360"/>
+      </w:pPr>
+    </w:lvl>
+    <w:lvl w:ilvl="2" w:tentative="1">
+      <w:start w:val="1"/>
+      <w:numFmt w:val="decimal"/>
+      <w:lvlText w:val="%3."/>
+      <w:lvlJc w:val="left"/>
+      <w:pPr>
+        <w:tabs>
+          <w:tab w:val="num" w:pos="2160"/>
+        </w:tabs>
+        <w:ind w:left="2160" w:hanging="360"/>
+      </w:pPr>
+    </w:lvl>
+    <w:lvl w:ilvl="3" w:tentative="1">
+      <w:start w:val="1"/>
+      <w:numFmt w:val="decimal"/>
+      <w:lvlText w:val="%4."/>
+      <w:lvlJc w:val="left"/>
+      <w:pPr>
+        <w:tabs>
+          <w:tab w:val="num" w:pos="2880"/>
+        </w:tabs>
+        <w:ind w:left="2880" w:hanging="360"/>
+      </w:pPr>
+    </w:lvl>
+    <w:lvl w:ilvl="4" w:tentative="1">
+      <w:start w:val="1"/>
+      <w:numFmt w:val="decimal"/>
+      <w:lvlText w:val="%5."/>
+      <w:lvlJc w:val="left"/>
+      <w:pPr>
+        <w:tabs>
+          <w:tab w:val="num" w:pos="3600"/>
+        </w:tabs>
+        <w:ind w:left="3600" w:hanging="360"/>
+      </w:pPr>
+    </w:lvl>
+    <w:lvl w:ilvl="5" w:tentative="1">
+      <w:start w:val="1"/>
+      <w:numFmt w:val="decimal"/>
+      <w:lvlText w:val="%6."/>
+      <w:lvlJc w:val="left"/>
+      <w:pPr>
+        <w:tabs>
+          <w:tab w:val="num" w:pos="4320"/>
+        </w:tabs>
+        <w:ind w:left="4320" w:hanging="360"/>
+      </w:pPr>
+    </w:lvl>
+    <w:lvl w:ilvl="6" w:tentative="1">
+      <w:start w:val="1"/>
+      <w:numFmt w:val="decimal"/>
+      <w:lvlText w:val="%7."/>
+      <w:lvlJc w:val="left"/>
+      <w:pPr>
+        <w:tabs>
+          <w:tab w:val="num" w:pos="5040"/>
+        </w:tabs>
+        <w:ind w:left="5040" w:hanging="360"/>
+      </w:pPr>
+    </w:lvl>
+    <w:lvl w:ilvl="7" w:tentative="1">
+      <w:start w:val="1"/>
+      <w:numFmt w:val="decimal"/>
+      <w:lvlText w:val="%8."/>
+      <w:lvlJc w:val="left"/>
+      <w:pPr>
+        <w:tabs>
+          <w:tab w:val="num" w:pos="5760"/>
+        </w:tabs>
+        <w:ind w:left="5760" w:hanging="360"/>
+      </w:pPr>
+    </w:lvl>
+    <w:lvl w:ilvl="8" w:tentative="1">
+      <w:start w:val="1"/>
+      <w:numFmt w:val="decimal"/>
+      <w:lvlText w:val="%9."/>
+      <w:lvlJc w:val="left"/>
+      <w:pPr>
+        <w:tabs>
+          <w:tab w:val="num" w:pos="6480"/>
+        </w:tabs>
+        <w:ind w:left="6480" w:hanging="360"/>
+      </w:pPr>
+    </w:lvl>
+  </w:abstractNum>
+  <w:abstractNum w:abstractNumId="36" w15:restartNumberingAfterBreak="0">
     <w:nsid w:val="6E2D0E0E"/>
     <w:multiLevelType w:val="multilevel"/>
     <w:tmpl w:val="B5700500"/>
@@ -14858,7 +17643,7 @@
       </w:rPr>
     </w:lvl>
   </w:abstractNum>
-  <w:abstractNum w:abstractNumId="33" w15:restartNumberingAfterBreak="0">
+  <w:abstractNum w:abstractNumId="37" w15:restartNumberingAfterBreak="0">
     <w:nsid w:val="70C04660"/>
     <w:multiLevelType w:val="multilevel"/>
     <w:tmpl w:val="34FE8018"/>
@@ -14971,7 +17756,7 @@
       </w:pPr>
     </w:lvl>
   </w:abstractNum>
-  <w:abstractNum w:abstractNumId="34" w15:restartNumberingAfterBreak="0">
+  <w:abstractNum w:abstractNumId="38" w15:restartNumberingAfterBreak="0">
     <w:nsid w:val="72463C3C"/>
     <w:multiLevelType w:val="multilevel"/>
     <w:tmpl w:val="0234F49C"/>
@@ -15120,7 +17905,7 @@
       </w:rPr>
     </w:lvl>
   </w:abstractNum>
-  <w:abstractNum w:abstractNumId="35" w15:restartNumberingAfterBreak="0">
+  <w:abstractNum w:abstractNumId="39" w15:restartNumberingAfterBreak="0">
     <w:nsid w:val="731D774E"/>
     <w:multiLevelType w:val="multilevel"/>
     <w:tmpl w:val="764A6D98"/>
@@ -15269,7 +18054,156 @@
       </w:rPr>
     </w:lvl>
   </w:abstractNum>
-  <w:abstractNum w:abstractNumId="36" w15:restartNumberingAfterBreak="0">
+  <w:abstractNum w:abstractNumId="40" w15:restartNumberingAfterBreak="0">
+    <w:nsid w:val="73571FC5"/>
+    <w:multiLevelType w:val="multilevel"/>
+    <w:tmpl w:val="ECEA80AA"/>
+    <w:lvl w:ilvl="0">
+      <w:start w:val="1"/>
+      <w:numFmt w:val="bullet"/>
+      <w:lvlText w:val=""/>
+      <w:lvlJc w:val="left"/>
+      <w:pPr>
+        <w:tabs>
+          <w:tab w:val="num" w:pos="720"/>
+        </w:tabs>
+        <w:ind w:left="720" w:hanging="360"/>
+      </w:pPr>
+      <w:rPr>
+        <w:rFonts w:ascii="Symbol" w:hAnsi="Symbol" w:hint="default"/>
+        <w:sz w:val="20"/>
+      </w:rPr>
+    </w:lvl>
+    <w:lvl w:ilvl="1" w:tentative="1">
+      <w:start w:val="1"/>
+      <w:numFmt w:val="bullet"/>
+      <w:lvlText w:val=""/>
+      <w:lvlJc w:val="left"/>
+      <w:pPr>
+        <w:tabs>
+          <w:tab w:val="num" w:pos="1440"/>
+        </w:tabs>
+        <w:ind w:left="1440" w:hanging="360"/>
+      </w:pPr>
+      <w:rPr>
+        <w:rFonts w:ascii="Symbol" w:hAnsi="Symbol" w:hint="default"/>
+        <w:sz w:val="20"/>
+      </w:rPr>
+    </w:lvl>
+    <w:lvl w:ilvl="2" w:tentative="1">
+      <w:start w:val="1"/>
+      <w:numFmt w:val="bullet"/>
+      <w:lvlText w:val=""/>
+      <w:lvlJc w:val="left"/>
+      <w:pPr>
+        <w:tabs>
+          <w:tab w:val="num" w:pos="2160"/>
+        </w:tabs>
+        <w:ind w:left="2160" w:hanging="360"/>
+      </w:pPr>
+      <w:rPr>
+        <w:rFonts w:ascii="Symbol" w:hAnsi="Symbol" w:hint="default"/>
+        <w:sz w:val="20"/>
+      </w:rPr>
+    </w:lvl>
+    <w:lvl w:ilvl="3" w:tentative="1">
+      <w:start w:val="1"/>
+      <w:numFmt w:val="bullet"/>
+      <w:lvlText w:val=""/>
+      <w:lvlJc w:val="left"/>
+      <w:pPr>
+        <w:tabs>
+          <w:tab w:val="num" w:pos="2880"/>
+        </w:tabs>
+        <w:ind w:left="2880" w:hanging="360"/>
+      </w:pPr>
+      <w:rPr>
+        <w:rFonts w:ascii="Symbol" w:hAnsi="Symbol" w:hint="default"/>
+        <w:sz w:val="20"/>
+      </w:rPr>
+    </w:lvl>
+    <w:lvl w:ilvl="4" w:tentative="1">
+      <w:start w:val="1"/>
+      <w:numFmt w:val="bullet"/>
+      <w:lvlText w:val=""/>
+      <w:lvlJc w:val="left"/>
+      <w:pPr>
+        <w:tabs>
+          <w:tab w:val="num" w:pos="3600"/>
+        </w:tabs>
+        <w:ind w:left="3600" w:hanging="360"/>
+      </w:pPr>
+      <w:rPr>
+        <w:rFonts w:ascii="Symbol" w:hAnsi="Symbol" w:hint="default"/>
+        <w:sz w:val="20"/>
+      </w:rPr>
+    </w:lvl>
+    <w:lvl w:ilvl="5" w:tentative="1">
+      <w:start w:val="1"/>
+      <w:numFmt w:val="bullet"/>
+      <w:lvlText w:val=""/>
+      <w:lvlJc w:val="left"/>
+      <w:pPr>
+        <w:tabs>
+          <w:tab w:val="num" w:pos="4320"/>
+        </w:tabs>
+        <w:ind w:left="4320" w:hanging="360"/>
+      </w:pPr>
+      <w:rPr>
+        <w:rFonts w:ascii="Symbol" w:hAnsi="Symbol" w:hint="default"/>
+        <w:sz w:val="20"/>
+      </w:rPr>
+    </w:lvl>
+    <w:lvl w:ilvl="6" w:tentative="1">
+      <w:start w:val="1"/>
+      <w:numFmt w:val="bullet"/>
+      <w:lvlText w:val=""/>
+      <w:lvlJc w:val="left"/>
+      <w:pPr>
+        <w:tabs>
+          <w:tab w:val="num" w:pos="5040"/>
+        </w:tabs>
+        <w:ind w:left="5040" w:hanging="360"/>
+      </w:pPr>
+      <w:rPr>
+        <w:rFonts w:ascii="Symbol" w:hAnsi="Symbol" w:hint="default"/>
+        <w:sz w:val="20"/>
+      </w:rPr>
+    </w:lvl>
+    <w:lvl w:ilvl="7" w:tentative="1">
+      <w:start w:val="1"/>
+      <w:numFmt w:val="bullet"/>
+      <w:lvlText w:val=""/>
+      <w:lvlJc w:val="left"/>
+      <w:pPr>
+        <w:tabs>
+          <w:tab w:val="num" w:pos="5760"/>
+        </w:tabs>
+        <w:ind w:left="5760" w:hanging="360"/>
+      </w:pPr>
+      <w:rPr>
+        <w:rFonts w:ascii="Symbol" w:hAnsi="Symbol" w:hint="default"/>
+        <w:sz w:val="20"/>
+      </w:rPr>
+    </w:lvl>
+    <w:lvl w:ilvl="8" w:tentative="1">
+      <w:start w:val="1"/>
+      <w:numFmt w:val="bullet"/>
+      <w:lvlText w:val=""/>
+      <w:lvlJc w:val="left"/>
+      <w:pPr>
+        <w:tabs>
+          <w:tab w:val="num" w:pos="6480"/>
+        </w:tabs>
+        <w:ind w:left="6480" w:hanging="360"/>
+      </w:pPr>
+      <w:rPr>
+        <w:rFonts w:ascii="Symbol" w:hAnsi="Symbol" w:hint="default"/>
+        <w:sz w:val="20"/>
+      </w:rPr>
+    </w:lvl>
+  </w:abstractNum>
+  <w:abstractNum w:abstractNumId="41" w15:restartNumberingAfterBreak="0">
     <w:nsid w:val="759A6B45"/>
     <w:multiLevelType w:val="multilevel"/>
     <w:tmpl w:val="ED9C2F78"/>
@@ -15418,7 +18352,7 @@
       </w:rPr>
     </w:lvl>
   </w:abstractNum>
-  <w:abstractNum w:abstractNumId="37" w15:restartNumberingAfterBreak="0">
+  <w:abstractNum w:abstractNumId="42" w15:restartNumberingAfterBreak="0">
     <w:nsid w:val="76D2266D"/>
     <w:multiLevelType w:val="multilevel"/>
     <w:tmpl w:val="AE3E156C"/>
@@ -15567,7 +18501,7 @@
       </w:rPr>
     </w:lvl>
   </w:abstractNum>
-  <w:abstractNum w:abstractNumId="38" w15:restartNumberingAfterBreak="0">
+  <w:abstractNum w:abstractNumId="43" w15:restartNumberingAfterBreak="0">
     <w:nsid w:val="79A620D7"/>
     <w:multiLevelType w:val="multilevel"/>
     <w:tmpl w:val="45DEAB2E"/>
@@ -15684,7 +18618,7 @@
       </w:pPr>
     </w:lvl>
   </w:abstractNum>
-  <w:abstractNum w:abstractNumId="39" w15:restartNumberingAfterBreak="0">
+  <w:abstractNum w:abstractNumId="44" w15:restartNumberingAfterBreak="0">
     <w:nsid w:val="7E1A6FCC"/>
     <w:multiLevelType w:val="multilevel"/>
     <w:tmpl w:val="7346CD48"/>
@@ -15834,46 +18768,46 @@
     </w:lvl>
   </w:abstractNum>
   <w:num w:numId="1" w16cid:durableId="1081492037">
-    <w:abstractNumId w:val="16"/>
+    <w:abstractNumId w:val="17"/>
   </w:num>
   <w:num w:numId="2" w16cid:durableId="1359967870">
     <w:abstractNumId w:val="3"/>
   </w:num>
   <w:num w:numId="3" w16cid:durableId="972173521">
-    <w:abstractNumId w:val="38"/>
+    <w:abstractNumId w:val="43"/>
   </w:num>
   <w:num w:numId="4" w16cid:durableId="1220046239">
-    <w:abstractNumId w:val="33"/>
+    <w:abstractNumId w:val="37"/>
   </w:num>
   <w:num w:numId="5" w16cid:durableId="1833256355">
-    <w:abstractNumId w:val="28"/>
+    <w:abstractNumId w:val="31"/>
     <w:lvlOverride w:ilvl="0">
       <w:startOverride w:val="1"/>
     </w:lvlOverride>
   </w:num>
   <w:num w:numId="6" w16cid:durableId="857041395">
-    <w:abstractNumId w:val="28"/>
+    <w:abstractNumId w:val="31"/>
     <w:lvlOverride w:ilvl="0">
       <w:startOverride w:val="2"/>
     </w:lvlOverride>
   </w:num>
   <w:num w:numId="7" w16cid:durableId="1184518115">
-    <w:abstractNumId w:val="28"/>
+    <w:abstractNumId w:val="31"/>
     <w:lvlOverride w:ilvl="0">
       <w:startOverride w:val="3"/>
     </w:lvlOverride>
   </w:num>
   <w:num w:numId="8" w16cid:durableId="1001203845">
-    <w:abstractNumId w:val="28"/>
+    <w:abstractNumId w:val="31"/>
     <w:lvlOverride w:ilvl="0">
       <w:startOverride w:val="4"/>
     </w:lvlOverride>
   </w:num>
   <w:num w:numId="9" w16cid:durableId="1743064503">
-    <w:abstractNumId w:val="34"/>
+    <w:abstractNumId w:val="38"/>
   </w:num>
   <w:num w:numId="10" w16cid:durableId="1092969622">
-    <w:abstractNumId w:val="30"/>
+    <w:abstractNumId w:val="33"/>
   </w:num>
   <w:num w:numId="11" w16cid:durableId="2095738871">
     <w:abstractNumId w:val="10"/>
@@ -15882,28 +18816,28 @@
     <w:abstractNumId w:val="4"/>
   </w:num>
   <w:num w:numId="13" w16cid:durableId="1979994691">
-    <w:abstractNumId w:val="20"/>
+    <w:abstractNumId w:val="21"/>
   </w:num>
   <w:num w:numId="14" w16cid:durableId="1817602345">
-    <w:abstractNumId w:val="25"/>
+    <w:abstractNumId w:val="28"/>
   </w:num>
   <w:num w:numId="15" w16cid:durableId="462649828">
     <w:abstractNumId w:val="9"/>
   </w:num>
   <w:num w:numId="16" w16cid:durableId="1584100039">
-    <w:abstractNumId w:val="29"/>
+    <w:abstractNumId w:val="32"/>
   </w:num>
   <w:num w:numId="17" w16cid:durableId="451941674">
-    <w:abstractNumId w:val="37"/>
+    <w:abstractNumId w:val="42"/>
   </w:num>
   <w:num w:numId="18" w16cid:durableId="1115365740">
-    <w:abstractNumId w:val="36"/>
+    <w:abstractNumId w:val="41"/>
   </w:num>
   <w:num w:numId="19" w16cid:durableId="341400160">
-    <w:abstractNumId w:val="27"/>
+    <w:abstractNumId w:val="30"/>
   </w:num>
   <w:num w:numId="20" w16cid:durableId="778449668">
-    <w:abstractNumId w:val="31"/>
+    <w:abstractNumId w:val="34"/>
   </w:num>
   <w:num w:numId="21" w16cid:durableId="477574853">
     <w:abstractNumId w:val="13"/>
@@ -15915,52 +18849,52 @@
     <w:abstractNumId w:val="1"/>
   </w:num>
   <w:num w:numId="24" w16cid:durableId="1679304663">
-    <w:abstractNumId w:val="17"/>
+    <w:abstractNumId w:val="18"/>
   </w:num>
   <w:num w:numId="25" w16cid:durableId="1684744088">
     <w:abstractNumId w:val="11"/>
   </w:num>
   <w:num w:numId="26" w16cid:durableId="1399597287">
-    <w:abstractNumId w:val="19"/>
+    <w:abstractNumId w:val="20"/>
   </w:num>
   <w:num w:numId="27" w16cid:durableId="155150543">
-    <w:abstractNumId w:val="26"/>
+    <w:abstractNumId w:val="29"/>
   </w:num>
   <w:num w:numId="28" w16cid:durableId="310600925">
     <w:abstractNumId w:val="8"/>
   </w:num>
   <w:num w:numId="29" w16cid:durableId="384371509">
-    <w:abstractNumId w:val="23"/>
+    <w:abstractNumId w:val="25"/>
   </w:num>
   <w:num w:numId="30" w16cid:durableId="1674911885">
     <w:abstractNumId w:val="5"/>
   </w:num>
   <w:num w:numId="31" w16cid:durableId="513767522">
-    <w:abstractNumId w:val="32"/>
+    <w:abstractNumId w:val="36"/>
   </w:num>
   <w:num w:numId="32" w16cid:durableId="889071358">
-    <w:abstractNumId w:val="22"/>
+    <w:abstractNumId w:val="24"/>
   </w:num>
   <w:num w:numId="33" w16cid:durableId="85424416">
-    <w:abstractNumId w:val="24"/>
+    <w:abstractNumId w:val="27"/>
   </w:num>
   <w:num w:numId="34" w16cid:durableId="1035890665">
     <w:abstractNumId w:val="0"/>
   </w:num>
   <w:num w:numId="35" w16cid:durableId="1632709188">
+    <w:abstractNumId w:val="44"/>
+  </w:num>
+  <w:num w:numId="36" w16cid:durableId="89205573">
+    <w:abstractNumId w:val="16"/>
+  </w:num>
+  <w:num w:numId="37" w16cid:durableId="201944382">
+    <w:abstractNumId w:val="15"/>
+  </w:num>
+  <w:num w:numId="38" w16cid:durableId="1789926889">
     <w:abstractNumId w:val="39"/>
   </w:num>
-  <w:num w:numId="36" w16cid:durableId="89205573">
-    <w:abstractNumId w:val="15"/>
-  </w:num>
-  <w:num w:numId="37" w16cid:durableId="201944382">
-    <w:abstractNumId w:val="14"/>
-  </w:num>
-  <w:num w:numId="38" w16cid:durableId="1789926889">
-    <w:abstractNumId w:val="35"/>
-  </w:num>
   <w:num w:numId="39" w16cid:durableId="325210899">
-    <w:abstractNumId w:val="18"/>
+    <w:abstractNumId w:val="19"/>
   </w:num>
   <w:num w:numId="40" w16cid:durableId="214197028">
     <w:abstractNumId w:val="6"/>
@@ -15969,10 +18903,25 @@
     <w:abstractNumId w:val="7"/>
   </w:num>
   <w:num w:numId="42" w16cid:durableId="87897343">
-    <w:abstractNumId w:val="21"/>
+    <w:abstractNumId w:val="22"/>
   </w:num>
   <w:num w:numId="43" w16cid:durableId="1132479950">
     <w:abstractNumId w:val="12"/>
+  </w:num>
+  <w:num w:numId="44" w16cid:durableId="924651457">
+    <w:abstractNumId w:val="40"/>
+  </w:num>
+  <w:num w:numId="45" w16cid:durableId="131598716">
+    <w:abstractNumId w:val="26"/>
+  </w:num>
+  <w:num w:numId="46" w16cid:durableId="1914007334">
+    <w:abstractNumId w:val="14"/>
+  </w:num>
+  <w:num w:numId="47" w16cid:durableId="1393458782">
+    <w:abstractNumId w:val="23"/>
+  </w:num>
+  <w:num w:numId="48" w16cid:durableId="1953780340">
+    <w:abstractNumId w:val="35"/>
   </w:num>
 </w:numbering>
 </file>
@@ -16969,6 +19918,18 @@
       <w:ind w:left="440"/>
     </w:pPr>
   </w:style>
+  <w:style w:type="character" w:styleId="UnresolvedMention">
+    <w:name w:val="Unresolved Mention"/>
+    <w:basedOn w:val="DefaultParagraphFont"/>
+    <w:uiPriority w:val="99"/>
+    <w:semiHidden/>
+    <w:unhideWhenUsed/>
+    <w:rsid w:val="00A83F59"/>
+    <w:rPr>
+      <w:color w:val="605E5C"/>
+      <w:shd w:val="clear" w:color="auto" w:fill="E1DFDD"/>
+    </w:rPr>
+  </w:style>
 </w:styles>
 </file>
 
